--- a/text.docx
+++ b/text.docx
@@ -318,7 +318,7 @@
       <w:pPr>
         <w:spacing w:line="360" w:lineRule="auto"/>
         <w:rPr>
-          <w:rFonts w:ascii="宋体" w:hAnsi="宋体" w:cs="宋体"/>
+          <w:rFonts w:ascii="宋体" w:hAnsi="宋体" w:cs="宋体" w:hint="eastAsia"/>
           <w:spacing w:val="40"/>
           <w:sz w:val="36"/>
           <w:szCs w:val="36"/>
@@ -329,7 +329,7 @@
       <w:pPr>
         <w:spacing w:line="360" w:lineRule="auto"/>
         <w:rPr>
-          <w:rFonts w:ascii="宋体" w:hAnsi="宋体" w:cs="宋体"/>
+          <w:rFonts w:ascii="宋体" w:hAnsi="宋体" w:cs="宋体" w:hint="eastAsia"/>
           <w:spacing w:val="40"/>
           <w:sz w:val="32"/>
           <w:szCs w:val="32"/>
@@ -414,6 +414,22 @@
                 <w:sz w:val="28"/>
               </w:rPr>
             </w:pPr>
+            <w:r>
+              <w:rPr>
+                <w:rFonts w:eastAsia="黑体" w:hint="eastAsia"/>
+                <w:bCs/>
+                <w:sz w:val="28"/>
+              </w:rPr>
+              <w:t>基于</w:t>
+            </w:r>
+            <w:r>
+              <w:rPr>
+                <w:rFonts w:eastAsia="黑体"/>
+                <w:bCs/>
+                <w:sz w:val="28"/>
+              </w:rPr>
+              <w:t>计算机视觉骨骼点的老人跌倒预警系统</w:t>
+            </w:r>
           </w:p>
         </w:tc>
       </w:tr>
@@ -479,11 +495,19 @@
               <w:spacing w:line="440" w:lineRule="atLeast"/>
               <w:jc w:val="left"/>
               <w:rPr>
+                <w:rFonts w:eastAsia="黑体" w:hint="eastAsia"/>
+                <w:bCs/>
+                <w:sz w:val="28"/>
+              </w:rPr>
+            </w:pPr>
+            <w:r>
+              <w:rPr>
                 <w:rFonts w:eastAsia="黑体"/>
                 <w:bCs/>
                 <w:sz w:val="28"/>
               </w:rPr>
-            </w:pPr>
+              <w:t>010824381017</w:t>
+            </w:r>
           </w:p>
         </w:tc>
       </w:tr>
@@ -546,6 +570,14 @@
                 <w:sz w:val="28"/>
               </w:rPr>
             </w:pPr>
+            <w:r>
+              <w:rPr>
+                <w:rFonts w:eastAsia="黑体"/>
+                <w:bCs/>
+                <w:sz w:val="28"/>
+              </w:rPr>
+              <w:t>四川大唐专修学院</w:t>
+            </w:r>
           </w:p>
         </w:tc>
       </w:tr>
@@ -625,6 +657,14 @@
                 <w:sz w:val="28"/>
               </w:rPr>
             </w:pPr>
+            <w:r>
+              <w:rPr>
+                <w:rFonts w:eastAsia="黑体"/>
+                <w:bCs/>
+                <w:sz w:val="28"/>
+              </w:rPr>
+              <w:t>计算机科学与技术</w:t>
+            </w:r>
           </w:p>
         </w:tc>
       </w:tr>
@@ -688,6 +728,14 @@
                 <w:sz w:val="28"/>
               </w:rPr>
             </w:pPr>
+            <w:r>
+              <w:rPr>
+                <w:rFonts w:eastAsia="黑体" w:hint="eastAsia"/>
+                <w:bCs/>
+                <w:sz w:val="28"/>
+              </w:rPr>
+              <w:t>任滨海</w:t>
+            </w:r>
           </w:p>
         </w:tc>
       </w:tr>
@@ -2896,9 +2944,6 @@
     <w:p>
       <w:pPr>
         <w:ind w:firstLine="420"/>
-        <w:rPr>
-          <w:rFonts w:hint="eastAsia"/>
-        </w:rPr>
       </w:pPr>
       <w:r>
         <w:rPr>
@@ -2998,13 +3043,7 @@
         <w:t>, and knee joint range of motion (Knee ROM), while establishing a segmented scoring mechanism for the comprehensive Gait Stability Index (GSI) aligned with rehabilitation medicine benchmarks.</w:t>
       </w:r>
     </w:p>
-    <w:p>
-      <w:pPr>
-        <w:rPr>
-          <w:rFonts w:hint="eastAsia"/>
-        </w:rPr>
-      </w:pPr>
-    </w:p>
+    <w:p/>
     <w:p>
       <w:pPr>
         <w:ind w:firstLine="420"/>
@@ -4728,7 +4767,7 @@
         <w:keepLines w:val="0"/>
         <w:spacing w:before="240" w:after="120" w:line="400" w:lineRule="exact"/>
         <w:rPr>
-          <w:rFonts w:eastAsia="黑体"/>
+          <w:rFonts w:eastAsia="黑体" w:hint="eastAsia"/>
           <w:b/>
           <w:bCs/>
           <w:sz w:val="28"/>
@@ -4930,14 +4969,190 @@
         <w:keepLines w:val="0"/>
         <w:spacing w:before="240" w:after="120" w:line="400" w:lineRule="exact"/>
         <w:rPr>
+          <w:rFonts w:eastAsia="黑体" w:hint="eastAsia"/>
+          <w:b/>
+          <w:bCs/>
+          <w:sz w:val="28"/>
+          <w:szCs w:val="24"/>
+        </w:rPr>
+      </w:pPr>
+      <w:r>
+        <w:rPr>
+          <w:rFonts w:eastAsia="黑体" w:hint="eastAsia"/>
+          <w:b/>
+          <w:bCs/>
+          <w:sz w:val="28"/>
+          <w:szCs w:val="24"/>
+        </w:rPr>
+        <w:t xml:space="preserve">1.1.3 </w:t>
+      </w:r>
+      <w:r>
+        <w:rPr>
           <w:rFonts w:eastAsia="黑体"/>
           <w:b/>
           <w:bCs/>
           <w:sz w:val="28"/>
           <w:szCs w:val="24"/>
         </w:rPr>
-      </w:pPr>
-      <w:r>
+        <w:t>无感监护的学术与实际应用价值</w:t>
+      </w:r>
+    </w:p>
+    <w:p>
+      <w:pPr>
+        <w:spacing w:line="400" w:lineRule="exact"/>
+        <w:ind w:firstLineChars="200" w:firstLine="480"/>
+        <w:rPr>
+          <w:sz w:val="24"/>
+        </w:rPr>
+      </w:pPr>
+      <w:r>
+        <w:rPr>
+          <w:sz w:val="24"/>
+        </w:rPr>
+        <w:t>基于计算机视觉（</w:t>
+      </w:r>
+      <w:r>
+        <w:rPr>
+          <w:sz w:val="24"/>
+        </w:rPr>
+        <w:t>Computer Vision, CV</w:t>
+      </w:r>
+      <w:r>
+        <w:rPr>
+          <w:sz w:val="24"/>
+        </w:rPr>
+        <w:t>）的日常步态无感监测系统，无需受试者佩戴任何实体传感器，具备低成本、非接触、无负担与</w:t>
+      </w:r>
+      <w:r>
+        <w:rPr>
+          <w:sz w:val="24"/>
+        </w:rPr>
+        <w:t xml:space="preserve"> 24 </w:t>
+      </w:r>
+      <w:r>
+        <w:rPr>
+          <w:sz w:val="24"/>
+        </w:rPr>
+        <w:t>小时连续监护的独特优势。该研究既拓展了无人值守场景下生物力学特征无感提取的理论边界，又为独居老人的居家智慧养老与跌倒主动预防提供了极具落地价值的技术方案。</w:t>
+      </w:r>
+      <w:bookmarkStart w:id="35" w:name="_Toc320892636"/>
+      <w:bookmarkEnd w:id="33"/>
+    </w:p>
+    <w:p>
+      <w:pPr>
+        <w:spacing w:after="120" w:line="400" w:lineRule="exact"/>
+        <w:outlineLvl w:val="1"/>
+        <w:rPr>
+          <w:rFonts w:eastAsia="黑体"/>
+          <w:sz w:val="28"/>
+          <w:szCs w:val="28"/>
+          <w:shd w:val="clear" w:color="auto" w:fill="FFFFFF"/>
+        </w:rPr>
+      </w:pPr>
+      <w:bookmarkStart w:id="36" w:name="_Toc13801"/>
+      <w:bookmarkStart w:id="37" w:name="_Toc26325"/>
+      <w:bookmarkStart w:id="38" w:name="_Toc25773"/>
+      <w:r>
+        <w:rPr>
+          <w:rFonts w:eastAsia="黑体"/>
+          <w:sz w:val="28"/>
+          <w:szCs w:val="28"/>
+          <w:shd w:val="clear" w:color="auto" w:fill="FFFFFF"/>
+        </w:rPr>
+        <w:t xml:space="preserve">1.2 </w:t>
+      </w:r>
+      <w:bookmarkEnd w:id="36"/>
+      <w:bookmarkEnd w:id="37"/>
+      <w:bookmarkEnd w:id="38"/>
+      <w:r>
+        <w:rPr>
+          <w:rFonts w:eastAsia="黑体"/>
+          <w:sz w:val="28"/>
+          <w:szCs w:val="28"/>
+          <w:shd w:val="clear" w:color="auto" w:fill="FFFFFF"/>
+        </w:rPr>
+        <w:t>国内外研究现状</w:t>
+      </w:r>
+    </w:p>
+    <w:p>
+      <w:pPr>
+        <w:spacing w:line="400" w:lineRule="exact"/>
+        <w:ind w:firstLineChars="200" w:firstLine="480"/>
+        <w:rPr>
+          <w:sz w:val="24"/>
+        </w:rPr>
+      </w:pPr>
+      <w:r>
+        <w:rPr>
+          <w:sz w:val="24"/>
+        </w:rPr>
+        <w:t>目前，国内外针对老年人步态分析与跌倒预警的技术路线主要分为三类：</w:t>
+      </w:r>
+      <w:r>
+        <w:rPr>
+          <w:b/>
+          <w:bCs/>
+          <w:sz w:val="24"/>
+        </w:rPr>
+        <w:t>基于可穿戴传感器的评估方法</w:t>
+      </w:r>
+      <w:r>
+        <w:rPr>
+          <w:sz w:val="24"/>
+        </w:rPr>
+        <w:t>、</w:t>
+      </w:r>
+      <w:r>
+        <w:rPr>
+          <w:b/>
+          <w:bCs/>
+          <w:sz w:val="24"/>
+        </w:rPr>
+        <w:t>基于专用物理场（雷达</w:t>
+      </w:r>
+      <w:r>
+        <w:rPr>
+          <w:b/>
+          <w:bCs/>
+          <w:sz w:val="24"/>
+        </w:rPr>
+        <w:t>/</w:t>
+      </w:r>
+      <w:r>
+        <w:rPr>
+          <w:b/>
+          <w:bCs/>
+          <w:sz w:val="24"/>
+        </w:rPr>
+        <w:t>压力阵列）的评估方法</w:t>
+      </w:r>
+      <w:r>
+        <w:rPr>
+          <w:sz w:val="24"/>
+        </w:rPr>
+        <w:t>，以及</w:t>
+      </w:r>
+      <w:r>
+        <w:rPr>
+          <w:b/>
+          <w:bCs/>
+          <w:sz w:val="24"/>
+        </w:rPr>
+        <w:t>基于计算机视觉的非接触式评估方法</w:t>
+      </w:r>
+      <w:r>
+        <w:rPr>
+          <w:sz w:val="24"/>
+        </w:rPr>
+        <w:t>。</w:t>
+      </w:r>
+    </w:p>
+    <w:p>
+      <w:pPr>
+        <w:pStyle w:val="3"/>
+        <w:keepNext w:val="0"/>
+        <w:keepLines w:val="0"/>
+        <w:spacing w:before="240" w:after="120" w:line="400" w:lineRule="exact"/>
         <w:rPr>
           <w:rFonts w:eastAsia="黑体" w:hint="eastAsia"/>
           <w:b/>
@@ -4945,7 +5160,17 @@
           <w:sz w:val="28"/>
           <w:szCs w:val="24"/>
         </w:rPr>
-        <w:t xml:space="preserve">1.1.3 </w:t>
+      </w:pPr>
+      <w:r>
+        <w:rPr>
+          <w:rFonts w:eastAsia="黑体" w:hint="eastAsia"/>
+          <w:b/>
+          <w:bCs/>
+          <w:sz w:val="28"/>
+          <w:szCs w:val="24"/>
+        </w:rPr>
+        <w:lastRenderedPageBreak/>
+        <w:t xml:space="preserve">1.2.1 </w:t>
       </w:r>
       <w:r>
         <w:rPr>
@@ -4955,157 +5180,71 @@
           <w:sz w:val="28"/>
           <w:szCs w:val="24"/>
         </w:rPr>
-        <w:t>无感监护的学术与实际应用价值</w:t>
-      </w:r>
-    </w:p>
-    <w:p>
-      <w:pPr>
-        <w:spacing w:line="400" w:lineRule="exact"/>
-        <w:ind w:firstLineChars="200" w:firstLine="480"/>
-        <w:rPr>
-          <w:sz w:val="24"/>
-        </w:rPr>
-      </w:pPr>
-      <w:r>
-        <w:rPr>
-          <w:sz w:val="24"/>
-        </w:rPr>
-        <w:t>基于计算机视觉（</w:t>
-      </w:r>
-      <w:r>
-        <w:rPr>
-          <w:sz w:val="24"/>
-        </w:rPr>
-        <w:t>Computer Vision, CV</w:t>
-      </w:r>
-      <w:r>
-        <w:rPr>
-          <w:sz w:val="24"/>
-        </w:rPr>
-        <w:t>）的日常步态无感监测系统，无需受试者佩戴任何实体传感器，具备低成本、非接触、无负担与</w:t>
-      </w:r>
-      <w:r>
-        <w:rPr>
-          <w:sz w:val="24"/>
-        </w:rPr>
-        <w:t xml:space="preserve"> 24 </w:t>
-      </w:r>
-      <w:r>
-        <w:rPr>
-          <w:sz w:val="24"/>
-        </w:rPr>
-        <w:t>小时连续监护的独特优势。该研究既拓展了无人值守场景下生物力学特征无感提取的理论边界，又为独居老人的居家智慧养老与跌倒主动预防提供了极具落地价值的技术方案。</w:t>
-      </w:r>
-      <w:bookmarkStart w:id="35" w:name="_Toc320892636"/>
-      <w:bookmarkEnd w:id="33"/>
-    </w:p>
-    <w:p>
-      <w:pPr>
-        <w:spacing w:after="120" w:line="400" w:lineRule="exact"/>
-        <w:outlineLvl w:val="1"/>
-        <w:rPr>
-          <w:rFonts w:eastAsia="黑体"/>
-          <w:sz w:val="28"/>
-          <w:szCs w:val="28"/>
-          <w:shd w:val="clear" w:color="auto" w:fill="FFFFFF"/>
-        </w:rPr>
-      </w:pPr>
-      <w:bookmarkStart w:id="36" w:name="_Toc13801"/>
-      <w:bookmarkStart w:id="37" w:name="_Toc26325"/>
-      <w:bookmarkStart w:id="38" w:name="_Toc25773"/>
-      <w:r>
-        <w:rPr>
-          <w:rFonts w:eastAsia="黑体"/>
-          <w:sz w:val="28"/>
-          <w:szCs w:val="28"/>
-          <w:shd w:val="clear" w:color="auto" w:fill="FFFFFF"/>
-        </w:rPr>
-        <w:t xml:space="preserve">1.2 </w:t>
-      </w:r>
-      <w:bookmarkEnd w:id="36"/>
-      <w:bookmarkEnd w:id="37"/>
-      <w:bookmarkEnd w:id="38"/>
-      <w:r>
-        <w:rPr>
-          <w:rFonts w:eastAsia="黑体"/>
-          <w:sz w:val="28"/>
-          <w:szCs w:val="28"/>
-          <w:shd w:val="clear" w:color="auto" w:fill="FFFFFF"/>
-        </w:rPr>
-        <w:t>国内外研究现状</w:t>
-      </w:r>
-    </w:p>
-    <w:p>
-      <w:pPr>
-        <w:spacing w:line="400" w:lineRule="exact"/>
-        <w:ind w:firstLineChars="200" w:firstLine="480"/>
-        <w:rPr>
-          <w:sz w:val="24"/>
-        </w:rPr>
-      </w:pPr>
-      <w:r>
-        <w:rPr>
-          <w:sz w:val="24"/>
-        </w:rPr>
-        <w:t>目前，国内外针对老年人步态分析与跌倒预警的技术路线主要分为三类：</w:t>
-      </w:r>
+        <w:t>基于可穿戴传感器的步态分析研究</w:t>
+      </w:r>
+    </w:p>
+    <w:p>
+      <w:pPr>
+        <w:ind w:firstLine="420"/>
+      </w:pPr>
+      <w:r>
+        <w:t>基于可穿戴设备（如三轴加速度计、惯性测量单元</w:t>
+      </w:r>
+      <w:r>
+        <w:t xml:space="preserve"> IMU</w:t>
+      </w:r>
+      <w:r>
+        <w:t>、智能鞋垫等）的方法通过附着在受试者腰部或下肢的硬件传感器直接采集人体三维加速度与角速度。这类方法测量精度高、采样频率快，但存在显著的局限性：</w:t>
+      </w:r>
+    </w:p>
+    <w:p>
+      <w:pPr>
+        <w:numPr>
+          <w:ilvl w:val="0"/>
+          <w:numId w:val="1"/>
+        </w:numPr>
+        <w:rPr>
+          <w:sz w:val="24"/>
+        </w:rPr>
+      </w:pPr>
       <w:r>
         <w:rPr>
           <w:b/>
           <w:bCs/>
           <w:sz w:val="24"/>
         </w:rPr>
-        <w:t>基于可穿戴传感器的评估方法</w:t>
-      </w:r>
-      <w:r>
-        <w:rPr>
-          <w:sz w:val="24"/>
-        </w:rPr>
-        <w:t>、</w:t>
-      </w:r>
+        <w:t>依从性差</w:t>
+      </w:r>
+      <w:r>
+        <w:rPr>
+          <w:sz w:val="24"/>
+        </w:rPr>
+        <w:t>：独居老人常因遗忘、不舒适或繁琐的日常充电而拒绝长期佩戴；</w:t>
+      </w:r>
+    </w:p>
+    <w:p>
+      <w:pPr>
+        <w:numPr>
+          <w:ilvl w:val="0"/>
+          <w:numId w:val="1"/>
+        </w:numPr>
+        <w:rPr>
+          <w:sz w:val="24"/>
+        </w:rPr>
+      </w:pPr>
       <w:r>
         <w:rPr>
           <w:b/>
           <w:bCs/>
           <w:sz w:val="24"/>
         </w:rPr>
-        <w:t>基于专用物理场（雷达</w:t>
-      </w:r>
-      <w:r>
-        <w:rPr>
-          <w:b/>
-          <w:bCs/>
-          <w:sz w:val="24"/>
-        </w:rPr>
-        <w:t>/</w:t>
-      </w:r>
-      <w:r>
-        <w:rPr>
-          <w:b/>
-          <w:bCs/>
-          <w:sz w:val="24"/>
-        </w:rPr>
-        <w:t>压力阵列）的评估方法</w:t>
-      </w:r>
-      <w:r>
-        <w:rPr>
-          <w:sz w:val="24"/>
-        </w:rPr>
-        <w:t>，以及</w:t>
-      </w:r>
-      <w:r>
-        <w:rPr>
-          <w:b/>
-          <w:bCs/>
-          <w:sz w:val="24"/>
-        </w:rPr>
-        <w:t>基于计算机视觉的非接触式评估方法</w:t>
-      </w:r>
-      <w:r>
-        <w:rPr>
-          <w:sz w:val="24"/>
-        </w:rPr>
-        <w:t>。</w:t>
+        <w:t>场景受限</w:t>
+      </w:r>
+      <w:r>
+        <w:rPr>
+          <w:sz w:val="24"/>
+        </w:rPr>
+        <w:t>：夜间起夜或居家放松状态下易出现监护盲区。</w:t>
       </w:r>
     </w:p>
     <w:p>
@@ -5114,6 +5253,22 @@
         <w:keepNext w:val="0"/>
         <w:keepLines w:val="0"/>
         <w:spacing w:before="240" w:after="120" w:line="400" w:lineRule="exact"/>
+        <w:rPr>
+          <w:rFonts w:eastAsia="黑体" w:hint="eastAsia"/>
+          <w:sz w:val="24"/>
+        </w:rPr>
+      </w:pPr>
+      <w:r>
+        <w:rPr>
+          <w:rFonts w:eastAsia="黑体" w:hint="eastAsia"/>
+          <w:b/>
+          <w:bCs/>
+          <w:sz w:val="28"/>
+          <w:szCs w:val="24"/>
+        </w:rPr>
+        <w:t xml:space="preserve">1.2.2 </w:t>
+      </w:r>
+      <w:r>
         <w:rPr>
           <w:rFonts w:eastAsia="黑体"/>
           <w:b/>
@@ -5121,27 +5276,7 @@
           <w:sz w:val="28"/>
           <w:szCs w:val="24"/>
         </w:rPr>
-      </w:pPr>
-      <w:r>
-        <w:rPr>
-          <w:rFonts w:eastAsia="黑体" w:hint="eastAsia"/>
-          <w:b/>
-          <w:bCs/>
-          <w:sz w:val="28"/>
-          <w:szCs w:val="24"/>
-        </w:rPr>
-        <w:lastRenderedPageBreak/>
-        <w:t xml:space="preserve">1.2.1 </w:t>
-      </w:r>
-      <w:r>
-        <w:rPr>
-          <w:rFonts w:eastAsia="黑体"/>
-          <w:b/>
-          <w:bCs/>
-          <w:sz w:val="28"/>
-          <w:szCs w:val="24"/>
-        </w:rPr>
-        <w:t>基于可穿戴传感器的步态分析研究</w:t>
+        <w:t>无无感监护的学术与实际应用价值</w:t>
       </w:r>
     </w:p>
     <w:p>
@@ -5149,63 +5284,13 @@
         <w:ind w:firstLine="420"/>
       </w:pPr>
       <w:r>
-        <w:t>基于可穿戴设备（如三轴加速度计、惯性测量单元</w:t>
-      </w:r>
-      <w:r>
-        <w:t xml:space="preserve"> IMU</w:t>
-      </w:r>
-      <w:r>
-        <w:t>、智能鞋垫等）的方法通过附着在受试者腰部或下肢的硬件传感器直接采集人体三维加速度与角速度。这类方法测量精度高、采样频率快，但存在显著的局限性：</w:t>
-      </w:r>
-    </w:p>
-    <w:p>
-      <w:pPr>
-        <w:numPr>
-          <w:ilvl w:val="0"/>
-          <w:numId w:val="1"/>
-        </w:numPr>
-        <w:rPr>
-          <w:sz w:val="24"/>
-        </w:rPr>
-      </w:pPr>
-      <w:r>
-        <w:rPr>
-          <w:b/>
-          <w:bCs/>
-          <w:sz w:val="24"/>
-        </w:rPr>
-        <w:t>依从性差</w:t>
-      </w:r>
-      <w:r>
-        <w:rPr>
-          <w:sz w:val="24"/>
-        </w:rPr>
-        <w:t>：独居老人常因遗忘、不舒适或繁琐的日常充电而拒绝长期佩戴；</w:t>
-      </w:r>
-    </w:p>
-    <w:p>
-      <w:pPr>
-        <w:numPr>
-          <w:ilvl w:val="0"/>
-          <w:numId w:val="1"/>
-        </w:numPr>
-        <w:rPr>
-          <w:sz w:val="24"/>
-        </w:rPr>
-      </w:pPr>
-      <w:r>
-        <w:rPr>
-          <w:b/>
-          <w:bCs/>
-          <w:sz w:val="24"/>
-        </w:rPr>
-        <w:t>场景受限</w:t>
-      </w:r>
-      <w:r>
-        <w:rPr>
-          <w:sz w:val="24"/>
-        </w:rPr>
-        <w:t>：夜间起夜或居家放松状态下易出现监护盲区。</w:t>
+        <w:t>基于毫米波雷达（</w:t>
+      </w:r>
+      <w:r>
+        <w:t>mmWave Radar</w:t>
+      </w:r>
+      <w:r>
+        <w:t>）、超声波或阵列式智能压力地毯的方法，利用电磁波多普勒效应或物理压力变化评估步态参数。虽然该方法保护了个人隐私且无需佩戴设备，但设备部署成本高昂、探测范围有限（仅覆盖特定房间），且难以提取细粒度的解剖学关节活动度特征。</w:t>
       </w:r>
     </w:p>
     <w:p>
@@ -5215,53 +5300,7 @@
         <w:keepLines w:val="0"/>
         <w:spacing w:before="240" w:after="120" w:line="400" w:lineRule="exact"/>
         <w:rPr>
-          <w:rFonts w:eastAsia="黑体"/>
-          <w:sz w:val="24"/>
-        </w:rPr>
-      </w:pPr>
-      <w:r>
-        <w:rPr>
           <w:rFonts w:eastAsia="黑体" w:hint="eastAsia"/>
-          <w:b/>
-          <w:bCs/>
-          <w:sz w:val="28"/>
-          <w:szCs w:val="24"/>
-        </w:rPr>
-        <w:t xml:space="preserve">1.2.2 </w:t>
-      </w:r>
-      <w:r>
-        <w:rPr>
-          <w:rFonts w:eastAsia="黑体"/>
-          <w:b/>
-          <w:bCs/>
-          <w:sz w:val="28"/>
-          <w:szCs w:val="24"/>
-        </w:rPr>
-        <w:t>无无感监护的学术与实际应用价值</w:t>
-      </w:r>
-    </w:p>
-    <w:p>
-      <w:pPr>
-        <w:ind w:firstLine="420"/>
-      </w:pPr>
-      <w:r>
-        <w:t>基于毫米波雷达（</w:t>
-      </w:r>
-      <w:r>
-        <w:t>mmWave Radar</w:t>
-      </w:r>
-      <w:r>
-        <w:t>）、超声波或阵列式智能压力地毯的方法，利用电磁波多普勒效应或物理压力变化评估步态参数。虽然该方法保护了个人隐私且无需佩戴设备，但设备部署成本高昂、探测范围有限（仅覆盖特定房间），且难以提取细粒度的解剖学关节活动度特征。</w:t>
-      </w:r>
-    </w:p>
-    <w:p>
-      <w:pPr>
-        <w:pStyle w:val="3"/>
-        <w:keepNext w:val="0"/>
-        <w:keepLines w:val="0"/>
-        <w:spacing w:before="240" w:after="120" w:line="400" w:lineRule="exact"/>
-        <w:rPr>
-          <w:rFonts w:eastAsia="黑体"/>
           <w:b/>
           <w:bCs/>
           <w:sz w:val="28"/>
@@ -6117,21 +6156,12 @@
         <w:spacing w:after="120" w:line="400" w:lineRule="exact"/>
         <w:outlineLvl w:val="1"/>
         <w:rPr>
-          <w:rFonts w:eastAsia="黑体" w:hint="eastAsia"/>
-          <w:sz w:val="28"/>
-          <w:szCs w:val="28"/>
-          <w:shd w:val="clear" w:color="auto" w:fill="FFFFFF"/>
-        </w:rPr>
-      </w:pPr>
-      <w:r>
-        <w:rPr>
           <w:rFonts w:eastAsia="黑体"/>
           <w:sz w:val="28"/>
           <w:szCs w:val="28"/>
           <w:shd w:val="clear" w:color="auto" w:fill="FFFFFF"/>
         </w:rPr>
-        <w:t xml:space="preserve">1.4 </w:t>
-      </w:r>
+      </w:pPr>
       <w:r>
         <w:rPr>
           <w:rFonts w:eastAsia="黑体"/>
@@ -6139,13 +6169,22 @@
           <w:szCs w:val="28"/>
           <w:shd w:val="clear" w:color="auto" w:fill="FFFFFF"/>
         </w:rPr>
+        <w:t xml:space="preserve">1.4 </w:t>
+      </w:r>
+      <w:r>
+        <w:rPr>
+          <w:rFonts w:eastAsia="黑体"/>
+          <w:sz w:val="28"/>
+          <w:szCs w:val="28"/>
+          <w:shd w:val="clear" w:color="auto" w:fill="FFFFFF"/>
+        </w:rPr>
         <w:t>论文的组织结构</w:t>
       </w:r>
     </w:p>
     <w:p>
       <w:pPr>
         <w:rPr>
-          <w:rFonts w:ascii="宋体" w:hAnsi="宋体"/>
+          <w:rFonts w:ascii="宋体" w:hAnsi="宋体" w:hint="eastAsia"/>
           <w:sz w:val="24"/>
         </w:rPr>
       </w:pPr>
@@ -6164,7 +6203,7 @@
           <w:numId w:val="8"/>
         </w:numPr>
         <w:rPr>
-          <w:rFonts w:ascii="宋体" w:hAnsi="宋体"/>
+          <w:rFonts w:ascii="宋体" w:hAnsi="宋体" w:hint="eastAsia"/>
           <w:sz w:val="24"/>
         </w:rPr>
       </w:pPr>
@@ -6192,7 +6231,7 @@
           <w:numId w:val="8"/>
         </w:numPr>
         <w:rPr>
-          <w:rFonts w:ascii="宋体" w:hAnsi="宋体"/>
+          <w:rFonts w:ascii="宋体" w:hAnsi="宋体" w:hint="eastAsia"/>
           <w:sz w:val="24"/>
         </w:rPr>
       </w:pPr>
@@ -6220,7 +6259,7 @@
           <w:numId w:val="8"/>
         </w:numPr>
         <w:rPr>
-          <w:rFonts w:ascii="宋体" w:hAnsi="宋体"/>
+          <w:rFonts w:ascii="宋体" w:hAnsi="宋体" w:hint="eastAsia"/>
           <w:sz w:val="24"/>
         </w:rPr>
       </w:pPr>
@@ -6248,7 +6287,7 @@
           <w:numId w:val="8"/>
         </w:numPr>
         <w:rPr>
-          <w:rFonts w:ascii="宋体" w:hAnsi="宋体"/>
+          <w:rFonts w:ascii="宋体" w:hAnsi="宋体" w:hint="eastAsia"/>
           <w:sz w:val="24"/>
         </w:rPr>
       </w:pPr>
@@ -6276,7 +6315,7 @@
           <w:numId w:val="8"/>
         </w:numPr>
         <w:rPr>
-          <w:rFonts w:ascii="宋体" w:hAnsi="宋体"/>
+          <w:rFonts w:ascii="宋体" w:hAnsi="宋体" w:hint="eastAsia"/>
           <w:sz w:val="24"/>
         </w:rPr>
       </w:pPr>
@@ -6297,13 +6336,7 @@
         <w:t>：对本文所完成的工作进行系统总结，客观分析当前系统的不足之处，并对未来在复杂居家环境下的多摄像头融合与长期跟踪进行展望。</w:t>
       </w:r>
     </w:p>
-    <w:p>
-      <w:pPr>
-        <w:rPr>
-          <w:rFonts w:hint="eastAsia"/>
-        </w:rPr>
-      </w:pPr>
-    </w:p>
+    <w:p/>
     <w:p>
       <w:pPr>
         <w:spacing w:before="480" w:after="360" w:line="400" w:lineRule="exact"/>
@@ -6504,7 +6537,6 @@
         <w:spacing w:line="400" w:lineRule="exact"/>
         <w:ind w:firstLineChars="200" w:firstLine="480"/>
         <w:rPr>
-          <w:rFonts w:hint="eastAsia"/>
           <w:sz w:val="24"/>
         </w:rPr>
       </w:pPr>
@@ -6632,7 +6664,6 @@
         <w:spacing w:line="400" w:lineRule="exact"/>
         <w:ind w:firstLineChars="200" w:firstLine="480"/>
         <w:rPr>
-          <w:rFonts w:hint="eastAsia"/>
           <w:sz w:val="24"/>
         </w:rPr>
       </w:pPr>
@@ -6668,11 +6699,6 @@
       </w:r>
     </w:p>
     <w:p>
-      <w:pPr>
-        <w:rPr>
-          <w:rFonts w:hint="eastAsia"/>
-        </w:rPr>
-      </w:pPr>
       <m:oMathPara>
         <m:oMath>
           <m:r>
@@ -7244,7 +7270,6 @@
         <w:spacing w:line="400" w:lineRule="exact"/>
         <w:ind w:firstLine="420"/>
         <w:rPr>
-          <w:rFonts w:hint="eastAsia"/>
           <w:sz w:val="24"/>
         </w:rPr>
       </w:pPr>
@@ -7306,9 +7331,6 @@
     <w:p>
       <w:pPr>
         <w:ind w:left="840" w:firstLine="420"/>
-        <w:rPr>
-          <w:rFonts w:hint="eastAsia"/>
-        </w:rPr>
       </w:pPr>
       <w:r>
         <w:rPr>
@@ -7367,11 +7389,6 @@
       </w:r>
     </w:p>
     <w:p>
-      <w:pPr>
-        <w:rPr>
-          <w:rFonts w:hint="eastAsia"/>
-        </w:rPr>
-      </w:pPr>
       <w:r>
         <w:tab/>
       </w:r>
@@ -7502,7 +7519,6 @@
           <w:numId w:val="4"/>
         </w:numPr>
         <w:rPr>
-          <w:rFonts w:hint="eastAsia"/>
           <w:sz w:val="24"/>
         </w:rPr>
       </w:pPr>
@@ -7545,13 +7561,7 @@
         <w:t>）。</w:t>
       </w:r>
     </w:p>
-    <w:p>
-      <w:pPr>
-        <w:rPr>
-          <w:rFonts w:hint="eastAsia"/>
-        </w:rPr>
-      </w:pPr>
-    </w:p>
+    <w:p/>
     <w:p>
       <w:pPr>
         <w:spacing w:after="120" w:line="400" w:lineRule="exact"/>
@@ -7639,7 +7649,6 @@
       <w:pPr>
         <w:ind w:firstLine="420"/>
         <w:rPr>
-          <w:rFonts w:hint="eastAsia"/>
           <w:sz w:val="24"/>
         </w:rPr>
       </w:pPr>
@@ -7985,7 +7994,6 @@
     <w:p>
       <w:pPr>
         <w:rPr>
-          <w:rFonts w:hint="eastAsia"/>
           <w:sz w:val="24"/>
         </w:rPr>
       </w:pPr>
@@ -8102,7 +8110,6 @@
     <w:p>
       <w:pPr>
         <w:rPr>
-          <w:rFonts w:hint="eastAsia"/>
           <w:sz w:val="24"/>
         </w:rPr>
       </w:pPr>
@@ -8421,13 +8428,23 @@
         <w:keepLines w:val="0"/>
         <w:spacing w:before="240" w:after="120" w:line="400" w:lineRule="exact"/>
         <w:rPr>
+          <w:rFonts w:eastAsia="黑体" w:hint="eastAsia"/>
+          <w:b/>
+          <w:bCs/>
+          <w:sz w:val="28"/>
+          <w:szCs w:val="24"/>
+        </w:rPr>
+      </w:pPr>
+      <w:r>
+        <w:rPr>
           <w:rFonts w:eastAsia="黑体"/>
           <w:b/>
           <w:bCs/>
           <w:sz w:val="28"/>
           <w:szCs w:val="24"/>
         </w:rPr>
-      </w:pPr>
+        <w:t xml:space="preserve">2.2.2 </w:t>
+      </w:r>
       <w:r>
         <w:rPr>
           <w:rFonts w:eastAsia="黑体"/>
@@ -8436,7 +8453,7 @@
           <w:sz w:val="28"/>
           <w:szCs w:val="24"/>
         </w:rPr>
-        <w:t xml:space="preserve">2.2.2 </w:t>
+        <w:t>背景掩码与</w:t>
       </w:r>
       <w:r>
         <w:rPr>
@@ -8446,7 +8463,7 @@
           <w:sz w:val="28"/>
           <w:szCs w:val="24"/>
         </w:rPr>
-        <w:t>背景掩码与</w:t>
+        <w:t xml:space="preserve"> Lucas-Kanade </w:t>
       </w:r>
       <w:r>
         <w:rPr>
@@ -8456,16 +8473,6 @@
           <w:sz w:val="28"/>
           <w:szCs w:val="24"/>
         </w:rPr>
-        <w:t xml:space="preserve"> Lucas-Kanade </w:t>
-      </w:r>
-      <w:r>
-        <w:rPr>
-          <w:rFonts w:eastAsia="黑体"/>
-          <w:b/>
-          <w:bCs/>
-          <w:sz w:val="28"/>
-          <w:szCs w:val="24"/>
-        </w:rPr>
         <w:t>稀疏光流补偿</w:t>
       </w:r>
     </w:p>
@@ -8569,11 +8576,6 @@
       </w:r>
     </w:p>
     <w:p>
-      <w:pPr>
-        <w:rPr>
-          <w:rFonts w:hint="eastAsia"/>
-        </w:rPr>
-      </w:pPr>
       <m:oMathPara>
         <m:oMath>
           <m:sSub>
@@ -8846,7 +8848,6 @@
       <w:pPr>
         <w:ind w:firstLine="420"/>
         <w:rPr>
-          <w:rFonts w:hint="eastAsia"/>
           <w:sz w:val="24"/>
         </w:rPr>
       </w:pPr>
@@ -8989,13 +8990,7 @@
         <w:t>时，视为相机处于绝对静止。最后，通过累加相机位移矩阵反向修正人体关键点坐标，实现动态视角向世界静止坐标系的数学归一化。</w:t>
       </w:r>
     </w:p>
-    <w:p>
-      <w:pPr>
-        <w:rPr>
-          <w:rFonts w:hint="eastAsia"/>
-        </w:rPr>
-      </w:pPr>
-    </w:p>
+    <w:p/>
     <w:p>
       <w:pPr>
         <w:spacing w:after="120" w:line="400" w:lineRule="exact"/>
@@ -9050,6 +9045,15 @@
         <w:keepNext w:val="0"/>
         <w:keepLines w:val="0"/>
         <w:spacing w:before="240" w:after="120" w:line="400" w:lineRule="exact"/>
+        <w:rPr>
+          <w:rFonts w:eastAsia="黑体" w:hint="eastAsia"/>
+          <w:b/>
+          <w:bCs/>
+          <w:sz w:val="28"/>
+          <w:szCs w:val="24"/>
+        </w:rPr>
+      </w:pPr>
+      <w:r>
         <w:rPr>
           <w:rFonts w:eastAsia="黑体"/>
           <w:b/>
@@ -9057,7 +9061,8 @@
           <w:sz w:val="28"/>
           <w:szCs w:val="24"/>
         </w:rPr>
-      </w:pPr>
+        <w:t xml:space="preserve">2.3.1 </w:t>
+      </w:r>
       <w:r>
         <w:rPr>
           <w:rFonts w:eastAsia="黑体"/>
@@ -9066,7 +9071,7 @@
           <w:sz w:val="28"/>
           <w:szCs w:val="24"/>
         </w:rPr>
-        <w:t xml:space="preserve">2.3.1 </w:t>
+        <w:t>临床</w:t>
       </w:r>
       <w:r>
         <w:rPr>
@@ -9076,7 +9081,7 @@
           <w:sz w:val="28"/>
           <w:szCs w:val="24"/>
         </w:rPr>
-        <w:t>临床</w:t>
+        <w:t xml:space="preserve"> 10 </w:t>
       </w:r>
       <w:r>
         <w:rPr>
@@ -9086,7 +9091,7 @@
           <w:sz w:val="28"/>
           <w:szCs w:val="24"/>
         </w:rPr>
-        <w:t xml:space="preserve"> 10 </w:t>
+        <w:t>米步行测试（</w:t>
       </w:r>
       <w:r>
         <w:rPr>
@@ -9096,7 +9101,7 @@
           <w:sz w:val="28"/>
           <w:szCs w:val="24"/>
         </w:rPr>
-        <w:t>米步行测试（</w:t>
+        <w:t>10MWT</w:t>
       </w:r>
       <w:r>
         <w:rPr>
@@ -9106,8 +9111,131 @@
           <w:sz w:val="28"/>
           <w:szCs w:val="24"/>
         </w:rPr>
-        <w:t>10MWT</w:t>
-      </w:r>
+        <w:t>）与稳态行走协议</w:t>
+      </w:r>
+    </w:p>
+    <w:p>
+      <w:pPr>
+        <w:ind w:firstLine="420"/>
+        <w:rPr>
+          <w:sz w:val="24"/>
+        </w:rPr>
+      </w:pPr>
+      <w:r>
+        <w:rPr>
+          <w:sz w:val="24"/>
+        </w:rPr>
+        <w:t>临床康复医学中的</w:t>
+      </w:r>
+      <w:r>
+        <w:rPr>
+          <w:sz w:val="24"/>
+        </w:rPr>
+        <w:t xml:space="preserve"> </w:t>
+      </w:r>
+      <w:r>
+        <w:rPr>
+          <w:b/>
+          <w:bCs/>
+          <w:sz w:val="24"/>
+        </w:rPr>
+        <w:t xml:space="preserve">10 </w:t>
+      </w:r>
+      <w:r>
+        <w:rPr>
+          <w:b/>
+          <w:bCs/>
+          <w:sz w:val="24"/>
+        </w:rPr>
+        <w:t>米步行测试（</w:t>
+      </w:r>
+      <w:r>
+        <w:rPr>
+          <w:b/>
+          <w:bCs/>
+          <w:sz w:val="24"/>
+        </w:rPr>
+        <w:t>10-Meter Walk Test, 10MWT</w:t>
+      </w:r>
+      <w:r>
+        <w:rPr>
+          <w:b/>
+          <w:bCs/>
+          <w:sz w:val="24"/>
+        </w:rPr>
+        <w:t>）</w:t>
+      </w:r>
+      <w:r>
+        <w:rPr>
+          <w:sz w:val="24"/>
+        </w:rPr>
+        <w:t xml:space="preserve"> </w:t>
+      </w:r>
+      <w:r>
+        <w:rPr>
+          <w:sz w:val="24"/>
+        </w:rPr>
+        <w:t>是评估受试者行走能力与神经肌肉控制力的金标准协议。该规范要求受试者在指定的平整直线路径上，以自然习惯速度直线步行。</w:t>
+      </w:r>
+    </w:p>
+    <w:p>
+      <w:pPr>
+        <w:ind w:firstLine="420"/>
+        <w:rPr>
+          <w:sz w:val="24"/>
+        </w:rPr>
+      </w:pPr>
+      <w:r>
+        <w:rPr>
+          <w:sz w:val="24"/>
+        </w:rPr>
+        <w:t>为了消除起步加速段、终点减速段以及掉头转身动作对人体步态平稳性的非病理干扰，系统建立了</w:t>
+      </w:r>
+      <w:r>
+        <w:rPr>
+          <w:b/>
+          <w:bCs/>
+          <w:sz w:val="24"/>
+        </w:rPr>
+        <w:t>稳态直行分段协议（</w:t>
+      </w:r>
+      <w:r>
+        <w:rPr>
+          <w:b/>
+          <w:bCs/>
+          <w:sz w:val="24"/>
+        </w:rPr>
+        <w:t>Steady-State Walking Protocol</w:t>
+      </w:r>
+      <w:r>
+        <w:rPr>
+          <w:b/>
+          <w:bCs/>
+          <w:sz w:val="24"/>
+        </w:rPr>
+        <w:t>）</w:t>
+      </w:r>
+      <w:r>
+        <w:rPr>
+          <w:sz w:val="24"/>
+        </w:rPr>
+        <w:t>，自动提取纯净直行段落进行特征解算。</w:t>
+      </w:r>
+    </w:p>
+    <w:p>
+      <w:pPr>
+        <w:pStyle w:val="3"/>
+        <w:keepNext w:val="0"/>
+        <w:keepLines w:val="0"/>
+        <w:spacing w:before="240" w:after="120" w:line="400" w:lineRule="exact"/>
+        <w:rPr>
+          <w:rFonts w:eastAsia="黑体" w:hint="eastAsia"/>
+          <w:b/>
+          <w:bCs/>
+          <w:sz w:val="28"/>
+          <w:szCs w:val="24"/>
+        </w:rPr>
+      </w:pPr>
       <w:r>
         <w:rPr>
           <w:rFonts w:eastAsia="黑体"/>
@@ -9116,131 +9244,8 @@
           <w:sz w:val="28"/>
           <w:szCs w:val="24"/>
         </w:rPr>
-        <w:t>）与稳态行走协议</w:t>
-      </w:r>
-    </w:p>
-    <w:p>
-      <w:pPr>
-        <w:ind w:firstLine="420"/>
-        <w:rPr>
-          <w:sz w:val="24"/>
-        </w:rPr>
-      </w:pPr>
-      <w:r>
-        <w:rPr>
-          <w:sz w:val="24"/>
-        </w:rPr>
-        <w:t>临床康复医学中的</w:t>
-      </w:r>
-      <w:r>
-        <w:rPr>
-          <w:sz w:val="24"/>
-        </w:rPr>
-        <w:t xml:space="preserve"> </w:t>
-      </w:r>
-      <w:r>
-        <w:rPr>
-          <w:b/>
-          <w:bCs/>
-          <w:sz w:val="24"/>
-        </w:rPr>
-        <w:t xml:space="preserve">10 </w:t>
-      </w:r>
-      <w:r>
-        <w:rPr>
-          <w:b/>
-          <w:bCs/>
-          <w:sz w:val="24"/>
-        </w:rPr>
-        <w:t>米步行测试（</w:t>
-      </w:r>
-      <w:r>
-        <w:rPr>
-          <w:b/>
-          <w:bCs/>
-          <w:sz w:val="24"/>
-        </w:rPr>
-        <w:t>10-Meter Walk Test, 10MWT</w:t>
-      </w:r>
-      <w:r>
-        <w:rPr>
-          <w:b/>
-          <w:bCs/>
-          <w:sz w:val="24"/>
-        </w:rPr>
-        <w:t>）</w:t>
-      </w:r>
-      <w:r>
-        <w:rPr>
-          <w:sz w:val="24"/>
-        </w:rPr>
-        <w:t xml:space="preserve"> </w:t>
-      </w:r>
-      <w:r>
-        <w:rPr>
-          <w:sz w:val="24"/>
-        </w:rPr>
-        <w:t>是评估受试者行走能力与神经肌肉控制力的金标准协议。该规范要求受试者在指定的平整直线路径上，以自然习惯速度直线步行。</w:t>
-      </w:r>
-    </w:p>
-    <w:p>
-      <w:pPr>
-        <w:ind w:firstLine="420"/>
-        <w:rPr>
-          <w:sz w:val="24"/>
-        </w:rPr>
-      </w:pPr>
-      <w:r>
-        <w:rPr>
-          <w:sz w:val="24"/>
-        </w:rPr>
-        <w:t>为了消除起步加速段、终点减速段以及掉头转身动作对人体步态平稳性的非病理干扰，系统建立了</w:t>
-      </w:r>
-      <w:r>
-        <w:rPr>
-          <w:b/>
-          <w:bCs/>
-          <w:sz w:val="24"/>
-        </w:rPr>
-        <w:t>稳态直行分段协议（</w:t>
-      </w:r>
-      <w:r>
-        <w:rPr>
-          <w:b/>
-          <w:bCs/>
-          <w:sz w:val="24"/>
-        </w:rPr>
-        <w:t>Steady-State Walking Protocol</w:t>
-      </w:r>
-      <w:r>
-        <w:rPr>
-          <w:b/>
-          <w:bCs/>
-          <w:sz w:val="24"/>
-        </w:rPr>
-        <w:t>）</w:t>
-      </w:r>
-      <w:r>
-        <w:rPr>
-          <w:sz w:val="24"/>
-        </w:rPr>
-        <w:t>，自动提取纯净直行段落进行特征解算。</w:t>
-      </w:r>
-    </w:p>
-    <w:p>
-      <w:pPr>
-        <w:pStyle w:val="3"/>
-        <w:keepNext w:val="0"/>
-        <w:keepLines w:val="0"/>
-        <w:spacing w:before="240" w:after="120" w:line="400" w:lineRule="exact"/>
-        <w:rPr>
-          <w:rFonts w:eastAsia="黑体" w:hint="eastAsia"/>
-          <w:b/>
-          <w:bCs/>
-          <w:sz w:val="28"/>
-          <w:szCs w:val="24"/>
-        </w:rPr>
-      </w:pPr>
+        <w:t xml:space="preserve">2.3.2 </w:t>
+      </w:r>
       <w:r>
         <w:rPr>
           <w:rFonts w:eastAsia="黑体"/>
@@ -9249,16 +9254,6 @@
           <w:sz w:val="28"/>
           <w:szCs w:val="24"/>
         </w:rPr>
-        <w:t xml:space="preserve">2.3.2 </w:t>
-      </w:r>
-      <w:r>
-        <w:rPr>
-          <w:rFonts w:eastAsia="黑体"/>
-          <w:b/>
-          <w:bCs/>
-          <w:sz w:val="28"/>
-          <w:szCs w:val="24"/>
-        </w:rPr>
         <w:t>无量纲躯干高度归一化模型</w:t>
       </w:r>
       <w:bookmarkStart w:id="56" w:name="_Toc7627"/>
@@ -9266,7 +9261,6 @@
     <w:p>
       <w:pPr>
         <w:rPr>
-          <w:rFonts w:hint="eastAsia"/>
           <w:sz w:val="24"/>
         </w:rPr>
       </w:pPr>
@@ -9628,11 +9622,6 @@
       </w:r>
     </w:p>
     <w:p>
-      <w:pPr>
-        <w:rPr>
-          <w:rFonts w:hint="eastAsia"/>
-        </w:rPr>
-      </w:pPr>
       <m:oMathPara>
         <m:oMath>
           <m:r>
@@ -9862,7 +9851,7 @@
     <w:p>
       <w:pPr>
         <w:rPr>
-          <w:rFonts w:ascii="宋体" w:hAnsi="宋体"/>
+          <w:rFonts w:ascii="宋体" w:hAnsi="宋体" w:hint="eastAsia"/>
           <w:sz w:val="24"/>
         </w:rPr>
       </w:pPr>
@@ -9967,7 +9956,7 @@
         </w:numPr>
         <w:jc w:val="left"/>
         <w:rPr>
-          <w:rFonts w:ascii="宋体" w:hAnsi="宋体" w:cs="宋体"/>
+          <w:rFonts w:ascii="宋体" w:hAnsi="宋体" w:cs="宋体" w:hint="eastAsia"/>
           <w:kern w:val="0"/>
           <w:sz w:val="24"/>
         </w:rPr>
@@ -10827,7 +10816,7 @@
           <w:numId w:val="6"/>
         </w:numPr>
         <w:rPr>
-          <w:rFonts w:ascii="宋体" w:hAnsi="宋体"/>
+          <w:rFonts w:ascii="宋体" w:hAnsi="宋体" w:hint="eastAsia"/>
           <w:sz w:val="24"/>
         </w:rPr>
       </w:pPr>
@@ -11739,7 +11728,7 @@
     <w:p>
       <w:pPr>
         <w:rPr>
-          <w:rFonts w:ascii="宋体" w:hAnsi="宋体"/>
+          <w:rFonts w:ascii="宋体" w:hAnsi="宋体" w:hint="eastAsia"/>
           <w:sz w:val="24"/>
         </w:rPr>
       </w:pPr>
@@ -11789,7 +11778,7 @@
     <w:p>
       <w:pPr>
         <w:rPr>
-          <w:rFonts w:ascii="宋体" w:hAnsi="宋体"/>
+          <w:rFonts w:ascii="宋体" w:hAnsi="宋体" w:hint="eastAsia"/>
           <w:sz w:val="24"/>
         </w:rPr>
       </w:pPr>
@@ -11873,21 +11862,12 @@
         <w:spacing w:after="120" w:line="400" w:lineRule="exact"/>
         <w:outlineLvl w:val="1"/>
         <w:rPr>
-          <w:rFonts w:eastAsia="黑体" w:hint="eastAsia"/>
-          <w:sz w:val="28"/>
-          <w:szCs w:val="28"/>
-          <w:shd w:val="clear" w:color="auto" w:fill="FFFFFF"/>
-        </w:rPr>
-      </w:pPr>
-      <w:r>
-        <w:rPr>
           <w:rFonts w:eastAsia="黑体"/>
           <w:sz w:val="28"/>
           <w:szCs w:val="28"/>
           <w:shd w:val="clear" w:color="auto" w:fill="FFFFFF"/>
         </w:rPr>
-        <w:t xml:space="preserve">2.5 </w:t>
-      </w:r>
+      </w:pPr>
       <w:r>
         <w:rPr>
           <w:rFonts w:eastAsia="黑体"/>
@@ -11895,13 +11875,22 @@
           <w:szCs w:val="28"/>
           <w:shd w:val="clear" w:color="auto" w:fill="FFFFFF"/>
         </w:rPr>
+        <w:t xml:space="preserve">2.5 </w:t>
+      </w:r>
+      <w:r>
+        <w:rPr>
+          <w:rFonts w:eastAsia="黑体"/>
+          <w:sz w:val="28"/>
+          <w:szCs w:val="28"/>
+          <w:shd w:val="clear" w:color="auto" w:fill="FFFFFF"/>
+        </w:rPr>
         <w:t>本章小结</w:t>
       </w:r>
     </w:p>
     <w:p>
       <w:pPr>
         <w:rPr>
-          <w:rFonts w:ascii="宋体" w:hAnsi="宋体"/>
+          <w:rFonts w:ascii="宋体" w:hAnsi="宋体" w:hint="eastAsia"/>
           <w:sz w:val="24"/>
         </w:rPr>
       </w:pPr>
@@ -11920,7 +11909,7 @@
           <w:numId w:val="7"/>
         </w:numPr>
         <w:rPr>
-          <w:rFonts w:ascii="宋体" w:hAnsi="宋体"/>
+          <w:rFonts w:ascii="宋体" w:hAnsi="宋体" w:hint="eastAsia"/>
           <w:sz w:val="24"/>
         </w:rPr>
       </w:pPr>
@@ -11939,7 +11928,7 @@
           <w:numId w:val="7"/>
         </w:numPr>
         <w:rPr>
-          <w:rFonts w:ascii="宋体" w:hAnsi="宋体"/>
+          <w:rFonts w:ascii="宋体" w:hAnsi="宋体" w:hint="eastAsia"/>
           <w:sz w:val="24"/>
         </w:rPr>
       </w:pPr>
@@ -11958,7 +11947,7 @@
           <w:numId w:val="7"/>
         </w:numPr>
         <w:rPr>
-          <w:rFonts w:ascii="宋体" w:hAnsi="宋体"/>
+          <w:rFonts w:ascii="宋体" w:hAnsi="宋体" w:hint="eastAsia"/>
           <w:sz w:val="24"/>
         </w:rPr>
       </w:pPr>
@@ -11996,7 +11985,7 @@
         <w:jc w:val="center"/>
         <w:outlineLvl w:val="0"/>
         <w:rPr>
-          <w:rFonts w:eastAsia="黑体" w:hint="eastAsia"/>
+          <w:rFonts w:eastAsia="黑体"/>
           <w:bCs/>
           <w:color w:val="000000"/>
           <w:sz w:val="30"/>
@@ -12134,9 +12123,6 @@
     <w:p>
       <w:pPr>
         <w:jc w:val="center"/>
-        <w:rPr>
-          <w:rFonts w:hint="eastAsia"/>
-        </w:rPr>
       </w:pPr>
       <w:r>
         <w:rPr>
@@ -12196,9 +12182,6 @@
     <w:p>
       <w:pPr>
         <w:jc w:val="center"/>
-        <w:rPr>
-          <w:rFonts w:hint="eastAsia"/>
-        </w:rPr>
       </w:pPr>
       <w:r>
         <w:rPr>
@@ -12942,7 +12925,6 @@
         <w:spacing w:line="400" w:lineRule="exact"/>
         <w:ind w:firstLineChars="200" w:firstLine="480"/>
         <w:rPr>
-          <w:rFonts w:hint="eastAsia"/>
           <w:sz w:val="24"/>
         </w:rPr>
       </w:pPr>
@@ -13024,9 +13006,6 @@
     <w:p>
       <w:pPr>
         <w:jc w:val="center"/>
-        <w:rPr>
-          <w:rFonts w:hint="eastAsia"/>
-        </w:rPr>
       </w:pPr>
       <w:r>
         <w:rPr>
@@ -13118,22 +13097,22 @@
       <w:pPr>
         <w:ind w:firstLine="420"/>
         <w:rPr>
+          <w:rFonts w:ascii="宋体" w:hAnsi="宋体" w:hint="eastAsia"/>
+          <w:sz w:val="24"/>
+        </w:rPr>
+      </w:pPr>
+      <w:r>
+        <w:rPr>
           <w:rFonts w:ascii="宋体" w:hAnsi="宋体"/>
           <w:sz w:val="24"/>
         </w:rPr>
-      </w:pPr>
-      <w:r>
-        <w:rPr>
-          <w:rFonts w:ascii="宋体" w:hAnsi="宋体"/>
-          <w:sz w:val="24"/>
-        </w:rPr>
         <w:t>GMC（Global Motion Compensation）的核心思想是利用静态背景纹理的表观运动反推相机的全局平移，从而将动态摄像头画面数学归一化至世界静止坐标系。</w:t>
       </w:r>
     </w:p>
     <w:p>
       <w:pPr>
         <w:rPr>
-          <w:rFonts w:ascii="宋体" w:hAnsi="宋体"/>
+          <w:rFonts w:ascii="宋体" w:hAnsi="宋体" w:hint="eastAsia"/>
           <w:sz w:val="24"/>
         </w:rPr>
       </w:pPr>
@@ -13152,7 +13131,7 @@
           <w:numId w:val="11"/>
         </w:numPr>
         <w:rPr>
-          <w:rFonts w:ascii="宋体" w:hAnsi="宋体"/>
+          <w:rFonts w:ascii="宋体" w:hAnsi="宋体" w:hint="eastAsia"/>
           <w:sz w:val="24"/>
         </w:rPr>
       </w:pPr>
@@ -13277,7 +13256,7 @@
           <w:numId w:val="11"/>
         </w:numPr>
         <w:rPr>
-          <w:rFonts w:ascii="宋体" w:hAnsi="宋体"/>
+          <w:rFonts w:ascii="宋体" w:hAnsi="宋体" w:hint="eastAsia"/>
           <w:sz w:val="24"/>
         </w:rPr>
       </w:pPr>
@@ -13578,7 +13557,7 @@
           <w:numId w:val="11"/>
         </w:numPr>
         <w:rPr>
-          <w:rFonts w:ascii="宋体" w:hAnsi="宋体"/>
+          <w:rFonts w:ascii="宋体" w:hAnsi="宋体" w:hint="eastAsia"/>
           <w:sz w:val="24"/>
         </w:rPr>
       </w:pPr>
@@ -13762,7 +13741,7 @@
     <w:p>
       <w:pPr>
         <w:rPr>
-          <w:rFonts w:ascii="宋体" w:hAnsi="宋体"/>
+          <w:rFonts w:ascii="宋体" w:hAnsi="宋体" w:hint="eastAsia"/>
           <w:sz w:val="24"/>
         </w:rPr>
       </w:pPr>
@@ -13888,7 +13867,7 @@
           <w:numId w:val="11"/>
         </w:numPr>
         <w:rPr>
-          <w:rFonts w:ascii="宋体" w:hAnsi="宋体"/>
+          <w:rFonts w:ascii="宋体" w:hAnsi="宋体" w:hint="eastAsia"/>
           <w:sz w:val="24"/>
         </w:rPr>
       </w:pPr>
@@ -14111,7 +14090,7 @@
           <w:numId w:val="11"/>
         </w:numPr>
         <w:rPr>
-          <w:rFonts w:ascii="宋体" w:hAnsi="宋体"/>
+          <w:rFonts w:ascii="宋体" w:hAnsi="宋体" w:hint="eastAsia"/>
           <w:sz w:val="24"/>
         </w:rPr>
       </w:pPr>
@@ -14355,7 +14334,7 @@
           <w:numId w:val="11"/>
         </w:numPr>
         <w:rPr>
-          <w:rFonts w:ascii="宋体" w:hAnsi="宋体"/>
+          <w:rFonts w:ascii="宋体" w:hAnsi="宋体" w:hint="eastAsia"/>
           <w:sz w:val="24"/>
         </w:rPr>
       </w:pPr>
@@ -14489,7 +14468,7 @@
     <w:p>
       <w:pPr>
         <w:rPr>
-          <w:rFonts w:ascii="宋体" w:hAnsi="宋体"/>
+          <w:rFonts w:ascii="宋体" w:hAnsi="宋体" w:hint="eastAsia"/>
           <w:sz w:val="24"/>
         </w:rPr>
       </w:pPr>
@@ -14896,7 +14875,7 @@
       <w:pPr>
         <w:ind w:firstLine="360"/>
         <w:rPr>
-          <w:rFonts w:ascii="宋体" w:hAnsi="宋体"/>
+          <w:rFonts w:ascii="宋体" w:hAnsi="宋体" w:hint="eastAsia"/>
           <w:sz w:val="24"/>
         </w:rPr>
       </w:pPr>
@@ -14915,7 +14894,7 @@
           <w:numId w:val="12"/>
         </w:numPr>
         <w:rPr>
-          <w:rFonts w:ascii="宋体" w:hAnsi="宋体"/>
+          <w:rFonts w:ascii="宋体" w:hAnsi="宋体" w:hint="eastAsia"/>
           <w:sz w:val="24"/>
         </w:rPr>
       </w:pPr>
@@ -14939,7 +14918,7 @@
     <w:p>
       <w:pPr>
         <w:rPr>
-          <w:rFonts w:ascii="宋体" w:hAnsi="宋体"/>
+          <w:rFonts w:ascii="宋体" w:hAnsi="宋体" w:hint="eastAsia"/>
           <w:sz w:val="24"/>
         </w:rPr>
       </w:pPr>
@@ -14958,7 +14937,7 @@
           <w:numId w:val="12"/>
         </w:numPr>
         <w:rPr>
-          <w:rFonts w:ascii="宋体" w:hAnsi="宋体"/>
+          <w:rFonts w:ascii="宋体" w:hAnsi="宋体" w:hint="eastAsia"/>
           <w:sz w:val="24"/>
         </w:rPr>
       </w:pPr>
@@ -15201,7 +15180,7 @@
           <w:numId w:val="12"/>
         </w:numPr>
         <w:rPr>
-          <w:rFonts w:ascii="宋体" w:hAnsi="宋体"/>
+          <w:rFonts w:ascii="宋体" w:hAnsi="宋体" w:hint="eastAsia"/>
           <w:sz w:val="24"/>
         </w:rPr>
       </w:pPr>
@@ -15374,7 +15353,7 @@
           <w:numId w:val="12"/>
         </w:numPr>
         <w:rPr>
-          <w:rFonts w:ascii="宋体" w:hAnsi="宋体"/>
+          <w:rFonts w:ascii="宋体" w:hAnsi="宋体" w:hint="eastAsia"/>
           <w:sz w:val="24"/>
         </w:rPr>
       </w:pPr>
@@ -15398,7 +15377,7 @@
     <w:p>
       <w:pPr>
         <w:rPr>
-          <w:rFonts w:ascii="宋体" w:hAnsi="宋体"/>
+          <w:rFonts w:ascii="宋体" w:hAnsi="宋体" w:hint="eastAsia"/>
           <w:sz w:val="24"/>
         </w:rPr>
       </w:pPr>
@@ -15836,7 +15815,7 @@
           <w:numId w:val="12"/>
         </w:numPr>
         <w:rPr>
-          <w:rFonts w:ascii="宋体" w:hAnsi="宋体"/>
+          <w:rFonts w:ascii="宋体" w:hAnsi="宋体" w:hint="eastAsia"/>
           <w:sz w:val="24"/>
         </w:rPr>
       </w:pPr>
@@ -15860,7 +15839,7 @@
     <w:p>
       <w:pPr>
         <w:rPr>
-          <w:rFonts w:ascii="宋体" w:hAnsi="宋体"/>
+          <w:rFonts w:ascii="宋体" w:hAnsi="宋体" w:hint="eastAsia"/>
           <w:sz w:val="24"/>
         </w:rPr>
       </w:pPr>
@@ -15892,7 +15871,7 @@
     <w:p>
       <w:pPr>
         <w:rPr>
-          <w:rFonts w:ascii="宋体" w:hAnsi="宋体"/>
+          <w:rFonts w:ascii="宋体" w:hAnsi="宋体" w:hint="eastAsia"/>
           <w:sz w:val="24"/>
         </w:rPr>
       </w:pPr>
@@ -16057,19 +16036,19 @@
       <w:pPr>
         <w:pStyle w:val="3"/>
         <w:rPr>
+          <w:rFonts w:ascii="黑体" w:eastAsia="黑体" w:hAnsi="黑体" w:hint="eastAsia"/>
+          <w:color w:val="000000" w:themeColor="text1"/>
+          <w:sz w:val="28"/>
+          <w:szCs w:val="28"/>
+        </w:rPr>
+      </w:pPr>
+      <w:r>
+        <w:rPr>
           <w:rFonts w:ascii="黑体" w:eastAsia="黑体" w:hAnsi="黑体"/>
           <w:color w:val="000000" w:themeColor="text1"/>
           <w:sz w:val="28"/>
           <w:szCs w:val="28"/>
         </w:rPr>
-      </w:pPr>
-      <w:r>
-        <w:rPr>
-          <w:rFonts w:ascii="黑体" w:eastAsia="黑体" w:hAnsi="黑体"/>
-          <w:color w:val="000000" w:themeColor="text1"/>
-          <w:sz w:val="28"/>
-          <w:szCs w:val="28"/>
-        </w:rPr>
         <w:t>3.3 视角自适应生物力学特征提取引擎设计</w:t>
       </w:r>
     </w:p>
@@ -16077,7 +16056,7 @@
       <w:pPr>
         <w:ind w:firstLine="420"/>
         <w:rPr>
-          <w:rFonts w:ascii="宋体" w:hAnsi="宋体"/>
+          <w:rFonts w:ascii="宋体" w:hAnsi="宋体" w:hint="eastAsia"/>
           <w:sz w:val="24"/>
         </w:rPr>
       </w:pPr>
@@ -16108,6 +16087,25 @@
     <w:p>
       <w:pPr>
         <w:pStyle w:val="3"/>
+        <w:rPr>
+          <w:rFonts w:ascii="黑体" w:eastAsia="黑体" w:hAnsi="黑体" w:hint="eastAsia"/>
+          <w:b/>
+          <w:bCs/>
+          <w:sz w:val="28"/>
+          <w:szCs w:val="28"/>
+        </w:rPr>
+      </w:pPr>
+      <w:r>
+        <w:rPr>
+          <w:rFonts w:eastAsiaTheme="majorHAnsi"/>
+          <w:b/>
+          <w:bCs/>
+          <w:sz w:val="28"/>
+          <w:szCs w:val="28"/>
+        </w:rPr>
+        <w:t>3.3.1</w:t>
+      </w:r>
+      <w:r>
         <w:rPr>
           <w:rFonts w:ascii="黑体" w:eastAsia="黑体" w:hAnsi="黑体"/>
           <w:b/>
@@ -16115,25 +16113,6 @@
           <w:sz w:val="28"/>
           <w:szCs w:val="28"/>
         </w:rPr>
-      </w:pPr>
-      <w:r>
-        <w:rPr>
-          <w:rFonts w:eastAsiaTheme="majorHAnsi"/>
-          <w:b/>
-          <w:bCs/>
-          <w:sz w:val="28"/>
-          <w:szCs w:val="28"/>
-        </w:rPr>
-        <w:t>3.3.1</w:t>
-      </w:r>
-      <w:r>
-        <w:rPr>
-          <w:rFonts w:ascii="黑体" w:eastAsia="黑体" w:hAnsi="黑体"/>
-          <w:b/>
-          <w:bCs/>
-          <w:sz w:val="28"/>
-          <w:szCs w:val="28"/>
-        </w:rPr>
         <w:t xml:space="preserve"> 轨迹极值切割与多段帧长加权融合</w:t>
       </w:r>
     </w:p>
@@ -16156,9 +16135,6 @@
     <w:p>
       <w:pPr>
         <w:jc w:val="center"/>
-        <w:rPr>
-          <w:rFonts w:hint="eastAsia"/>
-        </w:rPr>
       </w:pPr>
       <w:r>
         <w:rPr>
@@ -16218,7 +16194,7 @@
     <w:p>
       <w:pPr>
         <w:rPr>
-          <w:rFonts w:ascii="宋体" w:hAnsi="宋体"/>
+          <w:rFonts w:ascii="宋体" w:hAnsi="宋体" w:hint="eastAsia"/>
           <w:sz w:val="24"/>
         </w:rPr>
       </w:pPr>
@@ -16238,7 +16214,7 @@
           <w:numId w:val="14"/>
         </w:numPr>
         <w:rPr>
-          <w:rFonts w:ascii="宋体" w:hAnsi="宋体"/>
+          <w:rFonts w:ascii="宋体" w:hAnsi="宋体" w:hint="eastAsia"/>
           <w:sz w:val="24"/>
         </w:rPr>
       </w:pPr>
@@ -16741,7 +16717,7 @@
           <w:numId w:val="14"/>
         </w:numPr>
         <w:rPr>
-          <w:rFonts w:ascii="宋体" w:hAnsi="宋体"/>
+          <w:rFonts w:ascii="宋体" w:hAnsi="宋体" w:hint="eastAsia"/>
           <w:sz w:val="24"/>
         </w:rPr>
       </w:pPr>
@@ -16923,7 +16899,7 @@
           <w:numId w:val="14"/>
         </w:numPr>
         <w:rPr>
-          <w:rFonts w:ascii="宋体" w:hAnsi="宋体"/>
+          <w:rFonts w:ascii="宋体" w:hAnsi="宋体" w:hint="eastAsia"/>
           <w:sz w:val="24"/>
         </w:rPr>
       </w:pPr>
@@ -16947,7 +16923,7 @@
     <w:p>
       <w:pPr>
         <w:rPr>
-          <w:rFonts w:ascii="宋体" w:hAnsi="宋体"/>
+          <w:rFonts w:ascii="宋体" w:hAnsi="宋体" w:hint="eastAsia"/>
           <w:sz w:val="24"/>
         </w:rPr>
       </w:pPr>
@@ -16999,7 +16975,7 @@
     <w:p>
       <w:pPr>
         <w:rPr>
-          <w:rFonts w:ascii="宋体" w:hAnsi="宋体"/>
+          <w:rFonts w:ascii="宋体" w:hAnsi="宋体" w:hint="eastAsia"/>
           <w:sz w:val="24"/>
         </w:rPr>
       </w:pPr>
@@ -17219,7 +17195,7 @@
     <w:p>
       <w:pPr>
         <w:rPr>
-          <w:rFonts w:ascii="宋体" w:hAnsi="宋体"/>
+          <w:rFonts w:ascii="宋体" w:hAnsi="宋体" w:hint="eastAsia"/>
           <w:sz w:val="24"/>
         </w:rPr>
       </w:pPr>
@@ -17267,41 +17243,41 @@
       <w:pPr>
         <w:ind w:firstLine="420"/>
         <w:rPr>
+          <w:rFonts w:ascii="宋体" w:hAnsi="宋体" w:hint="eastAsia"/>
+          <w:sz w:val="24"/>
+        </w:rPr>
+      </w:pPr>
+      <w:r>
+        <w:rPr>
           <w:rFonts w:ascii="宋体" w:hAnsi="宋体"/>
           <w:sz w:val="24"/>
         </w:rPr>
-      </w:pPr>
-      <w:r>
-        <w:rPr>
-          <w:rFonts w:ascii="宋体" w:hAnsi="宋体"/>
-          <w:sz w:val="24"/>
-        </w:rPr>
         <w:t>由于单目摄像头拍摄视角（正面、侧面、斜向）不同，关节点在 2D 平面上的投影形态存在本质差异。</w:t>
       </w:r>
     </w:p>
     <w:p>
       <w:pPr>
+        <w:rPr>
+          <w:rFonts w:ascii="宋体" w:hAnsi="宋体" w:hint="eastAsia"/>
+          <w:b/>
+          <w:bCs/>
+          <w:sz w:val="24"/>
+        </w:rPr>
+      </w:pPr>
+      <w:r>
         <w:rPr>
           <w:rFonts w:ascii="宋体" w:hAnsi="宋体"/>
           <w:b/>
           <w:bCs/>
           <w:sz w:val="24"/>
         </w:rPr>
-      </w:pPr>
-      <w:r>
-        <w:rPr>
-          <w:rFonts w:ascii="宋体" w:hAnsi="宋体"/>
-          <w:b/>
-          <w:bCs/>
-          <w:sz w:val="24"/>
-        </w:rPr>
         <w:t>1. 肩宽比磁滞视角判定</w:t>
       </w:r>
     </w:p>
     <w:p>
       <w:pPr>
         <w:rPr>
-          <w:rFonts w:ascii="宋体" w:hAnsi="宋体"/>
+          <w:rFonts w:ascii="宋体" w:hAnsi="宋体" w:hint="eastAsia"/>
           <w:sz w:val="24"/>
         </w:rPr>
       </w:pPr>
@@ -17455,7 +17431,7 @@
     <w:p>
       <w:pPr>
         <w:rPr>
-          <w:rFonts w:ascii="宋体" w:hAnsi="宋体"/>
+          <w:rFonts w:ascii="宋体" w:hAnsi="宋体" w:hint="eastAsia"/>
           <w:sz w:val="24"/>
         </w:rPr>
       </w:pPr>
@@ -17757,28 +17733,28 @@
     <w:p>
       <w:pPr>
         <w:rPr>
+          <w:rFonts w:ascii="宋体" w:hAnsi="宋体" w:hint="eastAsia"/>
+          <w:b/>
+          <w:bCs/>
+          <w:sz w:val="28"/>
+          <w:szCs w:val="28"/>
+        </w:rPr>
+      </w:pPr>
+      <w:r>
+        <w:rPr>
           <w:rFonts w:ascii="宋体" w:hAnsi="宋体"/>
           <w:b/>
           <w:bCs/>
           <w:sz w:val="28"/>
           <w:szCs w:val="28"/>
         </w:rPr>
-      </w:pPr>
-      <w:r>
-        <w:rPr>
-          <w:rFonts w:ascii="宋体" w:hAnsi="宋体"/>
-          <w:b/>
-          <w:bCs/>
-          <w:sz w:val="28"/>
-          <w:szCs w:val="28"/>
-        </w:rPr>
         <w:t>2. 正面迎面走向下的“双相相对高度差”波峰提取</w:t>
       </w:r>
     </w:p>
     <w:p>
       <w:pPr>
         <w:rPr>
-          <w:rFonts w:ascii="宋体" w:hAnsi="宋体"/>
+          <w:rFonts w:ascii="宋体" w:hAnsi="宋体" w:hint="eastAsia"/>
           <w:sz w:val="24"/>
         </w:rPr>
       </w:pPr>
@@ -17868,7 +17844,7 @@
     <w:p>
       <w:pPr>
         <w:rPr>
-          <w:rFonts w:ascii="宋体" w:hAnsi="宋体"/>
+          <w:rFonts w:ascii="宋体" w:hAnsi="宋体" w:hint="eastAsia"/>
           <w:sz w:val="24"/>
         </w:rPr>
       </w:pPr>
@@ -18095,7 +18071,7 @@
           <w:numId w:val="15"/>
         </w:numPr>
         <w:rPr>
-          <w:rFonts w:ascii="宋体" w:hAnsi="宋体"/>
+          <w:rFonts w:ascii="宋体" w:hAnsi="宋体" w:hint="eastAsia"/>
           <w:sz w:val="24"/>
         </w:rPr>
       </w:pPr>
@@ -18197,7 +18173,7 @@
           <w:numId w:val="15"/>
         </w:numPr>
         <w:rPr>
-          <w:rFonts w:ascii="宋体" w:hAnsi="宋体"/>
+          <w:rFonts w:ascii="宋体" w:hAnsi="宋体" w:hint="eastAsia"/>
           <w:sz w:val="24"/>
         </w:rPr>
       </w:pPr>
@@ -18294,7 +18270,7 @@
     <w:p>
       <w:pPr>
         <w:rPr>
-          <w:rFonts w:ascii="宋体" w:hAnsi="宋体"/>
+          <w:rFonts w:ascii="宋体" w:hAnsi="宋体" w:hint="eastAsia"/>
           <w:sz w:val="24"/>
         </w:rPr>
       </w:pPr>
@@ -18443,31 +18419,31 @@
       <w:pPr>
         <w:pStyle w:val="3"/>
         <w:rPr>
+          <w:rFonts w:ascii="黑体" w:eastAsia="黑体" w:hAnsi="黑体" w:hint="eastAsia"/>
+          <w:b/>
+          <w:bCs/>
+          <w:sz w:val="28"/>
+          <w:szCs w:val="28"/>
+        </w:rPr>
+      </w:pPr>
+      <w:r>
+        <w:rPr>
+          <w:rFonts w:eastAsiaTheme="majorHAnsi"/>
+          <w:b/>
+          <w:bCs/>
+          <w:sz w:val="28"/>
+          <w:szCs w:val="28"/>
+        </w:rPr>
+        <w:t>3.3.3</w:t>
+      </w:r>
+      <w:r>
+        <w:rPr>
           <w:rFonts w:ascii="黑体" w:eastAsia="黑体" w:hAnsi="黑体"/>
           <w:b/>
           <w:bCs/>
           <w:sz w:val="28"/>
           <w:szCs w:val="28"/>
         </w:rPr>
-      </w:pPr>
-      <w:r>
-        <w:rPr>
-          <w:rFonts w:eastAsiaTheme="majorHAnsi"/>
-          <w:b/>
-          <w:bCs/>
-          <w:sz w:val="28"/>
-          <w:szCs w:val="28"/>
-        </w:rPr>
-        <w:t>3.3.3</w:t>
-      </w:r>
-      <w:r>
-        <w:rPr>
-          <w:rFonts w:ascii="黑体" w:eastAsia="黑体" w:hAnsi="黑体"/>
-          <w:b/>
-          <w:bCs/>
-          <w:sz w:val="28"/>
-          <w:szCs w:val="28"/>
-        </w:rPr>
         <w:t xml:space="preserve"> 时空变异性与多维生物力学解算</w:t>
       </w:r>
     </w:p>
@@ -18475,7 +18451,7 @@
       <w:pPr>
         <w:ind w:firstLine="360"/>
         <w:rPr>
-          <w:rFonts w:ascii="宋体" w:hAnsi="宋体"/>
+          <w:rFonts w:ascii="宋体" w:hAnsi="宋体" w:hint="eastAsia"/>
           <w:sz w:val="24"/>
         </w:rPr>
       </w:pPr>
@@ -18615,7 +18591,7 @@
           <w:numId w:val="16"/>
         </w:numPr>
         <w:rPr>
-          <w:rFonts w:ascii="宋体" w:hAnsi="宋体"/>
+          <w:rFonts w:ascii="宋体" w:hAnsi="宋体" w:hint="eastAsia"/>
           <w:sz w:val="24"/>
         </w:rPr>
       </w:pPr>
@@ -18737,7 +18713,7 @@
     <w:p>
       <w:pPr>
         <w:rPr>
-          <w:rFonts w:ascii="宋体" w:hAnsi="宋体"/>
+          <w:rFonts w:ascii="宋体" w:hAnsi="宋体" w:hint="eastAsia"/>
           <w:sz w:val="24"/>
         </w:rPr>
       </w:pPr>
@@ -18967,7 +18943,7 @@
     <w:p>
       <w:pPr>
         <w:rPr>
-          <w:rFonts w:ascii="宋体" w:hAnsi="宋体"/>
+          <w:rFonts w:ascii="宋体" w:hAnsi="宋体" w:hint="eastAsia"/>
           <w:sz w:val="24"/>
         </w:rPr>
       </w:pPr>
@@ -19133,7 +19109,7 @@
           <w:numId w:val="16"/>
         </w:numPr>
         <w:rPr>
-          <w:rFonts w:ascii="宋体" w:hAnsi="宋体"/>
+          <w:rFonts w:ascii="宋体" w:hAnsi="宋体" w:hint="eastAsia"/>
           <w:sz w:val="24"/>
         </w:rPr>
       </w:pPr>
@@ -19175,22 +19151,22 @@
     <w:p>
       <w:pPr>
         <w:rPr>
+          <w:rFonts w:ascii="宋体" w:hAnsi="宋体" w:hint="eastAsia"/>
+          <w:sz w:val="24"/>
+        </w:rPr>
+      </w:pPr>
+      <w:r>
+        <w:rPr>
           <w:rFonts w:ascii="宋体" w:hAnsi="宋体"/>
           <w:sz w:val="24"/>
         </w:rPr>
-      </w:pPr>
-      <w:r>
-        <w:rPr>
-          <w:rFonts w:ascii="宋体" w:hAnsi="宋体"/>
-          <w:sz w:val="24"/>
-        </w:rPr>
         <w:t>摒弃依赖全局奇偶数步对比的容易因单次漏检导致相位错维的缺点，设计了局部相邻步间隔绝对差值均值比：</w:t>
       </w:r>
     </w:p>
     <w:p>
       <w:pPr>
         <w:rPr>
-          <w:rFonts w:ascii="宋体" w:hAnsi="宋体"/>
+          <w:rFonts w:ascii="宋体" w:hAnsi="宋体" w:hint="eastAsia"/>
           <w:sz w:val="24"/>
         </w:rPr>
       </w:pPr>
@@ -19447,7 +19423,7 @@
           <w:numId w:val="16"/>
         </w:numPr>
         <w:rPr>
-          <w:rFonts w:ascii="宋体" w:hAnsi="宋体"/>
+          <w:rFonts w:ascii="宋体" w:hAnsi="宋体" w:hint="eastAsia"/>
           <w:sz w:val="24"/>
         </w:rPr>
       </w:pPr>
@@ -19489,7 +19465,7 @@
     <w:p>
       <w:pPr>
         <w:rPr>
-          <w:rFonts w:ascii="宋体" w:hAnsi="宋体"/>
+          <w:rFonts w:ascii="宋体" w:hAnsi="宋体" w:hint="eastAsia"/>
           <w:sz w:val="24"/>
         </w:rPr>
       </w:pPr>
@@ -19700,7 +19676,7 @@
           <w:numId w:val="16"/>
         </w:numPr>
         <w:rPr>
-          <w:rFonts w:ascii="宋体" w:hAnsi="宋体"/>
+          <w:rFonts w:ascii="宋体" w:hAnsi="宋体" w:hint="eastAsia"/>
           <w:sz w:val="24"/>
         </w:rPr>
       </w:pPr>
@@ -19843,19 +19819,19 @@
       <w:pPr>
         <w:pStyle w:val="3"/>
         <w:rPr>
+          <w:rFonts w:ascii="黑体" w:eastAsia="黑体" w:hAnsi="黑体" w:hint="eastAsia"/>
+          <w:color w:val="000000" w:themeColor="text1"/>
+          <w:sz w:val="28"/>
+          <w:szCs w:val="28"/>
+        </w:rPr>
+      </w:pPr>
+      <w:r>
+        <w:rPr>
           <w:rFonts w:ascii="黑体" w:eastAsia="黑体" w:hAnsi="黑体"/>
           <w:color w:val="000000" w:themeColor="text1"/>
           <w:sz w:val="28"/>
           <w:szCs w:val="28"/>
         </w:rPr>
-      </w:pPr>
-      <w:r>
-        <w:rPr>
-          <w:rFonts w:ascii="黑体" w:eastAsia="黑体" w:hAnsi="黑体"/>
-          <w:color w:val="000000" w:themeColor="text1"/>
-          <w:sz w:val="28"/>
-          <w:szCs w:val="28"/>
-        </w:rPr>
         <w:t>3.4 综合步态稳定性指数（GSI）与事前跌倒风险分类模型设计</w:t>
       </w:r>
     </w:p>
@@ -19894,9 +19870,6 @@
     <w:p>
       <w:pPr>
         <w:jc w:val="center"/>
-        <w:rPr>
-          <w:rFonts w:hint="eastAsia"/>
-        </w:rPr>
       </w:pPr>
       <w:r>
         <w:rPr>
@@ -19990,7 +19963,7 @@
       <w:pPr>
         <w:ind w:firstLine="420"/>
         <w:rPr>
-          <w:rFonts w:ascii="宋体" w:hAnsi="宋体"/>
+          <w:rFonts w:ascii="宋体" w:hAnsi="宋体" w:hint="eastAsia"/>
           <w:sz w:val="24"/>
         </w:rPr>
       </w:pPr>
@@ -20200,7 +20173,7 @@
     <w:p>
       <w:pPr>
         <w:rPr>
-          <w:rFonts w:ascii="宋体" w:hAnsi="宋体"/>
+          <w:rFonts w:ascii="宋体" w:hAnsi="宋体" w:hint="eastAsia"/>
           <w:b/>
           <w:bCs/>
           <w:sz w:val="24"/>
@@ -20278,7 +20251,7 @@
     <w:p>
       <w:pPr>
         <w:rPr>
-          <w:rFonts w:ascii="宋体" w:hAnsi="宋体"/>
+          <w:rFonts w:ascii="宋体" w:hAnsi="宋体" w:hint="eastAsia"/>
           <w:sz w:val="24"/>
         </w:rPr>
       </w:pPr>
@@ -20513,7 +20486,7 @@
     <w:p>
       <w:pPr>
         <w:rPr>
-          <w:rFonts w:ascii="宋体" w:hAnsi="宋体"/>
+          <w:rFonts w:ascii="宋体" w:hAnsi="宋体" w:hint="eastAsia"/>
           <w:sz w:val="24"/>
         </w:rPr>
       </w:pPr>
@@ -21031,7 +21004,7 @@
     <w:p>
       <w:pPr>
         <w:rPr>
-          <w:rFonts w:ascii="宋体" w:hAnsi="宋体"/>
+          <w:rFonts w:ascii="宋体" w:hAnsi="宋体" w:hint="eastAsia"/>
           <w:b/>
           <w:bCs/>
           <w:sz w:val="24"/>
@@ -21109,7 +21082,7 @@
     <w:p>
       <w:pPr>
         <w:rPr>
-          <w:rFonts w:ascii="宋体" w:hAnsi="宋体"/>
+          <w:rFonts w:ascii="宋体" w:hAnsi="宋体" w:hint="eastAsia"/>
           <w:sz w:val="24"/>
         </w:rPr>
       </w:pPr>
@@ -21140,7 +21113,7 @@
     <w:p>
       <w:pPr>
         <w:rPr>
-          <w:rFonts w:ascii="宋体" w:hAnsi="宋体"/>
+          <w:rFonts w:ascii="宋体" w:hAnsi="宋体" w:hint="eastAsia"/>
           <w:sz w:val="24"/>
         </w:rPr>
       </w:pPr>
@@ -21428,7 +21401,7 @@
     <w:p>
       <w:pPr>
         <w:rPr>
-          <w:rFonts w:ascii="宋体" w:hAnsi="宋体"/>
+          <w:rFonts w:ascii="宋体" w:hAnsi="宋体" w:hint="eastAsia"/>
           <w:b/>
           <w:bCs/>
           <w:sz w:val="24"/>
@@ -21506,7 +21479,7 @@
     <w:p>
       <w:pPr>
         <w:rPr>
-          <w:rFonts w:ascii="宋体" w:hAnsi="宋体"/>
+          <w:rFonts w:ascii="宋体" w:hAnsi="宋体" w:hint="eastAsia"/>
           <w:sz w:val="24"/>
         </w:rPr>
       </w:pPr>
@@ -21735,26 +21708,26 @@
     <w:p>
       <w:pPr>
         <w:rPr>
+          <w:rFonts w:ascii="宋体" w:hAnsi="宋体" w:hint="eastAsia"/>
+          <w:b/>
+          <w:bCs/>
+          <w:sz w:val="24"/>
+        </w:rPr>
+      </w:pPr>
+      <w:r>
+        <w:rPr>
           <w:rFonts w:ascii="宋体" w:hAnsi="宋体"/>
           <w:b/>
           <w:bCs/>
           <w:sz w:val="24"/>
         </w:rPr>
-      </w:pPr>
-      <w:r>
-        <w:rPr>
-          <w:rFonts w:ascii="宋体" w:hAnsi="宋体"/>
-          <w:b/>
-          <w:bCs/>
-          <w:sz w:val="24"/>
-        </w:rPr>
         <w:t>4. 综合 GSI 得分合成</w:t>
       </w:r>
     </w:p>
     <w:p>
       <w:pPr>
         <w:rPr>
-          <w:rFonts w:ascii="宋体" w:hAnsi="宋体"/>
+          <w:rFonts w:ascii="宋体" w:hAnsi="宋体" w:hint="eastAsia"/>
           <w:sz w:val="24"/>
         </w:rPr>
       </w:pPr>
@@ -21799,7 +21772,7 @@
     <w:p>
       <w:pPr>
         <w:rPr>
-          <w:rFonts w:ascii="宋体" w:hAnsi="宋体"/>
+          <w:rFonts w:ascii="宋体" w:hAnsi="宋体" w:hint="eastAsia"/>
           <w:sz w:val="24"/>
         </w:rPr>
       </w:pPr>
@@ -21961,13 +21934,32 @@
     <w:p>
       <w:pPr>
         <w:rPr>
-          <w:rFonts w:ascii="宋体" w:hAnsi="宋体"/>
+          <w:rFonts w:ascii="宋体" w:hAnsi="宋体" w:hint="eastAsia"/>
         </w:rPr>
       </w:pPr>
     </w:p>
     <w:p>
       <w:pPr>
         <w:pStyle w:val="3"/>
+        <w:rPr>
+          <w:rFonts w:ascii="黑体" w:eastAsia="黑体" w:hAnsi="黑体" w:hint="eastAsia"/>
+          <w:b/>
+          <w:bCs/>
+          <w:sz w:val="28"/>
+          <w:szCs w:val="28"/>
+        </w:rPr>
+      </w:pPr>
+      <w:r>
+        <w:rPr>
+          <w:rFonts w:eastAsiaTheme="majorHAnsi"/>
+          <w:b/>
+          <w:bCs/>
+          <w:sz w:val="28"/>
+          <w:szCs w:val="28"/>
+        </w:rPr>
+        <w:t>3.4.2</w:t>
+      </w:r>
+      <w:r>
         <w:rPr>
           <w:rFonts w:ascii="黑体" w:eastAsia="黑体" w:hAnsi="黑体"/>
           <w:b/>
@@ -21975,25 +21967,6 @@
           <w:sz w:val="28"/>
           <w:szCs w:val="28"/>
         </w:rPr>
-      </w:pPr>
-      <w:r>
-        <w:rPr>
-          <w:rFonts w:eastAsiaTheme="majorHAnsi"/>
-          <w:b/>
-          <w:bCs/>
-          <w:sz w:val="28"/>
-          <w:szCs w:val="28"/>
-        </w:rPr>
-        <w:t>3.4.2</w:t>
-      </w:r>
-      <w:r>
-        <w:rPr>
-          <w:rFonts w:ascii="黑体" w:eastAsia="黑体" w:hAnsi="黑体"/>
-          <w:b/>
-          <w:bCs/>
-          <w:sz w:val="28"/>
-          <w:szCs w:val="28"/>
-        </w:rPr>
         <w:t xml:space="preserve"> 基于随机森林的跌倒风险概率评估与等级划分</w:t>
       </w:r>
     </w:p>
@@ -22001,7 +21974,7 @@
       <w:pPr>
         <w:ind w:firstLine="360"/>
         <w:rPr>
-          <w:rFonts w:ascii="宋体" w:hAnsi="宋体"/>
+          <w:rFonts w:ascii="宋体" w:hAnsi="宋体" w:hint="eastAsia"/>
           <w:sz w:val="24"/>
         </w:rPr>
       </w:pPr>
@@ -22202,7 +22175,7 @@
           <w:numId w:val="17"/>
         </w:numPr>
         <w:rPr>
-          <w:rFonts w:ascii="宋体" w:hAnsi="宋体"/>
+          <w:rFonts w:ascii="宋体" w:hAnsi="宋体" w:hint="eastAsia"/>
           <w:sz w:val="24"/>
         </w:rPr>
       </w:pPr>
@@ -22345,7 +22318,7 @@
           <w:numId w:val="17"/>
         </w:numPr>
         <w:rPr>
-          <w:rFonts w:ascii="宋体" w:hAnsi="宋体"/>
+          <w:rFonts w:ascii="宋体" w:hAnsi="宋体" w:hint="eastAsia"/>
           <w:sz w:val="24"/>
         </w:rPr>
       </w:pPr>
@@ -22467,7 +22440,7 @@
           <w:numId w:val="17"/>
         </w:numPr>
         <w:rPr>
-          <w:rFonts w:ascii="宋体" w:hAnsi="宋体"/>
+          <w:rFonts w:ascii="宋体" w:hAnsi="宋体" w:hint="eastAsia"/>
           <w:sz w:val="24"/>
         </w:rPr>
       </w:pPr>
@@ -22666,7 +22639,7 @@
     <w:p>
       <w:pPr>
         <w:rPr>
-          <w:rFonts w:ascii="宋体" w:hAnsi="宋体"/>
+          <w:rFonts w:ascii="宋体" w:hAnsi="宋体" w:hint="eastAsia"/>
           <w:sz w:val="24"/>
         </w:rPr>
       </w:pPr>
@@ -22739,7 +22712,7 @@
           <w:p>
             <w:pPr>
               <w:rPr>
-                <w:rFonts w:ascii="宋体" w:hAnsi="宋体"/>
+                <w:rFonts w:ascii="宋体" w:hAnsi="宋体" w:hint="eastAsia"/>
                 <w:sz w:val="24"/>
               </w:rPr>
             </w:pPr>
@@ -22775,7 +22748,7 @@
           <w:p>
             <w:pPr>
               <w:rPr>
-                <w:rFonts w:ascii="宋体" w:hAnsi="宋体"/>
+                <w:rFonts w:ascii="宋体" w:hAnsi="宋体" w:hint="eastAsia"/>
                 <w:sz w:val="24"/>
               </w:rPr>
             </w:pPr>
@@ -22811,7 +22784,7 @@
           <w:p>
             <w:pPr>
               <w:rPr>
-                <w:rFonts w:ascii="宋体" w:hAnsi="宋体"/>
+                <w:rFonts w:ascii="宋体" w:hAnsi="宋体" w:hint="eastAsia"/>
                 <w:sz w:val="24"/>
               </w:rPr>
             </w:pPr>
@@ -22847,7 +22820,7 @@
           <w:p>
             <w:pPr>
               <w:rPr>
-                <w:rFonts w:ascii="宋体" w:hAnsi="宋体"/>
+                <w:rFonts w:ascii="宋体" w:hAnsi="宋体" w:hint="eastAsia"/>
                 <w:sz w:val="24"/>
               </w:rPr>
             </w:pPr>
@@ -22883,7 +22856,7 @@
           <w:p>
             <w:pPr>
               <w:rPr>
-                <w:rFonts w:ascii="宋体" w:hAnsi="宋体"/>
+                <w:rFonts w:ascii="宋体" w:hAnsi="宋体" w:hint="eastAsia"/>
                 <w:sz w:val="24"/>
               </w:rPr>
             </w:pPr>
@@ -22924,7 +22897,7 @@
           <w:p>
             <w:pPr>
               <w:rPr>
-                <w:rFonts w:ascii="宋体" w:hAnsi="宋体"/>
+                <w:rFonts w:ascii="宋体" w:hAnsi="宋体" w:hint="eastAsia"/>
                 <w:sz w:val="24"/>
               </w:rPr>
             </w:pPr>
@@ -22960,7 +22933,7 @@
           <w:p>
             <w:pPr>
               <w:rPr>
-                <w:rFonts w:ascii="宋体" w:hAnsi="宋体"/>
+                <w:rFonts w:ascii="宋体" w:hAnsi="宋体" w:hint="eastAsia"/>
                 <w:sz w:val="24"/>
               </w:rPr>
             </w:pPr>
@@ -22998,7 +22971,7 @@
           <w:p>
             <w:pPr>
               <w:rPr>
-                <w:rFonts w:ascii="宋体" w:hAnsi="宋体"/>
+                <w:rFonts w:ascii="宋体" w:hAnsi="宋体" w:hint="eastAsia"/>
                 <w:sz w:val="24"/>
               </w:rPr>
             </w:pPr>
@@ -23036,7 +23009,7 @@
           <w:p>
             <w:pPr>
               <w:rPr>
-                <w:rFonts w:ascii="宋体" w:hAnsi="宋体"/>
+                <w:rFonts w:ascii="宋体" w:hAnsi="宋体" w:hint="eastAsia"/>
                 <w:sz w:val="24"/>
               </w:rPr>
             </w:pPr>
@@ -23070,7 +23043,7 @@
           <w:p>
             <w:pPr>
               <w:rPr>
-                <w:rFonts w:ascii="宋体" w:hAnsi="宋体"/>
+                <w:rFonts w:ascii="宋体" w:hAnsi="宋体" w:hint="eastAsia"/>
                 <w:sz w:val="24"/>
               </w:rPr>
             </w:pPr>
@@ -23109,7 +23082,7 @@
           <w:p>
             <w:pPr>
               <w:rPr>
-                <w:rFonts w:ascii="宋体" w:hAnsi="宋体"/>
+                <w:rFonts w:ascii="宋体" w:hAnsi="宋体" w:hint="eastAsia"/>
                 <w:sz w:val="24"/>
               </w:rPr>
             </w:pPr>
@@ -23145,7 +23118,7 @@
           <w:p>
             <w:pPr>
               <w:rPr>
-                <w:rFonts w:ascii="宋体" w:hAnsi="宋体"/>
+                <w:rFonts w:ascii="宋体" w:hAnsi="宋体" w:hint="eastAsia"/>
                 <w:sz w:val="24"/>
               </w:rPr>
             </w:pPr>
@@ -23183,7 +23156,7 @@
           <w:p>
             <w:pPr>
               <w:rPr>
-                <w:rFonts w:ascii="宋体" w:hAnsi="宋体"/>
+                <w:rFonts w:ascii="宋体" w:hAnsi="宋体" w:hint="eastAsia"/>
                 <w:sz w:val="24"/>
               </w:rPr>
             </w:pPr>
@@ -23221,7 +23194,7 @@
           <w:p>
             <w:pPr>
               <w:rPr>
-                <w:rFonts w:ascii="宋体" w:hAnsi="宋体"/>
+                <w:rFonts w:ascii="宋体" w:hAnsi="宋体" w:hint="eastAsia"/>
                 <w:sz w:val="24"/>
               </w:rPr>
             </w:pPr>
@@ -23255,7 +23228,7 @@
           <w:p>
             <w:pPr>
               <w:rPr>
-                <w:rFonts w:ascii="宋体" w:hAnsi="宋体"/>
+                <w:rFonts w:ascii="宋体" w:hAnsi="宋体" w:hint="eastAsia"/>
                 <w:sz w:val="24"/>
               </w:rPr>
             </w:pPr>
@@ -23294,7 +23267,7 @@
           <w:p>
             <w:pPr>
               <w:rPr>
-                <w:rFonts w:ascii="宋体" w:hAnsi="宋体"/>
+                <w:rFonts w:ascii="宋体" w:hAnsi="宋体" w:hint="eastAsia"/>
                 <w:sz w:val="24"/>
               </w:rPr>
             </w:pPr>
@@ -23330,7 +23303,7 @@
           <w:p>
             <w:pPr>
               <w:rPr>
-                <w:rFonts w:ascii="宋体" w:hAnsi="宋体"/>
+                <w:rFonts w:ascii="宋体" w:hAnsi="宋体" w:hint="eastAsia"/>
                 <w:sz w:val="24"/>
               </w:rPr>
             </w:pPr>
@@ -23368,7 +23341,7 @@
           <w:p>
             <w:pPr>
               <w:rPr>
-                <w:rFonts w:ascii="宋体" w:hAnsi="宋体"/>
+                <w:rFonts w:ascii="宋体" w:hAnsi="宋体" w:hint="eastAsia"/>
                 <w:sz w:val="24"/>
               </w:rPr>
             </w:pPr>
@@ -23406,7 +23379,7 @@
           <w:p>
             <w:pPr>
               <w:rPr>
-                <w:rFonts w:ascii="宋体" w:hAnsi="宋体"/>
+                <w:rFonts w:ascii="宋体" w:hAnsi="宋体" w:hint="eastAsia"/>
                 <w:sz w:val="24"/>
               </w:rPr>
             </w:pPr>
@@ -23448,7 +23421,7 @@
           <w:p>
             <w:pPr>
               <w:rPr>
-                <w:rFonts w:ascii="宋体" w:hAnsi="宋体"/>
+                <w:rFonts w:ascii="宋体" w:hAnsi="宋体" w:hint="eastAsia"/>
                 <w:sz w:val="24"/>
               </w:rPr>
             </w:pPr>
@@ -23468,49 +23441,49 @@
       <w:pPr>
         <w:jc w:val="center"/>
         <w:rPr>
+          <w:rFonts w:ascii="宋体" w:hAnsi="宋体" w:hint="eastAsia"/>
+          <w:sz w:val="24"/>
+        </w:rPr>
+      </w:pPr>
+      <w:r>
+        <w:rPr>
+          <w:rFonts w:ascii="宋体" w:hAnsi="宋体" w:hint="eastAsia"/>
+          <w:sz w:val="24"/>
+        </w:rPr>
+        <w:t>(</w:t>
+      </w:r>
+      <w:r>
+        <w:rPr>
           <w:rFonts w:ascii="宋体" w:hAnsi="宋体"/>
           <w:sz w:val="24"/>
         </w:rPr>
-      </w:pPr>
+        <w:t>表 3-1</w:t>
+      </w:r>
       <w:r>
         <w:rPr>
           <w:rFonts w:ascii="宋体" w:hAnsi="宋体" w:hint="eastAsia"/>
           <w:sz w:val="24"/>
         </w:rPr>
-        <w:t>(</w:t>
-      </w:r>
-      <w:r>
-        <w:rPr>
-          <w:rFonts w:ascii="宋体" w:hAnsi="宋体"/>
-          <w:sz w:val="24"/>
-        </w:rPr>
-        <w:t>表 3-1</w:t>
-      </w:r>
-      <w:r>
-        <w:rPr>
-          <w:rFonts w:ascii="宋体" w:hAnsi="宋体" w:hint="eastAsia"/>
-          <w:sz w:val="24"/>
-        </w:rPr>
         <w:t>)</w:t>
       </w:r>
     </w:p>
     <w:p>
       <w:pPr>
         <w:pStyle w:val="3"/>
+        <w:rPr>
+          <w:rFonts w:ascii="黑体" w:eastAsia="黑体" w:hAnsi="黑体" w:hint="eastAsia"/>
+          <w:color w:val="000000" w:themeColor="text1"/>
+          <w:sz w:val="28"/>
+          <w:szCs w:val="28"/>
+        </w:rPr>
+      </w:pPr>
+      <w:r>
         <w:rPr>
           <w:rFonts w:ascii="黑体" w:eastAsia="黑体" w:hAnsi="黑体"/>
           <w:color w:val="000000" w:themeColor="text1"/>
           <w:sz w:val="28"/>
           <w:szCs w:val="28"/>
         </w:rPr>
-      </w:pPr>
-      <w:r>
-        <w:rPr>
-          <w:rFonts w:ascii="黑体" w:eastAsia="黑体" w:hAnsi="黑体"/>
-          <w:color w:val="000000" w:themeColor="text1"/>
-          <w:sz w:val="28"/>
-          <w:szCs w:val="28"/>
-        </w:rPr>
         <w:t>3.5 本章小结</w:t>
       </w:r>
     </w:p>
@@ -23518,7 +23491,7 @@
       <w:pPr>
         <w:ind w:firstLine="360"/>
         <w:rPr>
-          <w:rFonts w:ascii="宋体" w:hAnsi="宋体"/>
+          <w:rFonts w:ascii="宋体" w:hAnsi="宋体" w:hint="eastAsia"/>
           <w:sz w:val="24"/>
         </w:rPr>
       </w:pPr>
@@ -23537,7 +23510,7 @@
           <w:numId w:val="18"/>
         </w:numPr>
         <w:rPr>
-          <w:rFonts w:ascii="宋体" w:hAnsi="宋体"/>
+          <w:rFonts w:ascii="宋体" w:hAnsi="宋体" w:hint="eastAsia"/>
           <w:sz w:val="24"/>
         </w:rPr>
       </w:pPr>
@@ -23556,7 +23529,7 @@
           <w:numId w:val="18"/>
         </w:numPr>
         <w:rPr>
-          <w:rFonts w:ascii="宋体" w:hAnsi="宋体"/>
+          <w:rFonts w:ascii="宋体" w:hAnsi="宋体" w:hint="eastAsia"/>
           <w:sz w:val="24"/>
         </w:rPr>
       </w:pPr>
@@ -23575,7 +23548,7 @@
           <w:numId w:val="18"/>
         </w:numPr>
         <w:rPr>
-          <w:rFonts w:ascii="宋体" w:hAnsi="宋体"/>
+          <w:rFonts w:ascii="宋体" w:hAnsi="宋体" w:hint="eastAsia"/>
           <w:sz w:val="24"/>
         </w:rPr>
       </w:pPr>
@@ -23594,25 +23567,19 @@
           <w:numId w:val="18"/>
         </w:numPr>
         <w:rPr>
+          <w:rFonts w:ascii="宋体" w:hAnsi="宋体" w:hint="eastAsia"/>
+          <w:sz w:val="24"/>
+        </w:rPr>
+      </w:pPr>
+      <w:r>
+        <w:rPr>
           <w:rFonts w:ascii="宋体" w:hAnsi="宋体"/>
           <w:sz w:val="24"/>
         </w:rPr>
-      </w:pPr>
-      <w:r>
-        <w:rPr>
-          <w:rFonts w:ascii="宋体" w:hAnsi="宋体"/>
-          <w:sz w:val="24"/>
-        </w:rPr>
         <w:t>设计了融合临床 GSI 规则映射与随机森林（Random Forest）集成学习的数据驱动评估模型，确立了 Level 1~3 的渐进式预警等级划分体系。</w:t>
       </w:r>
     </w:p>
-    <w:p>
-      <w:pPr>
-        <w:rPr>
-          <w:rFonts w:hint="eastAsia"/>
-        </w:rPr>
-      </w:pPr>
-    </w:p>
+    <w:p/>
     <w:p>
       <w:pPr>
         <w:spacing w:before="480" w:after="360" w:line="400" w:lineRule="exact"/>
@@ -23720,7 +23687,7 @@
         <w:spacing w:line="400" w:lineRule="exact"/>
         <w:ind w:firstLineChars="200" w:firstLine="480"/>
         <w:rPr>
-          <w:rFonts w:ascii="宋体" w:hAnsi="宋体"/>
+          <w:rFonts w:ascii="宋体" w:hAnsi="宋体" w:hint="eastAsia"/>
           <w:sz w:val="24"/>
         </w:rPr>
       </w:pPr>
@@ -23777,7 +23744,7 @@
               <w:spacing w:line="400" w:lineRule="exact"/>
               <w:ind w:firstLineChars="200" w:firstLine="482"/>
               <w:rPr>
-                <w:rFonts w:ascii="宋体" w:hAnsi="宋体"/>
+                <w:rFonts w:ascii="宋体" w:hAnsi="宋体" w:hint="eastAsia"/>
                 <w:sz w:val="24"/>
               </w:rPr>
             </w:pPr>
@@ -23815,7 +23782,7 @@
               <w:spacing w:line="400" w:lineRule="exact"/>
               <w:ind w:firstLineChars="200" w:firstLine="482"/>
               <w:rPr>
-                <w:rFonts w:ascii="宋体" w:hAnsi="宋体"/>
+                <w:rFonts w:ascii="宋体" w:hAnsi="宋体" w:hint="eastAsia"/>
                 <w:sz w:val="24"/>
               </w:rPr>
             </w:pPr>
@@ -23853,7 +23820,7 @@
               <w:spacing w:line="400" w:lineRule="exact"/>
               <w:ind w:firstLineChars="200" w:firstLine="482"/>
               <w:rPr>
-                <w:rFonts w:ascii="宋体" w:hAnsi="宋体"/>
+                <w:rFonts w:ascii="宋体" w:hAnsi="宋体" w:hint="eastAsia"/>
                 <w:sz w:val="24"/>
               </w:rPr>
             </w:pPr>
@@ -23896,7 +23863,7 @@
               <w:spacing w:line="400" w:lineRule="exact"/>
               <w:ind w:firstLineChars="200" w:firstLine="482"/>
               <w:rPr>
-                <w:rFonts w:ascii="宋体" w:hAnsi="宋体"/>
+                <w:rFonts w:ascii="宋体" w:hAnsi="宋体" w:hint="eastAsia"/>
                 <w:sz w:val="24"/>
               </w:rPr>
             </w:pPr>
@@ -23934,7 +23901,7 @@
               <w:spacing w:line="400" w:lineRule="exact"/>
               <w:ind w:firstLineChars="200" w:firstLine="480"/>
               <w:rPr>
-                <w:rFonts w:ascii="宋体" w:hAnsi="宋体"/>
+                <w:rFonts w:ascii="宋体" w:hAnsi="宋体" w:hint="eastAsia"/>
                 <w:sz w:val="24"/>
               </w:rPr>
             </w:pPr>
@@ -23970,7 +23937,7 @@
               <w:spacing w:line="400" w:lineRule="exact"/>
               <w:ind w:firstLineChars="200" w:firstLine="480"/>
               <w:rPr>
-                <w:rFonts w:ascii="宋体" w:hAnsi="宋体"/>
+                <w:rFonts w:ascii="宋体" w:hAnsi="宋体" w:hint="eastAsia"/>
                 <w:sz w:val="24"/>
               </w:rPr>
             </w:pPr>
@@ -24011,7 +23978,7 @@
               <w:spacing w:line="400" w:lineRule="exact"/>
               <w:ind w:firstLineChars="200" w:firstLine="480"/>
               <w:rPr>
-                <w:rFonts w:ascii="宋体" w:hAnsi="宋体"/>
+                <w:rFonts w:ascii="宋体" w:hAnsi="宋体" w:hint="eastAsia"/>
                 <w:sz w:val="24"/>
               </w:rPr>
             </w:pPr>
@@ -24040,7 +24007,7 @@
               <w:spacing w:line="400" w:lineRule="exact"/>
               <w:ind w:firstLineChars="200" w:firstLine="480"/>
               <w:rPr>
-                <w:rFonts w:ascii="宋体" w:hAnsi="宋体"/>
+                <w:rFonts w:ascii="宋体" w:hAnsi="宋体" w:hint="eastAsia"/>
                 <w:sz w:val="24"/>
               </w:rPr>
             </w:pPr>
@@ -24076,7 +24043,7 @@
               <w:spacing w:line="400" w:lineRule="exact"/>
               <w:ind w:firstLineChars="200" w:firstLine="480"/>
               <w:rPr>
-                <w:rFonts w:ascii="宋体" w:hAnsi="宋体"/>
+                <w:rFonts w:ascii="宋体" w:hAnsi="宋体" w:hint="eastAsia"/>
                 <w:sz w:val="24"/>
               </w:rPr>
             </w:pPr>
@@ -24117,7 +24084,7 @@
               <w:spacing w:line="400" w:lineRule="exact"/>
               <w:ind w:firstLineChars="200" w:firstLine="480"/>
               <w:rPr>
-                <w:rFonts w:ascii="宋体" w:hAnsi="宋体"/>
+                <w:rFonts w:ascii="宋体" w:hAnsi="宋体" w:hint="eastAsia"/>
                 <w:sz w:val="24"/>
               </w:rPr>
             </w:pPr>
@@ -24146,7 +24113,7 @@
               <w:spacing w:line="400" w:lineRule="exact"/>
               <w:ind w:firstLineChars="200" w:firstLine="480"/>
               <w:rPr>
-                <w:rFonts w:ascii="宋体" w:hAnsi="宋体"/>
+                <w:rFonts w:ascii="宋体" w:hAnsi="宋体" w:hint="eastAsia"/>
                 <w:sz w:val="24"/>
               </w:rPr>
             </w:pPr>
@@ -24182,7 +24149,7 @@
               <w:spacing w:line="400" w:lineRule="exact"/>
               <w:ind w:firstLineChars="200" w:firstLine="480"/>
               <w:rPr>
-                <w:rFonts w:ascii="宋体" w:hAnsi="宋体"/>
+                <w:rFonts w:ascii="宋体" w:hAnsi="宋体" w:hint="eastAsia"/>
                 <w:sz w:val="24"/>
               </w:rPr>
             </w:pPr>
@@ -24223,7 +24190,7 @@
               <w:spacing w:line="400" w:lineRule="exact"/>
               <w:ind w:firstLineChars="200" w:firstLine="482"/>
               <w:rPr>
-                <w:rFonts w:ascii="宋体" w:hAnsi="宋体"/>
+                <w:rFonts w:ascii="宋体" w:hAnsi="宋体" w:hint="eastAsia"/>
                 <w:sz w:val="24"/>
               </w:rPr>
             </w:pPr>
@@ -24261,7 +24228,7 @@
               <w:spacing w:line="400" w:lineRule="exact"/>
               <w:ind w:firstLineChars="200" w:firstLine="480"/>
               <w:rPr>
-                <w:rFonts w:ascii="宋体" w:hAnsi="宋体"/>
+                <w:rFonts w:ascii="宋体" w:hAnsi="宋体" w:hint="eastAsia"/>
                 <w:sz w:val="24"/>
               </w:rPr>
             </w:pPr>
@@ -24297,7 +24264,7 @@
               <w:spacing w:line="400" w:lineRule="exact"/>
               <w:ind w:firstLineChars="200" w:firstLine="480"/>
               <w:rPr>
-                <w:rFonts w:ascii="宋体" w:hAnsi="宋体"/>
+                <w:rFonts w:ascii="宋体" w:hAnsi="宋体" w:hint="eastAsia"/>
                 <w:sz w:val="24"/>
               </w:rPr>
             </w:pPr>
@@ -24338,7 +24305,7 @@
               <w:spacing w:line="400" w:lineRule="exact"/>
               <w:ind w:firstLineChars="200" w:firstLine="480"/>
               <w:rPr>
-                <w:rFonts w:ascii="宋体" w:hAnsi="宋体"/>
+                <w:rFonts w:ascii="宋体" w:hAnsi="宋体" w:hint="eastAsia"/>
                 <w:sz w:val="24"/>
               </w:rPr>
             </w:pPr>
@@ -24367,7 +24334,7 @@
               <w:spacing w:line="400" w:lineRule="exact"/>
               <w:ind w:firstLineChars="200" w:firstLine="480"/>
               <w:rPr>
-                <w:rFonts w:ascii="宋体" w:hAnsi="宋体"/>
+                <w:rFonts w:ascii="宋体" w:hAnsi="宋体" w:hint="eastAsia"/>
                 <w:sz w:val="24"/>
               </w:rPr>
             </w:pPr>
@@ -24403,7 +24370,7 @@
               <w:spacing w:line="400" w:lineRule="exact"/>
               <w:ind w:firstLineChars="200" w:firstLine="480"/>
               <w:rPr>
-                <w:rFonts w:ascii="宋体" w:hAnsi="宋体"/>
+                <w:rFonts w:ascii="宋体" w:hAnsi="宋体" w:hint="eastAsia"/>
                 <w:sz w:val="24"/>
               </w:rPr>
             </w:pPr>
@@ -24444,7 +24411,7 @@
               <w:spacing w:line="400" w:lineRule="exact"/>
               <w:ind w:firstLineChars="200" w:firstLine="480"/>
               <w:rPr>
-                <w:rFonts w:ascii="宋体" w:hAnsi="宋体"/>
+                <w:rFonts w:ascii="宋体" w:hAnsi="宋体" w:hint="eastAsia"/>
                 <w:sz w:val="24"/>
               </w:rPr>
             </w:pPr>
@@ -24473,7 +24440,7 @@
               <w:spacing w:line="400" w:lineRule="exact"/>
               <w:ind w:firstLineChars="200" w:firstLine="480"/>
               <w:rPr>
-                <w:rFonts w:ascii="宋体" w:hAnsi="宋体"/>
+                <w:rFonts w:ascii="宋体" w:hAnsi="宋体" w:hint="eastAsia"/>
                 <w:sz w:val="24"/>
               </w:rPr>
             </w:pPr>
@@ -24509,7 +24476,7 @@
               <w:spacing w:line="400" w:lineRule="exact"/>
               <w:ind w:firstLineChars="200" w:firstLine="480"/>
               <w:rPr>
-                <w:rFonts w:ascii="宋体" w:hAnsi="宋体"/>
+                <w:rFonts w:ascii="宋体" w:hAnsi="宋体" w:hint="eastAsia"/>
                 <w:sz w:val="24"/>
               </w:rPr>
             </w:pPr>
@@ -24550,7 +24517,7 @@
               <w:spacing w:line="400" w:lineRule="exact"/>
               <w:ind w:firstLineChars="200" w:firstLine="480"/>
               <w:rPr>
-                <w:rFonts w:ascii="宋体" w:hAnsi="宋体"/>
+                <w:rFonts w:ascii="宋体" w:hAnsi="宋体" w:hint="eastAsia"/>
                 <w:sz w:val="24"/>
               </w:rPr>
             </w:pPr>
@@ -24579,7 +24546,7 @@
               <w:spacing w:line="400" w:lineRule="exact"/>
               <w:ind w:firstLineChars="200" w:firstLine="480"/>
               <w:rPr>
-                <w:rFonts w:ascii="宋体" w:hAnsi="宋体"/>
+                <w:rFonts w:ascii="宋体" w:hAnsi="宋体" w:hint="eastAsia"/>
                 <w:sz w:val="24"/>
               </w:rPr>
             </w:pPr>
@@ -24615,7 +24582,7 @@
               <w:spacing w:line="400" w:lineRule="exact"/>
               <w:ind w:firstLineChars="200" w:firstLine="480"/>
               <w:rPr>
-                <w:rFonts w:ascii="宋体" w:hAnsi="宋体"/>
+                <w:rFonts w:ascii="宋体" w:hAnsi="宋体" w:hint="eastAsia"/>
                 <w:sz w:val="24"/>
               </w:rPr>
             </w:pPr>
@@ -24656,7 +24623,7 @@
               <w:spacing w:line="400" w:lineRule="exact"/>
               <w:ind w:firstLineChars="200" w:firstLine="480"/>
               <w:rPr>
-                <w:rFonts w:ascii="宋体" w:hAnsi="宋体"/>
+                <w:rFonts w:ascii="宋体" w:hAnsi="宋体" w:hint="eastAsia"/>
                 <w:sz w:val="24"/>
               </w:rPr>
             </w:pPr>
@@ -24685,7 +24652,7 @@
               <w:spacing w:line="400" w:lineRule="exact"/>
               <w:ind w:firstLineChars="200" w:firstLine="480"/>
               <w:rPr>
-                <w:rFonts w:ascii="宋体" w:hAnsi="宋体"/>
+                <w:rFonts w:ascii="宋体" w:hAnsi="宋体" w:hint="eastAsia"/>
                 <w:sz w:val="24"/>
               </w:rPr>
             </w:pPr>
@@ -24721,7 +24688,7 @@
               <w:spacing w:line="400" w:lineRule="exact"/>
               <w:ind w:firstLineChars="200" w:firstLine="480"/>
               <w:rPr>
-                <w:rFonts w:ascii="宋体" w:hAnsi="宋体"/>
+                <w:rFonts w:ascii="宋体" w:hAnsi="宋体" w:hint="eastAsia"/>
                 <w:sz w:val="24"/>
               </w:rPr>
             </w:pPr>
@@ -24762,7 +24729,7 @@
               <w:spacing w:line="400" w:lineRule="exact"/>
               <w:ind w:firstLineChars="200" w:firstLine="480"/>
               <w:rPr>
-                <w:rFonts w:ascii="宋体" w:hAnsi="宋体"/>
+                <w:rFonts w:ascii="宋体" w:hAnsi="宋体" w:hint="eastAsia"/>
                 <w:sz w:val="24"/>
               </w:rPr>
             </w:pPr>
@@ -24791,7 +24758,7 @@
               <w:spacing w:line="400" w:lineRule="exact"/>
               <w:ind w:firstLineChars="200" w:firstLine="480"/>
               <w:rPr>
-                <w:rFonts w:ascii="宋体" w:hAnsi="宋体"/>
+                <w:rFonts w:ascii="宋体" w:hAnsi="宋体" w:hint="eastAsia"/>
                 <w:sz w:val="24"/>
               </w:rPr>
             </w:pPr>
@@ -24827,7 +24794,7 @@
               <w:spacing w:line="400" w:lineRule="exact"/>
               <w:ind w:firstLineChars="200" w:firstLine="480"/>
               <w:rPr>
-                <w:rFonts w:ascii="宋体" w:hAnsi="宋体"/>
+                <w:rFonts w:ascii="宋体" w:hAnsi="宋体" w:hint="eastAsia"/>
                 <w:sz w:val="24"/>
               </w:rPr>
             </w:pPr>
@@ -24846,7 +24813,7 @@
       <w:pPr>
         <w:spacing w:line="400" w:lineRule="exact"/>
         <w:rPr>
-          <w:rFonts w:ascii="宋体" w:hAnsi="宋体"/>
+          <w:rFonts w:ascii="宋体" w:hAnsi="宋体" w:hint="eastAsia"/>
           <w:sz w:val="24"/>
         </w:rPr>
       </w:pPr>
@@ -24855,7 +24822,7 @@
       <w:pPr>
         <w:pStyle w:val="3"/>
         <w:rPr>
-          <w:rFonts w:ascii="黑体" w:eastAsia="黑体" w:hAnsi="黑体"/>
+          <w:rFonts w:ascii="黑体" w:eastAsia="黑体" w:hAnsi="黑体" w:hint="eastAsia"/>
           <w:color w:val="000000" w:themeColor="text1"/>
           <w:sz w:val="28"/>
           <w:szCs w:val="28"/>
@@ -24985,7 +24952,7 @@
         <w:spacing w:line="400" w:lineRule="exact"/>
         <w:ind w:firstLineChars="200" w:firstLine="480"/>
         <w:rPr>
-          <w:rFonts w:ascii="宋体" w:hAnsi="宋体"/>
+          <w:rFonts w:ascii="宋体" w:hAnsi="宋体" w:hint="eastAsia"/>
           <w:sz w:val="24"/>
         </w:rPr>
       </w:pPr>
@@ -25009,7 +24976,7 @@
         <w:spacing w:line="400" w:lineRule="exact"/>
         <w:ind w:firstLineChars="200" w:firstLine="482"/>
         <w:rPr>
-          <w:rFonts w:ascii="宋体" w:hAnsi="宋体"/>
+          <w:rFonts w:ascii="宋体" w:hAnsi="宋体" w:hint="eastAsia"/>
           <w:sz w:val="24"/>
         </w:rPr>
       </w:pPr>
@@ -25645,7 +25612,7 @@
         <w:spacing w:line="400" w:lineRule="exact"/>
         <w:ind w:firstLineChars="200" w:firstLine="482"/>
         <w:rPr>
-          <w:rFonts w:ascii="宋体" w:hAnsi="宋体"/>
+          <w:rFonts w:ascii="宋体" w:hAnsi="宋体" w:hint="eastAsia"/>
           <w:sz w:val="24"/>
         </w:rPr>
       </w:pPr>
@@ -26794,7 +26761,7 @@
         <w:spacing w:line="400" w:lineRule="exact"/>
         <w:ind w:firstLineChars="200" w:firstLine="482"/>
         <w:rPr>
-          <w:rFonts w:ascii="宋体" w:hAnsi="宋体"/>
+          <w:rFonts w:ascii="宋体" w:hAnsi="宋体" w:hint="eastAsia"/>
           <w:sz w:val="24"/>
         </w:rPr>
       </w:pPr>
@@ -27127,7 +27094,7 @@
       <w:pPr>
         <w:pStyle w:val="3"/>
         <w:rPr>
-          <w:rFonts w:ascii="黑体" w:eastAsia="黑体" w:hAnsi="黑体"/>
+          <w:rFonts w:ascii="黑体" w:eastAsia="黑体" w:hAnsi="黑体" w:hint="eastAsia"/>
           <w:b/>
           <w:bCs/>
           <w:sz w:val="28"/>
@@ -27179,7 +27146,7 @@
     <w:p>
       <w:pPr>
         <w:rPr>
-          <w:rFonts w:ascii="宋体" w:hAnsi="宋体"/>
+          <w:rFonts w:ascii="宋体" w:hAnsi="宋体" w:hint="eastAsia"/>
           <w:sz w:val="24"/>
         </w:rPr>
       </w:pPr>
@@ -27206,7 +27173,7 @@
           <w:numId w:val="20"/>
         </w:numPr>
         <w:rPr>
-          <w:rFonts w:ascii="宋体" w:hAnsi="宋体"/>
+          <w:rFonts w:ascii="宋体" w:hAnsi="宋体" w:hint="eastAsia"/>
           <w:sz w:val="24"/>
         </w:rPr>
       </w:pPr>
@@ -27249,7 +27216,7 @@
           <w:numId w:val="20"/>
         </w:numPr>
         <w:rPr>
-          <w:rFonts w:ascii="宋体" w:hAnsi="宋体"/>
+          <w:rFonts w:ascii="宋体" w:hAnsi="宋体" w:hint="eastAsia"/>
           <w:sz w:val="24"/>
         </w:rPr>
       </w:pPr>
@@ -27396,7 +27363,7 @@
           <w:numId w:val="20"/>
         </w:numPr>
         <w:rPr>
-          <w:rFonts w:ascii="宋体" w:hAnsi="宋体"/>
+          <w:rFonts w:ascii="宋体" w:hAnsi="宋体" w:hint="eastAsia"/>
           <w:sz w:val="24"/>
         </w:rPr>
       </w:pPr>
@@ -27685,7 +27652,7 @@
           <w:numId w:val="20"/>
         </w:numPr>
         <w:rPr>
-          <w:rFonts w:ascii="宋体" w:hAnsi="宋体"/>
+          <w:rFonts w:ascii="宋体" w:hAnsi="宋体" w:hint="eastAsia"/>
           <w:sz w:val="24"/>
         </w:rPr>
       </w:pPr>
@@ -27779,51 +27746,70 @@
       <w:pPr>
         <w:ind w:firstLine="420"/>
         <w:rPr>
+          <w:rFonts w:ascii="宋体" w:hAnsi="宋体" w:hint="eastAsia"/>
+          <w:sz w:val="24"/>
+        </w:rPr>
+      </w:pPr>
+      <w:r>
+        <w:rPr>
           <w:rFonts w:ascii="宋体" w:hAnsi="宋体"/>
           <w:sz w:val="24"/>
         </w:rPr>
-      </w:pPr>
+        <w:t>生物力学计算引擎实现在</w:t>
+      </w:r>
       <w:r>
         <w:rPr>
           <w:rFonts w:ascii="宋体" w:hAnsi="宋体"/>
           <w:sz w:val="24"/>
-        </w:rPr>
-        <w:t>生物力学计算引擎实现在</w:t>
+          <w:shd w:val="clear" w:color="auto" w:fill="E8E8E8" w:themeFill="background2"/>
+        </w:rPr>
+        <w:t xml:space="preserve"> medical_metrics.py </w:t>
       </w:r>
       <w:r>
         <w:rPr>
           <w:rFonts w:ascii="宋体" w:hAnsi="宋体"/>
           <w:sz w:val="24"/>
+        </w:rPr>
+        <w:t xml:space="preserve">的 </w:t>
+      </w:r>
+      <w:r>
+        <w:rPr>
+          <w:rFonts w:ascii="宋体" w:hAnsi="宋体"/>
+          <w:sz w:val="24"/>
           <w:shd w:val="clear" w:color="auto" w:fill="E8E8E8" w:themeFill="background2"/>
         </w:rPr>
-        <w:t xml:space="preserve"> medical_metrics.py </w:t>
+        <w:t xml:space="preserve">UltimateSegmentedGaitAnalyzer </w:t>
       </w:r>
       <w:r>
         <w:rPr>
           <w:rFonts w:ascii="宋体" w:hAnsi="宋体"/>
           <w:sz w:val="24"/>
         </w:rPr>
-        <w:t xml:space="preserve">的 </w:t>
-      </w:r>
-      <w:r>
-        <w:rPr>
-          <w:rFonts w:ascii="宋体" w:hAnsi="宋体"/>
-          <w:sz w:val="24"/>
-          <w:shd w:val="clear" w:color="auto" w:fill="E8E8E8" w:themeFill="background2"/>
-        </w:rPr>
-        <w:t xml:space="preserve">UltimateSegmentedGaitAnalyzer </w:t>
-      </w:r>
-      <w:r>
-        <w:rPr>
-          <w:rFonts w:ascii="宋体" w:hAnsi="宋体"/>
-          <w:sz w:val="24"/>
-        </w:rPr>
         <w:t>类中，负责从骨骼坐标 CSV 文件中提取临床级指标。</w:t>
       </w:r>
     </w:p>
     <w:p>
       <w:pPr>
         <w:pStyle w:val="3"/>
+        <w:rPr>
+          <w:rFonts w:ascii="黑体" w:eastAsia="黑体" w:hAnsi="黑体" w:hint="eastAsia"/>
+          <w:b/>
+          <w:bCs/>
+          <w:sz w:val="28"/>
+          <w:szCs w:val="28"/>
+        </w:rPr>
+      </w:pPr>
+      <w:r>
+        <w:rPr>
+          <w:rFonts w:eastAsiaTheme="majorHAnsi"/>
+          <w:b/>
+          <w:bCs/>
+          <w:sz w:val="28"/>
+          <w:szCs w:val="28"/>
+        </w:rPr>
+        <w:t>4.3.1</w:t>
+      </w:r>
+      <w:r>
         <w:rPr>
           <w:rFonts w:ascii="黑体" w:eastAsia="黑体" w:hAnsi="黑体"/>
           <w:b/>
@@ -27831,25 +27817,6 @@
           <w:sz w:val="28"/>
           <w:szCs w:val="28"/>
         </w:rPr>
-      </w:pPr>
-      <w:r>
-        <w:rPr>
-          <w:rFonts w:eastAsiaTheme="majorHAnsi"/>
-          <w:b/>
-          <w:bCs/>
-          <w:sz w:val="28"/>
-          <w:szCs w:val="28"/>
-        </w:rPr>
-        <w:t>4.3.1</w:t>
-      </w:r>
-      <w:r>
-        <w:rPr>
-          <w:rFonts w:ascii="黑体" w:eastAsia="黑体" w:hAnsi="黑体"/>
-          <w:b/>
-          <w:bCs/>
-          <w:sz w:val="28"/>
-          <w:szCs w:val="28"/>
-        </w:rPr>
         <w:t xml:space="preserve"> 轨迹折返分割与全局帧长加权聚合</w:t>
       </w:r>
     </w:p>
@@ -27857,7 +27824,7 @@
       <w:pPr>
         <w:ind w:firstLine="420"/>
         <w:rPr>
-          <w:rFonts w:ascii="宋体" w:hAnsi="宋体"/>
+          <w:rFonts w:ascii="宋体" w:hAnsi="宋体" w:hint="eastAsia"/>
           <w:sz w:val="24"/>
         </w:rPr>
       </w:pPr>
@@ -28047,13 +28014,7 @@
         </w:drawing>
       </w:r>
     </w:p>
-    <w:p>
-      <w:pPr>
-        <w:rPr>
-          <w:rFonts w:hint="eastAsia"/>
-        </w:rPr>
-      </w:pPr>
-    </w:p>
+    <w:p/>
     <w:p>
       <w:pPr>
         <w:pStyle w:val="3"/>
@@ -28093,7 +28054,7 @@
     <w:p>
       <w:pPr>
         <w:rPr>
-          <w:rFonts w:ascii="宋体" w:hAnsi="宋体"/>
+          <w:rFonts w:ascii="宋体" w:hAnsi="宋体" w:hint="eastAsia"/>
           <w:sz w:val="24"/>
         </w:rPr>
       </w:pPr>
@@ -28216,7 +28177,7 @@
     <w:p>
       <w:pPr>
         <w:rPr>
-          <w:rFonts w:ascii="宋体" w:hAnsi="宋体"/>
+          <w:rFonts w:ascii="宋体" w:hAnsi="宋体" w:hint="eastAsia"/>
           <w:sz w:val="24"/>
         </w:rPr>
       </w:pPr>
@@ -28277,9 +28238,6 @@
     <w:p>
       <w:pPr>
         <w:jc w:val="center"/>
-        <w:rPr>
-          <w:rFonts w:hint="eastAsia"/>
-        </w:rPr>
       </w:pPr>
       <w:r>
         <w:rPr>
@@ -28335,13 +28293,7 @@
         </w:drawing>
       </w:r>
     </w:p>
-    <w:p>
-      <w:pPr>
-        <w:rPr>
-          <w:rFonts w:hint="eastAsia"/>
-        </w:rPr>
-      </w:pPr>
-    </w:p>
+    <w:p/>
     <w:bookmarkEnd w:id="17"/>
     <w:bookmarkEnd w:id="18"/>
     <w:bookmarkEnd w:id="19"/>
@@ -28353,46 +28305,46 @@
       <w:pPr>
         <w:pStyle w:val="3"/>
         <w:rPr>
+          <w:rFonts w:ascii="黑体" w:eastAsia="黑体" w:hAnsi="黑体" w:hint="eastAsia"/>
+          <w:b/>
+          <w:bCs/>
+          <w:sz w:val="28"/>
+          <w:szCs w:val="28"/>
+        </w:rPr>
+      </w:pPr>
+      <w:r>
+        <w:rPr>
+          <w:rFonts w:hint="eastAsia"/>
+          <w:sz w:val="28"/>
+          <w:szCs w:val="28"/>
+        </w:rPr>
+        <w:t>4</w:t>
+      </w:r>
+      <w:r>
+        <w:rPr>
+          <w:sz w:val="28"/>
+          <w:szCs w:val="28"/>
+        </w:rPr>
+        <w:t>.3.3</w:t>
+      </w:r>
+      <w:r>
+        <w:t xml:space="preserve"> </w:t>
+      </w:r>
+      <w:r>
+        <w:rPr>
           <w:rFonts w:ascii="黑体" w:eastAsia="黑体" w:hAnsi="黑体"/>
           <w:b/>
           <w:bCs/>
           <w:sz w:val="28"/>
           <w:szCs w:val="28"/>
         </w:rPr>
-      </w:pPr>
-      <w:r>
-        <w:rPr>
-          <w:rFonts w:hint="eastAsia"/>
-          <w:sz w:val="28"/>
-          <w:szCs w:val="28"/>
-        </w:rPr>
-        <w:t>4</w:t>
-      </w:r>
-      <w:r>
-        <w:rPr>
-          <w:sz w:val="28"/>
-          <w:szCs w:val="28"/>
-        </w:rPr>
-        <w:t>.3.3</w:t>
-      </w:r>
-      <w:r>
-        <w:t xml:space="preserve"> </w:t>
-      </w:r>
-      <w:r>
-        <w:rPr>
-          <w:rFonts w:ascii="黑体" w:eastAsia="黑体" w:hAnsi="黑体"/>
-          <w:b/>
-          <w:bCs/>
-          <w:sz w:val="28"/>
-          <w:szCs w:val="28"/>
-        </w:rPr>
         <w:t>医学金指标解算与透视空间降权</w:t>
       </w:r>
     </w:p>
     <w:p>
       <w:pPr>
         <w:rPr>
-          <w:rFonts w:ascii="宋体" w:hAnsi="宋体"/>
+          <w:rFonts w:ascii="宋体" w:hAnsi="宋体" w:hint="eastAsia"/>
           <w:sz w:val="24"/>
         </w:rPr>
       </w:pPr>
@@ -28450,7 +28402,7 @@
       <w:pPr>
         <w:jc w:val="left"/>
         <w:rPr>
-          <w:rFonts w:ascii="宋体" w:hAnsi="宋体"/>
+          <w:rFonts w:ascii="宋体" w:hAnsi="宋体" w:hint="eastAsia"/>
           <w:sz w:val="24"/>
         </w:rPr>
       </w:pPr>
@@ -28607,7 +28559,7 @@
     <w:p>
       <w:pPr>
         <w:rPr>
-          <w:rFonts w:ascii="宋体" w:hAnsi="宋体"/>
+          <w:rFonts w:ascii="宋体" w:hAnsi="宋体" w:hint="eastAsia"/>
           <w:sz w:val="24"/>
         </w:rPr>
       </w:pPr>
@@ -28751,70 +28703,95 @@
       <w:pPr>
         <w:pStyle w:val="3"/>
         <w:rPr>
+          <w:rFonts w:ascii="黑体" w:eastAsia="黑体" w:hAnsi="黑体" w:hint="eastAsia"/>
+          <w:color w:val="000000" w:themeColor="text1"/>
+          <w:sz w:val="28"/>
+          <w:szCs w:val="28"/>
+        </w:rPr>
+      </w:pPr>
+      <w:r>
+        <w:rPr>
+          <w:color w:val="000000" w:themeColor="text1"/>
+          <w:sz w:val="28"/>
+          <w:szCs w:val="28"/>
+        </w:rPr>
+        <w:t>4.4</w:t>
+      </w:r>
+      <w:r>
+        <w:rPr>
+          <w:color w:val="000000" w:themeColor="text1"/>
+        </w:rPr>
+        <w:t xml:space="preserve"> </w:t>
+      </w:r>
+      <w:r>
+        <w:rPr>
           <w:rFonts w:ascii="黑体" w:eastAsia="黑体" w:hAnsi="黑体"/>
           <w:color w:val="000000" w:themeColor="text1"/>
           <w:sz w:val="28"/>
           <w:szCs w:val="28"/>
         </w:rPr>
-      </w:pPr>
-      <w:r>
-        <w:rPr>
-          <w:color w:val="000000" w:themeColor="text1"/>
+        <w:t>事前风险模型训练与推理 Pipeline 实现</w:t>
+      </w:r>
+    </w:p>
+    <w:p>
+      <w:pPr>
+        <w:ind w:firstLine="420"/>
+        <w:rPr>
+          <w:rFonts w:ascii="宋体" w:hAnsi="宋体" w:hint="eastAsia"/>
+          <w:sz w:val="24"/>
+        </w:rPr>
+      </w:pPr>
+      <w:r>
+        <w:rPr>
+          <w:rFonts w:ascii="宋体" w:hAnsi="宋体"/>
+          <w:sz w:val="24"/>
+        </w:rPr>
+        <w:t>系统将生物力学提取出的 5 维解耦特征矩阵输入集成学习 Pipeline，构建</w:t>
+      </w:r>
+      <w:r>
+        <w:rPr>
+          <w:rFonts w:ascii="宋体" w:hAnsi="宋体"/>
+          <w:sz w:val="24"/>
+        </w:rPr>
+        <w:lastRenderedPageBreak/>
+        <w:t>数据驱动的风险评估模型</w:t>
+      </w:r>
+      <w:r>
+        <w:rPr>
+          <w:rFonts w:ascii="宋体" w:hAnsi="宋体"/>
+          <w:sz w:val="24"/>
+        </w:rPr>
+        <w:t>。</w:t>
+      </w:r>
+    </w:p>
+    <w:p>
+      <w:pPr>
+        <w:pStyle w:val="3"/>
+        <w:rPr>
+          <w:rFonts w:ascii="黑体" w:eastAsia="黑体" w:hAnsi="黑体" w:hint="eastAsia"/>
+          <w:b/>
+          <w:bCs/>
           <w:sz w:val="28"/>
           <w:szCs w:val="28"/>
         </w:rPr>
-        <w:t>4.4</w:t>
-      </w:r>
-      <w:r>
-        <w:rPr>
-          <w:color w:val="000000" w:themeColor="text1"/>
-        </w:rPr>
-        <w:t xml:space="preserve"> </w:t>
-      </w:r>
-      <w:r>
-        <w:rPr>
-          <w:rFonts w:ascii="黑体" w:eastAsia="黑体" w:hAnsi="黑体"/>
-          <w:color w:val="000000" w:themeColor="text1"/>
+      </w:pPr>
+      <w:r>
+        <w:rPr>
+          <w:b/>
+          <w:bCs/>
           <w:sz w:val="28"/>
           <w:szCs w:val="28"/>
         </w:rPr>
-        <w:t>事前风险模型训练与推理 Pipeline 实现</w:t>
-      </w:r>
-    </w:p>
-    <w:p>
-      <w:pPr>
-        <w:ind w:firstLine="420"/>
-        <w:rPr>
-          <w:rFonts w:ascii="宋体" w:hAnsi="宋体"/>
-          <w:sz w:val="24"/>
-        </w:rPr>
-      </w:pPr>
-      <w:r>
-        <w:rPr>
-          <w:rFonts w:ascii="宋体" w:hAnsi="宋体"/>
-          <w:sz w:val="24"/>
-        </w:rPr>
-        <w:t>系统将生物力学提取出的 5 维解耦特征矩阵输入集成学习 Pipeline，构建</w:t>
-      </w:r>
-      <w:r>
-        <w:rPr>
-          <w:rFonts w:ascii="宋体" w:hAnsi="宋体"/>
-          <w:sz w:val="24"/>
-        </w:rPr>
-        <w:lastRenderedPageBreak/>
-        <w:t>数据驱动的风险评估模型</w:t>
-      </w:r>
-      <w:r>
-        <w:rPr>
-          <w:rFonts w:ascii="宋体" w:hAnsi="宋体"/>
-          <w:sz w:val="24"/>
-        </w:rPr>
-        <w:t>。</w:t>
-      </w:r>
-    </w:p>
-    <w:p>
-      <w:pPr>
-        <w:pStyle w:val="3"/>
+        <w:t>4.4.1</w:t>
+      </w:r>
+      <w:r>
+        <w:rPr>
+          <w:b/>
+          <w:bCs/>
+        </w:rPr>
+        <w:t xml:space="preserve"> </w:t>
+      </w:r>
+      <w:r>
         <w:rPr>
           <w:rFonts w:ascii="黑体" w:eastAsia="黑体" w:hAnsi="黑体"/>
           <w:b/>
@@ -28822,31 +28799,6 @@
           <w:sz w:val="28"/>
           <w:szCs w:val="28"/>
         </w:rPr>
-      </w:pPr>
-      <w:r>
-        <w:rPr>
-          <w:b/>
-          <w:bCs/>
-          <w:sz w:val="28"/>
-          <w:szCs w:val="28"/>
-        </w:rPr>
-        <w:t>4.4.1</w:t>
-      </w:r>
-      <w:r>
-        <w:rPr>
-          <w:b/>
-          <w:bCs/>
-        </w:rPr>
-        <w:t xml:space="preserve"> </w:t>
-      </w:r>
-      <w:r>
-        <w:rPr>
-          <w:rFonts w:ascii="黑体" w:eastAsia="黑体" w:hAnsi="黑体"/>
-          <w:b/>
-          <w:bCs/>
-          <w:sz w:val="28"/>
-          <w:szCs w:val="28"/>
-        </w:rPr>
         <w:t>特征工程纯化与随机森林训练（train_classifier.py）</w:t>
       </w:r>
     </w:p>
@@ -28854,7 +28806,7 @@
       <w:pPr>
         <w:ind w:firstLine="360"/>
         <w:rPr>
-          <w:rFonts w:ascii="宋体" w:hAnsi="宋体"/>
+          <w:rFonts w:ascii="宋体" w:hAnsi="宋体" w:hint="eastAsia"/>
           <w:sz w:val="24"/>
           <w:shd w:val="clear" w:color="auto" w:fill="FFFFFF" w:themeFill="background1"/>
         </w:rPr>
@@ -28898,7 +28850,7 @@
       <w:pPr>
         <w:ind w:firstLine="360"/>
         <w:rPr>
-          <w:rFonts w:ascii="宋体" w:hAnsi="宋体"/>
+          <w:rFonts w:ascii="宋体" w:hAnsi="宋体" w:hint="eastAsia"/>
           <w:sz w:val="24"/>
           <w:shd w:val="clear" w:color="auto" w:fill="FFFFFF" w:themeFill="background1"/>
         </w:rPr>
@@ -29042,9 +28994,6 @@
     <w:p>
       <w:pPr>
         <w:jc w:val="center"/>
-        <w:rPr>
-          <w:rFonts w:hint="eastAsia"/>
-        </w:rPr>
       </w:pPr>
       <w:r>
         <w:rPr>
@@ -29133,13 +29082,7 @@
         <w:t>。</w:t>
       </w:r>
     </w:p>
-    <w:p>
-      <w:pPr>
-        <w:rPr>
-          <w:rFonts w:hint="eastAsia"/>
-        </w:rPr>
-      </w:pPr>
-    </w:p>
+    <w:p/>
     <w:p>
       <w:pPr>
         <w:pStyle w:val="3"/>
@@ -29179,7 +29122,6 @@
     <w:p>
       <w:pPr>
         <w:rPr>
-          <w:rFonts w:hint="eastAsia"/>
           <w:noProof/>
         </w:rPr>
       </w:pPr>
@@ -29264,76 +29206,86 @@
         </w:drawing>
       </w:r>
     </w:p>
-    <w:p>
-      <w:pPr>
-        <w:rPr>
-          <w:rFonts w:hint="eastAsia"/>
-        </w:rPr>
-      </w:pPr>
-    </w:p>
+    <w:p/>
     <w:p>
       <w:pPr>
         <w:pStyle w:val="3"/>
+        <w:rPr>
+          <w:rFonts w:ascii="黑体" w:eastAsia="黑体" w:hAnsi="黑体" w:hint="eastAsia"/>
+          <w:color w:val="000000" w:themeColor="text1"/>
+          <w:sz w:val="28"/>
+          <w:szCs w:val="28"/>
+        </w:rPr>
+      </w:pPr>
+      <w:r>
+        <w:rPr>
+          <w:color w:val="000000" w:themeColor="text1"/>
+          <w:sz w:val="28"/>
+          <w:szCs w:val="28"/>
+        </w:rPr>
+        <w:t xml:space="preserve">4.5 </w:t>
+      </w:r>
+      <w:r>
         <w:rPr>
           <w:rFonts w:ascii="黑体" w:eastAsia="黑体" w:hAnsi="黑体"/>
           <w:color w:val="000000" w:themeColor="text1"/>
           <w:sz w:val="28"/>
           <w:szCs w:val="28"/>
         </w:rPr>
-      </w:pPr>
-      <w:r>
-        <w:rPr>
-          <w:color w:val="000000" w:themeColor="text1"/>
+        <w:t>学术评估脚本与自动化图表导出实现</w:t>
+      </w:r>
+    </w:p>
+    <w:p>
+      <w:pPr>
+        <w:ind w:firstLine="420"/>
+        <w:rPr>
+          <w:rFonts w:ascii="宋体" w:hAnsi="宋体" w:hint="eastAsia"/>
+          <w:sz w:val="24"/>
+        </w:rPr>
+      </w:pPr>
+      <w:r>
+        <w:rPr>
+          <w:rFonts w:ascii="宋体" w:hAnsi="宋体"/>
+          <w:sz w:val="24"/>
+        </w:rPr>
+        <w:t>为支持学术论文的数据可视化与统计检验，系统实现了</w:t>
+      </w:r>
+      <w:r>
+        <w:rPr>
+          <w:rFonts w:ascii="宋体" w:hAnsi="宋体"/>
+          <w:sz w:val="24"/>
+          <w:shd w:val="clear" w:color="auto" w:fill="E8E8E8" w:themeFill="background2"/>
+        </w:rPr>
+        <w:t xml:space="preserve"> thesis_evaluator.py </w:t>
+      </w:r>
+      <w:r>
+        <w:rPr>
+          <w:rFonts w:ascii="宋体" w:hAnsi="宋体"/>
+          <w:sz w:val="24"/>
+        </w:rPr>
+        <w:t xml:space="preserve">评估脚本。 </w:t>
+      </w:r>
+    </w:p>
+    <w:p/>
+    <w:p>
+      <w:pPr>
+        <w:pStyle w:val="3"/>
+        <w:rPr>
+          <w:rFonts w:ascii="黑体" w:eastAsia="黑体" w:hAnsi="黑体" w:hint="eastAsia"/>
+          <w:b/>
+          <w:bCs/>
           <w:sz w:val="28"/>
           <w:szCs w:val="28"/>
         </w:rPr>
-        <w:t xml:space="preserve">4.5 </w:t>
-      </w:r>
-      <w:r>
-        <w:rPr>
-          <w:rFonts w:ascii="黑体" w:eastAsia="黑体" w:hAnsi="黑体"/>
-          <w:color w:val="000000" w:themeColor="text1"/>
+      </w:pPr>
+      <w:r>
+        <w:rPr>
           <w:sz w:val="28"/>
           <w:szCs w:val="28"/>
         </w:rPr>
-        <w:t>学术评估脚本与自动化图表导出实现</w:t>
-      </w:r>
-    </w:p>
-    <w:p>
-      <w:pPr>
-        <w:ind w:firstLine="420"/>
-        <w:rPr>
-          <w:rFonts w:ascii="宋体" w:hAnsi="宋体"/>
-          <w:sz w:val="24"/>
-        </w:rPr>
-      </w:pPr>
-      <w:r>
-        <w:rPr>
-          <w:rFonts w:ascii="宋体" w:hAnsi="宋体"/>
-          <w:sz w:val="24"/>
-        </w:rPr>
-        <w:t>为支持学术论文的数据可视化与统计检验，系统实现了</w:t>
-      </w:r>
-      <w:r>
-        <w:rPr>
-          <w:rFonts w:ascii="宋体" w:hAnsi="宋体"/>
-          <w:sz w:val="24"/>
-          <w:shd w:val="clear" w:color="auto" w:fill="E8E8E8" w:themeFill="background2"/>
-        </w:rPr>
-        <w:t xml:space="preserve"> thesis_evaluator.py </w:t>
-      </w:r>
-      <w:r>
-        <w:rPr>
-          <w:rFonts w:ascii="宋体" w:hAnsi="宋体"/>
-          <w:sz w:val="24"/>
-        </w:rPr>
-        <w:t xml:space="preserve">评估脚本。 </w:t>
-      </w:r>
-    </w:p>
-    <w:p/>
-    <w:p>
-      <w:pPr>
-        <w:pStyle w:val="3"/>
+        <w:t xml:space="preserve">4.5.1 </w:t>
+      </w:r>
+      <w:r>
         <w:rPr>
           <w:rFonts w:ascii="黑体" w:eastAsia="黑体" w:hAnsi="黑体"/>
           <w:b/>
@@ -29341,22 +29293,6 @@
           <w:sz w:val="28"/>
           <w:szCs w:val="28"/>
         </w:rPr>
-      </w:pPr>
-      <w:r>
-        <w:rPr>
-          <w:sz w:val="28"/>
-          <w:szCs w:val="28"/>
-        </w:rPr>
-        <w:t xml:space="preserve">4.5.1 </w:t>
-      </w:r>
-      <w:r>
-        <w:rPr>
-          <w:rFonts w:ascii="黑体" w:eastAsia="黑体" w:hAnsi="黑体"/>
-          <w:b/>
-          <w:bCs/>
-          <w:sz w:val="28"/>
-          <w:szCs w:val="28"/>
-        </w:rPr>
         <w:t>组间显著性统计检验模块</w:t>
       </w:r>
     </w:p>
@@ -29364,7 +29300,7 @@
       <w:pPr>
         <w:ind w:firstLine="420"/>
         <w:rPr>
-          <w:rFonts w:ascii="宋体" w:hAnsi="宋体"/>
+          <w:rFonts w:ascii="宋体" w:hAnsi="宋体" w:hint="eastAsia"/>
           <w:sz w:val="24"/>
           <w:shd w:val="clear" w:color="auto" w:fill="E8E8E8" w:themeFill="background2"/>
         </w:rPr>
@@ -29517,38 +29453,35 @@
       <w:pPr>
         <w:ind w:firstLine="420"/>
         <w:rPr>
+          <w:rFonts w:ascii="宋体" w:hAnsi="宋体" w:hint="eastAsia"/>
+          <w:sz w:val="24"/>
+        </w:rPr>
+      </w:pPr>
+      <w:r>
+        <w:rPr>
           <w:rFonts w:ascii="宋体" w:hAnsi="宋体"/>
           <w:sz w:val="24"/>
         </w:rPr>
-      </w:pPr>
+        <w:t>脚本调用 Matplotlib 与 Seaborn 导出 300 DPI 矢量级学术图片 thesis_experimental_figures.png（图 4-</w:t>
+      </w:r>
+      <w:r>
+        <w:rPr>
+          <w:rFonts w:ascii="宋体" w:hAnsi="宋体" w:hint="eastAsia"/>
+          <w:sz w:val="24"/>
+        </w:rPr>
+        <w:t>1</w:t>
+      </w:r>
       <w:r>
         <w:rPr>
           <w:rFonts w:ascii="宋体" w:hAnsi="宋体"/>
           <w:sz w:val="24"/>
         </w:rPr>
-        <w:t>脚本调用 Matplotlib 与 Seaborn 导出 300 DPI 矢量级学术图片 thesis_experimental_figures.png（图 4-</w:t>
-      </w:r>
-      <w:r>
-        <w:rPr>
-          <w:rFonts w:ascii="宋体" w:hAnsi="宋体" w:hint="eastAsia"/>
-          <w:sz w:val="24"/>
-        </w:rPr>
-        <w:t>1</w:t>
-      </w:r>
-      <w:r>
-        <w:rPr>
-          <w:rFonts w:ascii="宋体" w:hAnsi="宋体"/>
-          <w:sz w:val="24"/>
-        </w:rPr>
         <w:t xml:space="preserve">）： </w:t>
       </w:r>
     </w:p>
     <w:p>
       <w:pPr>
         <w:jc w:val="center"/>
-        <w:rPr>
-          <w:rFonts w:hint="eastAsia"/>
-        </w:rPr>
       </w:pPr>
       <w:r>
         <w:rPr>
@@ -29637,7 +29570,7 @@
     <w:p>
       <w:pPr>
         <w:rPr>
-          <w:rFonts w:ascii="宋体" w:hAnsi="宋体"/>
+          <w:rFonts w:ascii="宋体" w:hAnsi="宋体" w:hint="eastAsia"/>
           <w:sz w:val="24"/>
         </w:rPr>
       </w:pPr>
@@ -29676,7 +29609,7 @@
     <w:p>
       <w:pPr>
         <w:rPr>
-          <w:rFonts w:ascii="宋体" w:hAnsi="宋体"/>
+          <w:rFonts w:ascii="宋体" w:hAnsi="宋体" w:hint="eastAsia"/>
           <w:sz w:val="24"/>
         </w:rPr>
       </w:pPr>
@@ -29722,7 +29655,7 @@
     <w:p>
       <w:pPr>
         <w:rPr>
-          <w:rFonts w:ascii="宋体" w:hAnsi="宋体"/>
+          <w:rFonts w:ascii="宋体" w:hAnsi="宋体" w:hint="eastAsia"/>
           <w:sz w:val="24"/>
         </w:rPr>
       </w:pPr>
@@ -29754,6 +29687,22 @@
     <w:p>
       <w:pPr>
         <w:pStyle w:val="3"/>
+        <w:rPr>
+          <w:rFonts w:ascii="黑体" w:eastAsia="黑体" w:hAnsi="黑体" w:hint="eastAsia"/>
+          <w:b/>
+          <w:bCs/>
+          <w:sz w:val="28"/>
+          <w:szCs w:val="28"/>
+        </w:rPr>
+      </w:pPr>
+      <w:r>
+        <w:rPr>
+          <w:sz w:val="28"/>
+          <w:szCs w:val="28"/>
+        </w:rPr>
+        <w:t xml:space="preserve">4.6 </w:t>
+      </w:r>
+      <w:r>
         <w:rPr>
           <w:rFonts w:ascii="黑体" w:eastAsia="黑体" w:hAnsi="黑体"/>
           <w:b/>
@@ -29761,13 +29710,42 @@
           <w:sz w:val="28"/>
           <w:szCs w:val="28"/>
         </w:rPr>
-      </w:pPr>
-      <w:r>
-        <w:rPr>
+        <w:t>核心功能界面与交互效果展示</w:t>
+      </w:r>
+    </w:p>
+    <w:p>
+      <w:pPr>
+        <w:rPr>
+          <w:rFonts w:ascii="宋体" w:hAnsi="宋体" w:hint="eastAsia"/>
+          <w:sz w:val="24"/>
+        </w:rPr>
+      </w:pPr>
+      <w:r>
+        <w:rPr>
+          <w:rFonts w:ascii="宋体" w:hAnsi="宋体"/>
+          <w:sz w:val="24"/>
+        </w:rPr>
+        <w:t xml:space="preserve">系统的前端界面通过可视化面板呈现后台算法推理出的实时数据。 </w:t>
+      </w:r>
+    </w:p>
+    <w:p/>
+    <w:p>
+      <w:pPr>
+        <w:pStyle w:val="3"/>
+        <w:rPr>
+          <w:rFonts w:ascii="黑体" w:eastAsia="黑体" w:hAnsi="黑体" w:hint="eastAsia"/>
+          <w:b/>
+          <w:bCs/>
           <w:sz w:val="28"/>
           <w:szCs w:val="28"/>
         </w:rPr>
-        <w:t xml:space="preserve">4.6 </w:t>
+      </w:pPr>
+      <w:r>
+        <w:rPr>
+          <w:sz w:val="28"/>
+          <w:szCs w:val="28"/>
+        </w:rPr>
+        <w:t xml:space="preserve">4.6.1 </w:t>
       </w:r>
       <w:r>
         <w:rPr>
@@ -29777,90 +29755,42 @@
           <w:sz w:val="28"/>
           <w:szCs w:val="28"/>
         </w:rPr>
-        <w:t>核心功能界面与交互效果展示</w:t>
-      </w:r>
-    </w:p>
-    <w:p>
-      <w:pPr>
+        <w:t>实时步态监测仪表盘界面</w:t>
+      </w:r>
+    </w:p>
+    <w:p>
+      <w:pPr>
+        <w:ind w:firstLine="420"/>
+        <w:rPr>
+          <w:rFonts w:ascii="宋体" w:hAnsi="宋体" w:hint="eastAsia"/>
+          <w:sz w:val="24"/>
+        </w:rPr>
+      </w:pPr>
+      <w:r>
         <w:rPr>
           <w:rFonts w:ascii="宋体" w:hAnsi="宋体"/>
           <w:sz w:val="24"/>
         </w:rPr>
-      </w:pPr>
+        <w:t>图 4-</w:t>
+      </w:r>
+      <w:r>
+        <w:rPr>
+          <w:rFonts w:ascii="宋体" w:hAnsi="宋体" w:hint="eastAsia"/>
+          <w:sz w:val="24"/>
+        </w:rPr>
+        <w:t>2</w:t>
+      </w:r>
       <w:r>
         <w:rPr>
           <w:rFonts w:ascii="宋体" w:hAnsi="宋体"/>
           <w:sz w:val="24"/>
         </w:rPr>
-        <w:t xml:space="preserve">系统的前端界面通过可视化面板呈现后台算法推理出的实时数据。 </w:t>
-      </w:r>
-    </w:p>
-    <w:p/>
-    <w:p>
-      <w:pPr>
-        <w:pStyle w:val="3"/>
-        <w:rPr>
-          <w:rFonts w:ascii="黑体" w:eastAsia="黑体" w:hAnsi="黑体"/>
-          <w:b/>
-          <w:bCs/>
-          <w:sz w:val="28"/>
-          <w:szCs w:val="28"/>
-        </w:rPr>
-      </w:pPr>
-      <w:r>
-        <w:rPr>
-          <w:sz w:val="28"/>
-          <w:szCs w:val="28"/>
-        </w:rPr>
-        <w:t xml:space="preserve">4.6.1 </w:t>
-      </w:r>
-      <w:r>
-        <w:rPr>
-          <w:rFonts w:ascii="黑体" w:eastAsia="黑体" w:hAnsi="黑体"/>
-          <w:b/>
-          <w:bCs/>
-          <w:sz w:val="28"/>
-          <w:szCs w:val="28"/>
-        </w:rPr>
-        <w:t>实时步态监测仪表盘界面</w:t>
-      </w:r>
-    </w:p>
-    <w:p>
-      <w:pPr>
-        <w:ind w:firstLine="420"/>
-        <w:rPr>
-          <w:rFonts w:ascii="宋体" w:hAnsi="宋体" w:hint="eastAsia"/>
-          <w:sz w:val="24"/>
-        </w:rPr>
-      </w:pPr>
-      <w:r>
-        <w:rPr>
-          <w:rFonts w:ascii="宋体" w:hAnsi="宋体"/>
-          <w:sz w:val="24"/>
-        </w:rPr>
-        <w:t>图 4-</w:t>
-      </w:r>
-      <w:r>
-        <w:rPr>
-          <w:rFonts w:ascii="宋体" w:hAnsi="宋体" w:hint="eastAsia"/>
-          <w:sz w:val="24"/>
-        </w:rPr>
-        <w:t>2</w:t>
-      </w:r>
-      <w:r>
-        <w:rPr>
-          <w:rFonts w:ascii="宋体" w:hAnsi="宋体"/>
-          <w:sz w:val="24"/>
-        </w:rPr>
         <w:t xml:space="preserve"> 为实时步态监测仪表盘界面。画框叠加了绿色的 GMC 背景光流点与镜头偏移箭头；右侧展示实时提取的 step_cv、com_sway_std、knee_rom 与 double_support_ratio；底部打印当前 GSI 得分（78.8 分）与诊断结论。</w:t>
       </w:r>
     </w:p>
     <w:p>
       <w:pPr>
         <w:jc w:val="center"/>
-        <w:rPr>
-          <w:rFonts w:hint="eastAsia"/>
-        </w:rPr>
       </w:pPr>
       <w:r>
         <w:rPr>
@@ -29920,28 +29850,28 @@
       <w:pPr>
         <w:pStyle w:val="3"/>
         <w:rPr>
+          <w:rFonts w:ascii="黑体" w:eastAsia="黑体" w:hAnsi="黑体" w:hint="eastAsia"/>
+          <w:b/>
+          <w:bCs/>
+          <w:sz w:val="28"/>
+          <w:szCs w:val="28"/>
+        </w:rPr>
+      </w:pPr>
+      <w:r>
+        <w:rPr>
+          <w:sz w:val="28"/>
+          <w:szCs w:val="28"/>
+        </w:rPr>
+        <w:t xml:space="preserve">4.6.2 </w:t>
+      </w:r>
+      <w:r>
+        <w:rPr>
           <w:rFonts w:ascii="黑体" w:eastAsia="黑体" w:hAnsi="黑体"/>
           <w:b/>
           <w:bCs/>
           <w:sz w:val="28"/>
           <w:szCs w:val="28"/>
         </w:rPr>
-      </w:pPr>
-      <w:r>
-        <w:rPr>
-          <w:sz w:val="28"/>
-          <w:szCs w:val="28"/>
-        </w:rPr>
-        <w:t xml:space="preserve">4.6.2 </w:t>
-      </w:r>
-      <w:r>
-        <w:rPr>
-          <w:rFonts w:ascii="黑体" w:eastAsia="黑体" w:hAnsi="黑体"/>
-          <w:b/>
-          <w:bCs/>
-          <w:sz w:val="28"/>
-          <w:szCs w:val="28"/>
-        </w:rPr>
         <w:t>步态退化 30 天历史趋势分析界面</w:t>
       </w:r>
     </w:p>
@@ -29949,7 +29879,7 @@
       <w:pPr>
         <w:ind w:firstLine="420"/>
         <w:rPr>
-          <w:rFonts w:ascii="宋体" w:hAnsi="宋体"/>
+          <w:rFonts w:ascii="宋体" w:hAnsi="宋体" w:hint="eastAsia"/>
           <w:sz w:val="24"/>
         </w:rPr>
       </w:pPr>
@@ -29992,11 +29922,6 @@
       </w:r>
     </w:p>
     <w:p>
-      <w:pPr>
-        <w:rPr>
-          <w:rFonts w:hint="eastAsia"/>
-        </w:rPr>
-      </w:pPr>
       <w:r>
         <w:rPr>
           <w:noProof/>
@@ -30052,13 +29977,7 @@
         </w:drawing>
       </w:r>
     </w:p>
-    <w:p>
-      <w:pPr>
-        <w:rPr>
-          <w:rFonts w:hint="eastAsia"/>
-        </w:rPr>
-      </w:pPr>
-    </w:p>
+    <w:p/>
     <w:p>
       <w:pPr>
         <w:spacing w:before="480" w:after="360" w:line="400" w:lineRule="exact"/>
@@ -30185,28 +30104,28 @@
       <w:pPr>
         <w:pStyle w:val="3"/>
         <w:rPr>
+          <w:rFonts w:ascii="黑体" w:eastAsia="黑体" w:hAnsi="黑体" w:hint="eastAsia"/>
+          <w:color w:val="000000" w:themeColor="text1"/>
+        </w:rPr>
+      </w:pPr>
+      <w:r>
+        <w:rPr>
+          <w:color w:val="000000" w:themeColor="text1"/>
+        </w:rPr>
+        <w:t xml:space="preserve">4.7 </w:t>
+      </w:r>
+      <w:r>
+        <w:rPr>
           <w:rFonts w:ascii="黑体" w:eastAsia="黑体" w:hAnsi="黑体"/>
           <w:color w:val="000000" w:themeColor="text1"/>
         </w:rPr>
-      </w:pPr>
-      <w:r>
-        <w:rPr>
-          <w:color w:val="000000" w:themeColor="text1"/>
-        </w:rPr>
-        <w:t xml:space="preserve">4.7 </w:t>
-      </w:r>
-      <w:r>
-        <w:rPr>
-          <w:rFonts w:ascii="黑体" w:eastAsia="黑体" w:hAnsi="黑体"/>
-          <w:color w:val="000000" w:themeColor="text1"/>
-        </w:rPr>
         <w:t>本章小结</w:t>
       </w:r>
     </w:p>
     <w:p>
       <w:pPr>
         <w:rPr>
-          <w:rFonts w:ascii="宋体" w:hAnsi="宋体"/>
+          <w:rFonts w:ascii="宋体" w:hAnsi="宋体" w:hint="eastAsia"/>
           <w:sz w:val="24"/>
         </w:rPr>
       </w:pPr>
@@ -30225,7 +30144,7 @@
           <w:numId w:val="22"/>
         </w:numPr>
         <w:rPr>
-          <w:rFonts w:ascii="宋体" w:hAnsi="宋体"/>
+          <w:rFonts w:ascii="宋体" w:hAnsi="宋体" w:hint="eastAsia"/>
           <w:sz w:val="24"/>
         </w:rPr>
       </w:pPr>
@@ -30244,7 +30163,7 @@
           <w:numId w:val="22"/>
         </w:numPr>
         <w:rPr>
-          <w:rFonts w:ascii="宋体" w:hAnsi="宋体"/>
+          <w:rFonts w:ascii="宋体" w:hAnsi="宋体" w:hint="eastAsia"/>
           <w:sz w:val="24"/>
         </w:rPr>
       </w:pPr>
@@ -30264,7 +30183,7 @@
           <w:numId w:val="22"/>
         </w:numPr>
         <w:rPr>
-          <w:rFonts w:ascii="宋体" w:hAnsi="宋体"/>
+          <w:rFonts w:ascii="宋体" w:hAnsi="宋体" w:hint="eastAsia"/>
           <w:sz w:val="24"/>
         </w:rPr>
       </w:pPr>
@@ -30283,7 +30202,7 @@
           <w:numId w:val="22"/>
         </w:numPr>
         <w:rPr>
-          <w:rFonts w:ascii="宋体" w:hAnsi="宋体"/>
+          <w:rFonts w:ascii="宋体" w:hAnsi="宋体" w:hint="eastAsia"/>
           <w:sz w:val="24"/>
         </w:rPr>
       </w:pPr>
@@ -30302,7 +30221,7 @@
           <w:numId w:val="22"/>
         </w:numPr>
         <w:rPr>
-          <w:rFonts w:ascii="宋体" w:hAnsi="宋体"/>
+          <w:rFonts w:ascii="宋体" w:hAnsi="宋体" w:hint="eastAsia"/>
           <w:sz w:val="24"/>
         </w:rPr>
       </w:pPr>
@@ -30320,16 +30239,6 @@
         <w:spacing w:before="480" w:after="360" w:line="400" w:lineRule="exact"/>
         <w:jc w:val="center"/>
         <w:outlineLvl w:val="0"/>
-        <w:rPr>
-          <w:rFonts w:eastAsia="黑体" w:hint="eastAsia"/>
-          <w:bCs/>
-          <w:color w:val="000000"/>
-          <w:sz w:val="30"/>
-          <w:szCs w:val="30"/>
-          <w:shd w:val="clear" w:color="auto" w:fill="FFFFFF"/>
-        </w:rPr>
-      </w:pPr>
-      <w:r>
         <w:rPr>
           <w:rFonts w:eastAsia="黑体"/>
           <w:bCs/>
@@ -30338,8 +30247,7 @@
           <w:szCs w:val="30"/>
           <w:shd w:val="clear" w:color="auto" w:fill="FFFFFF"/>
         </w:rPr>
-        <w:t>第五章</w:t>
-      </w:r>
+      </w:pPr>
       <w:r>
         <w:rPr>
           <w:rFonts w:eastAsia="黑体"/>
@@ -30349,7 +30257,7 @@
           <w:szCs w:val="30"/>
           <w:shd w:val="clear" w:color="auto" w:fill="FFFFFF"/>
         </w:rPr>
-        <w:t xml:space="preserve"> </w:t>
+        <w:t>第五章</w:t>
       </w:r>
       <w:r>
         <w:rPr>
@@ -30360,6 +30268,17 @@
           <w:szCs w:val="30"/>
           <w:shd w:val="clear" w:color="auto" w:fill="FFFFFF"/>
         </w:rPr>
+        <w:t xml:space="preserve"> </w:t>
+      </w:r>
+      <w:r>
+        <w:rPr>
+          <w:rFonts w:eastAsia="黑体"/>
+          <w:bCs/>
+          <w:color w:val="000000"/>
+          <w:sz w:val="30"/>
+          <w:szCs w:val="30"/>
+          <w:shd w:val="clear" w:color="auto" w:fill="FFFFFF"/>
+        </w:rPr>
         <w:t>实验测试与结果分析</w:t>
       </w:r>
     </w:p>
@@ -30367,50 +30286,66 @@
       <w:pPr>
         <w:ind w:firstLine="420"/>
         <w:rPr>
+          <w:rFonts w:ascii="宋体" w:hAnsi="宋体" w:hint="eastAsia"/>
+          <w:sz w:val="24"/>
+        </w:rPr>
+      </w:pPr>
+      <w:r>
+        <w:rPr>
           <w:rFonts w:ascii="宋体" w:hAnsi="宋体"/>
           <w:sz w:val="24"/>
         </w:rPr>
-      </w:pPr>
-      <w:r>
-        <w:rPr>
-          <w:rFonts w:ascii="宋体" w:hAnsi="宋体"/>
-          <w:sz w:val="24"/>
-        </w:rPr>
         <w:t>本章对系统进行全方位的实验评估，包括多源视频数据集构建、镜头运动补偿（GMC）防抖性能测试、组间生物力学特征显著性检验，以及事前跌倒风险预测分类模型的验证。</w:t>
       </w:r>
     </w:p>
     <w:p>
       <w:pPr>
         <w:pStyle w:val="3"/>
+        <w:rPr>
+          <w:rFonts w:ascii="黑体" w:eastAsia="黑体" w:hAnsi="黑体" w:hint="eastAsia"/>
+          <w:color w:val="000000" w:themeColor="text1"/>
+          <w:sz w:val="28"/>
+          <w:szCs w:val="28"/>
+        </w:rPr>
+      </w:pPr>
+      <w:r>
+        <w:rPr>
+          <w:color w:val="000000" w:themeColor="text1"/>
+          <w:sz w:val="28"/>
+          <w:szCs w:val="28"/>
+        </w:rPr>
+        <w:t xml:space="preserve">5.1 </w:t>
+      </w:r>
+      <w:r>
         <w:rPr>
           <w:rFonts w:ascii="黑体" w:eastAsia="黑体" w:hAnsi="黑体"/>
           <w:color w:val="000000" w:themeColor="text1"/>
           <w:sz w:val="28"/>
           <w:szCs w:val="28"/>
         </w:rPr>
-      </w:pPr>
-      <w:r>
-        <w:rPr>
-          <w:color w:val="000000" w:themeColor="text1"/>
+        <w:t>实验数据集与测试协议说明</w:t>
+      </w:r>
+    </w:p>
+    <w:p/>
+    <w:p>
+      <w:pPr>
+        <w:pStyle w:val="3"/>
+        <w:rPr>
+          <w:rFonts w:ascii="黑体" w:eastAsia="黑体" w:hAnsi="黑体" w:hint="eastAsia"/>
+          <w:b/>
+          <w:bCs/>
           <w:sz w:val="28"/>
           <w:szCs w:val="28"/>
         </w:rPr>
-        <w:t xml:space="preserve">5.1 </w:t>
-      </w:r>
-      <w:r>
-        <w:rPr>
-          <w:rFonts w:ascii="黑体" w:eastAsia="黑体" w:hAnsi="黑体"/>
-          <w:color w:val="000000" w:themeColor="text1"/>
+      </w:pPr>
+      <w:r>
+        <w:rPr>
           <w:sz w:val="28"/>
           <w:szCs w:val="28"/>
         </w:rPr>
-        <w:t>实验数据集与测试协议说明</w:t>
-      </w:r>
-    </w:p>
-    <w:p/>
-    <w:p>
-      <w:pPr>
-        <w:pStyle w:val="3"/>
+        <w:t xml:space="preserve">5.1.1 </w:t>
+      </w:r>
+      <w:r>
         <w:rPr>
           <w:rFonts w:ascii="黑体" w:eastAsia="黑体" w:hAnsi="黑体"/>
           <w:b/>
@@ -30418,22 +30353,6 @@
           <w:sz w:val="28"/>
           <w:szCs w:val="28"/>
         </w:rPr>
-      </w:pPr>
-      <w:r>
-        <w:rPr>
-          <w:sz w:val="28"/>
-          <w:szCs w:val="28"/>
-        </w:rPr>
-        <w:t xml:space="preserve">5.1.1 </w:t>
-      </w:r>
-      <w:r>
-        <w:rPr>
-          <w:rFonts w:ascii="黑体" w:eastAsia="黑体" w:hAnsi="黑体"/>
-          <w:b/>
-          <w:bCs/>
-          <w:sz w:val="28"/>
-          <w:szCs w:val="28"/>
-        </w:rPr>
         <w:t>多源视频数据集构建</w:t>
       </w:r>
     </w:p>
@@ -30441,7 +30360,7 @@
       <w:pPr>
         <w:ind w:firstLine="360"/>
         <w:rPr>
-          <w:rFonts w:ascii="宋体" w:hAnsi="宋体"/>
+          <w:rFonts w:ascii="宋体" w:hAnsi="宋体" w:hint="eastAsia"/>
           <w:sz w:val="24"/>
         </w:rPr>
       </w:pPr>
@@ -30460,7 +30379,7 @@
           <w:numId w:val="23"/>
         </w:numPr>
         <w:rPr>
-          <w:rFonts w:ascii="宋体" w:hAnsi="宋体"/>
+          <w:rFonts w:ascii="宋体" w:hAnsi="宋体" w:hint="eastAsia"/>
           <w:sz w:val="24"/>
         </w:rPr>
       </w:pPr>
@@ -30488,7 +30407,7 @@
           <w:numId w:val="23"/>
         </w:numPr>
         <w:rPr>
-          <w:rFonts w:ascii="宋体" w:hAnsi="宋体"/>
+          <w:rFonts w:ascii="宋体" w:hAnsi="宋体" w:hint="eastAsia"/>
           <w:sz w:val="24"/>
         </w:rPr>
       </w:pPr>
@@ -30512,7 +30431,7 @@
     <w:p>
       <w:pPr>
         <w:rPr>
-          <w:rFonts w:ascii="宋体" w:hAnsi="宋体"/>
+          <w:rFonts w:ascii="宋体" w:hAnsi="宋体" w:hint="eastAsia"/>
           <w:sz w:val="24"/>
         </w:rPr>
       </w:pPr>
@@ -31078,7 +30997,6 @@
                 <w:b/>
                 <w:bCs/>
               </w:rPr>
-              <w:lastRenderedPageBreak/>
               <w:t>全数据集合计</w:t>
             </w:r>
           </w:p>
@@ -31228,35 +31146,35 @@
       <w:pPr>
         <w:pStyle w:val="3"/>
         <w:rPr>
+          <w:rFonts w:ascii="黑体" w:eastAsia="黑体" w:hAnsi="黑体" w:hint="eastAsia"/>
+          <w:b/>
+          <w:bCs/>
+          <w:sz w:val="28"/>
+          <w:szCs w:val="28"/>
+        </w:rPr>
+      </w:pPr>
+      <w:r>
+        <w:rPr>
+          <w:sz w:val="28"/>
+          <w:szCs w:val="28"/>
+        </w:rPr>
+        <w:t xml:space="preserve">5.1.2 </w:t>
+      </w:r>
+      <w:r>
+        <w:rPr>
           <w:rFonts w:ascii="黑体" w:eastAsia="黑体" w:hAnsi="黑体"/>
           <w:b/>
           <w:bCs/>
           <w:sz w:val="28"/>
           <w:szCs w:val="28"/>
         </w:rPr>
-      </w:pPr>
-      <w:r>
-        <w:rPr>
-          <w:sz w:val="28"/>
-          <w:szCs w:val="28"/>
-        </w:rPr>
-        <w:t xml:space="preserve">5.1.2 </w:t>
-      </w:r>
-      <w:r>
-        <w:rPr>
-          <w:rFonts w:ascii="黑体" w:eastAsia="黑体" w:hAnsi="黑体"/>
-          <w:b/>
-          <w:bCs/>
-          <w:sz w:val="28"/>
-          <w:szCs w:val="28"/>
-        </w:rPr>
         <w:t>评估指标定义</w:t>
       </w:r>
     </w:p>
     <w:p>
       <w:pPr>
         <w:rPr>
-          <w:rFonts w:ascii="宋体" w:hAnsi="宋体"/>
+          <w:rFonts w:ascii="宋体" w:hAnsi="宋体" w:hint="eastAsia"/>
           <w:sz w:val="24"/>
         </w:rPr>
       </w:pPr>
@@ -31275,7 +31193,7 @@
           <w:numId w:val="24"/>
         </w:numPr>
         <w:rPr>
-          <w:rFonts w:ascii="宋体" w:hAnsi="宋体"/>
+          <w:rFonts w:ascii="宋体" w:hAnsi="宋体" w:hint="eastAsia"/>
           <w:sz w:val="24"/>
         </w:rPr>
       </w:pPr>
@@ -31422,7 +31340,7 @@
           <w:numId w:val="24"/>
         </w:numPr>
         <w:rPr>
-          <w:rFonts w:ascii="宋体" w:hAnsi="宋体"/>
+          <w:rFonts w:ascii="宋体" w:hAnsi="宋体" w:hint="eastAsia"/>
           <w:sz w:val="24"/>
         </w:rPr>
       </w:pPr>
@@ -31447,28 +31365,28 @@
     <w:p>
       <w:pPr>
         <w:pStyle w:val="3"/>
+        <w:rPr>
+          <w:rFonts w:ascii="黑体" w:eastAsia="黑体" w:hAnsi="黑体" w:hint="eastAsia"/>
+          <w:color w:val="000000" w:themeColor="text1"/>
+          <w:sz w:val="28"/>
+          <w:szCs w:val="28"/>
+        </w:rPr>
+      </w:pPr>
+      <w:r>
+        <w:rPr>
+          <w:color w:val="000000" w:themeColor="text1"/>
+          <w:sz w:val="28"/>
+          <w:szCs w:val="28"/>
+        </w:rPr>
+        <w:t xml:space="preserve">5.2 </w:t>
+      </w:r>
+      <w:r>
         <w:rPr>
           <w:rFonts w:ascii="黑体" w:eastAsia="黑体" w:hAnsi="黑体"/>
           <w:color w:val="000000" w:themeColor="text1"/>
           <w:sz w:val="28"/>
           <w:szCs w:val="28"/>
         </w:rPr>
-      </w:pPr>
-      <w:r>
-        <w:rPr>
-          <w:color w:val="000000" w:themeColor="text1"/>
-          <w:sz w:val="28"/>
-          <w:szCs w:val="28"/>
-        </w:rPr>
-        <w:t xml:space="preserve">5.2 </w:t>
-      </w:r>
-      <w:r>
-        <w:rPr>
-          <w:rFonts w:ascii="黑体" w:eastAsia="黑体" w:hAnsi="黑体"/>
-          <w:color w:val="000000" w:themeColor="text1"/>
-          <w:sz w:val="28"/>
-          <w:szCs w:val="28"/>
-        </w:rPr>
         <w:t>镜头运动自适应（GMC）防抖性能消融实验</w:t>
       </w:r>
     </w:p>
@@ -31489,11 +31407,6 @@
       </w:r>
     </w:p>
     <w:p>
-      <w:pPr>
-        <w:rPr>
-          <w:rFonts w:hint="eastAsia"/>
-        </w:rPr>
-      </w:pPr>
       <w:r>
         <w:rPr>
           <w:noProof/>
@@ -31593,7 +31506,7 @@
           <w:p>
             <w:pPr>
               <w:rPr>
-                <w:rFonts w:ascii="宋体" w:hAnsi="宋体"/>
+                <w:rFonts w:ascii="宋体" w:hAnsi="宋体" w:hint="eastAsia"/>
                 <w:sz w:val="24"/>
               </w:rPr>
             </w:pPr>
@@ -31630,7 +31543,7 @@
           <w:p>
             <w:pPr>
               <w:rPr>
-                <w:rFonts w:ascii="宋体" w:hAnsi="宋体"/>
+                <w:rFonts w:ascii="宋体" w:hAnsi="宋体" w:hint="eastAsia"/>
                 <w:b/>
                 <w:bCs/>
                 <w:sz w:val="24"/>
@@ -31698,7 +31611,7 @@
           <w:p>
             <w:pPr>
               <w:rPr>
-                <w:rFonts w:ascii="宋体" w:hAnsi="宋体"/>
+                <w:rFonts w:ascii="宋体" w:hAnsi="宋体" w:hint="eastAsia"/>
                 <w:sz w:val="24"/>
               </w:rPr>
             </w:pPr>
@@ -31725,7 +31638,7 @@
           <w:p>
             <w:pPr>
               <w:rPr>
-                <w:rFonts w:ascii="宋体" w:hAnsi="宋体"/>
+                <w:rFonts w:ascii="宋体" w:hAnsi="宋体" w:hint="eastAsia"/>
                 <w:sz w:val="24"/>
               </w:rPr>
             </w:pPr>
@@ -31761,7 +31674,7 @@
           <w:p>
             <w:pPr>
               <w:rPr>
-                <w:rFonts w:ascii="宋体" w:hAnsi="宋体"/>
+                <w:rFonts w:ascii="宋体" w:hAnsi="宋体" w:hint="eastAsia"/>
                 <w:sz w:val="24"/>
               </w:rPr>
             </w:pPr>
@@ -31797,7 +31710,7 @@
           <w:p>
             <w:pPr>
               <w:rPr>
-                <w:rFonts w:ascii="宋体" w:hAnsi="宋体"/>
+                <w:rFonts w:ascii="宋体" w:hAnsi="宋体" w:hint="eastAsia"/>
                 <w:sz w:val="24"/>
               </w:rPr>
             </w:pPr>
@@ -31838,7 +31751,7 @@
           <w:p>
             <w:pPr>
               <w:rPr>
-                <w:rFonts w:ascii="宋体" w:hAnsi="宋体"/>
+                <w:rFonts w:ascii="宋体" w:hAnsi="宋体" w:hint="eastAsia"/>
                 <w:sz w:val="24"/>
               </w:rPr>
             </w:pPr>
@@ -31874,7 +31787,7 @@
           <w:p>
             <w:pPr>
               <w:rPr>
-                <w:rFonts w:ascii="宋体" w:hAnsi="宋体"/>
+                <w:rFonts w:ascii="宋体" w:hAnsi="宋体" w:hint="eastAsia"/>
                 <w:sz w:val="24"/>
               </w:rPr>
             </w:pPr>
@@ -31922,7 +31835,7 @@
           <w:p>
             <w:pPr>
               <w:rPr>
-                <w:rFonts w:ascii="宋体" w:hAnsi="宋体"/>
+                <w:rFonts w:ascii="宋体" w:hAnsi="宋体" w:hint="eastAsia"/>
                 <w:sz w:val="24"/>
               </w:rPr>
             </w:pPr>
@@ -31960,7 +31873,7 @@
           <w:p>
             <w:pPr>
               <w:rPr>
-                <w:rFonts w:ascii="宋体" w:hAnsi="宋体"/>
+                <w:rFonts w:ascii="宋体" w:hAnsi="宋体" w:hint="eastAsia"/>
                 <w:sz w:val="24"/>
               </w:rPr>
             </w:pPr>
@@ -31996,7 +31909,7 @@
           <w:p>
             <w:pPr>
               <w:rPr>
-                <w:rFonts w:ascii="宋体" w:hAnsi="宋体"/>
+                <w:rFonts w:ascii="宋体" w:hAnsi="宋体" w:hint="eastAsia"/>
                 <w:sz w:val="24"/>
               </w:rPr>
             </w:pPr>
@@ -32035,7 +31948,7 @@
           <w:p>
             <w:pPr>
               <w:rPr>
-                <w:rFonts w:ascii="宋体" w:hAnsi="宋体"/>
+                <w:rFonts w:ascii="宋体" w:hAnsi="宋体" w:hint="eastAsia"/>
                 <w:sz w:val="24"/>
               </w:rPr>
             </w:pPr>
@@ -32071,7 +31984,7 @@
           <w:p>
             <w:pPr>
               <w:rPr>
-                <w:rFonts w:ascii="宋体" w:hAnsi="宋体"/>
+                <w:rFonts w:ascii="宋体" w:hAnsi="宋体" w:hint="eastAsia"/>
                 <w:sz w:val="24"/>
               </w:rPr>
             </w:pPr>
@@ -32119,7 +32032,7 @@
           <w:p>
             <w:pPr>
               <w:rPr>
-                <w:rFonts w:ascii="宋体" w:hAnsi="宋体"/>
+                <w:rFonts w:ascii="宋体" w:hAnsi="宋体" w:hint="eastAsia"/>
                 <w:sz w:val="24"/>
               </w:rPr>
             </w:pPr>
@@ -32157,7 +32070,7 @@
           <w:p>
             <w:pPr>
               <w:rPr>
-                <w:rFonts w:ascii="宋体" w:hAnsi="宋体"/>
+                <w:rFonts w:ascii="宋体" w:hAnsi="宋体" w:hint="eastAsia"/>
                 <w:sz w:val="24"/>
               </w:rPr>
             </w:pPr>
@@ -32193,7 +32106,7 @@
           <w:p>
             <w:pPr>
               <w:rPr>
-                <w:rFonts w:ascii="宋体" w:hAnsi="宋体"/>
+                <w:rFonts w:ascii="宋体" w:hAnsi="宋体" w:hint="eastAsia"/>
                 <w:sz w:val="24"/>
               </w:rPr>
             </w:pPr>
@@ -32905,27 +32818,24 @@
     <w:p>
       <w:pPr>
         <w:jc w:val="center"/>
+      </w:pPr>
+      <w:r>
         <w:rPr>
           <w:rFonts w:hint="eastAsia"/>
         </w:rPr>
-      </w:pPr>
+        <w:t>表</w:t>
+      </w:r>
       <w:r>
         <w:rPr>
           <w:rFonts w:hint="eastAsia"/>
         </w:rPr>
-        <w:t>表</w:t>
-      </w:r>
-      <w:r>
-        <w:rPr>
-          <w:rFonts w:hint="eastAsia"/>
-        </w:rPr>
         <w:t>(5-2)</w:t>
       </w:r>
     </w:p>
     <w:p>
       <w:pPr>
         <w:rPr>
-          <w:rFonts w:ascii="宋体" w:hAnsi="宋体"/>
+          <w:rFonts w:ascii="宋体" w:hAnsi="宋体" w:hint="eastAsia"/>
           <w:sz w:val="24"/>
         </w:rPr>
       </w:pPr>
@@ -32953,38 +32863,32 @@
         <w:t>，系统在 RTX 3060 Ti 显卡上保持了 28.6 FPS 的实时处理速度，证明了感知前端在动态摄像头场景下的鲁棒性。</w:t>
       </w:r>
     </w:p>
-    <w:p>
-      <w:pPr>
-        <w:rPr>
-          <w:rFonts w:hint="eastAsia"/>
-        </w:rPr>
-      </w:pPr>
-    </w:p>
+    <w:p/>
     <w:p>
       <w:pPr>
         <w:pStyle w:val="3"/>
+        <w:rPr>
+          <w:rFonts w:ascii="黑体" w:eastAsia="黑体" w:hAnsi="黑体" w:hint="eastAsia"/>
+          <w:color w:val="000000" w:themeColor="text1"/>
+          <w:sz w:val="28"/>
+          <w:szCs w:val="28"/>
+        </w:rPr>
+      </w:pPr>
+      <w:r>
+        <w:rPr>
+          <w:color w:val="000000" w:themeColor="text1"/>
+          <w:sz w:val="28"/>
+          <w:szCs w:val="28"/>
+        </w:rPr>
+        <w:t xml:space="preserve">5.3 </w:t>
+      </w:r>
+      <w:r>
         <w:rPr>
           <w:rFonts w:ascii="黑体" w:eastAsia="黑体" w:hAnsi="黑体"/>
           <w:color w:val="000000" w:themeColor="text1"/>
           <w:sz w:val="28"/>
           <w:szCs w:val="28"/>
         </w:rPr>
-      </w:pPr>
-      <w:r>
-        <w:rPr>
-          <w:color w:val="000000" w:themeColor="text1"/>
-          <w:sz w:val="28"/>
-          <w:szCs w:val="28"/>
-        </w:rPr>
-        <w:t xml:space="preserve">5.3 </w:t>
-      </w:r>
-      <w:r>
-        <w:rPr>
-          <w:rFonts w:ascii="黑体" w:eastAsia="黑体" w:hAnsi="黑体"/>
-          <w:color w:val="000000" w:themeColor="text1"/>
-          <w:sz w:val="28"/>
-          <w:szCs w:val="28"/>
-        </w:rPr>
         <w:t>组间生物力学特征差异与统计学显著性分析</w:t>
       </w:r>
     </w:p>
@@ -32992,7 +32896,7 @@
       <w:pPr>
         <w:ind w:firstLine="420"/>
         <w:rPr>
-          <w:rFonts w:ascii="宋体" w:hAnsi="宋体"/>
+          <w:rFonts w:ascii="宋体" w:hAnsi="宋体" w:hint="eastAsia"/>
           <w:sz w:val="24"/>
         </w:rPr>
       </w:pPr>
@@ -33110,7 +33014,7 @@
           <w:p>
             <w:pPr>
               <w:rPr>
-                <w:rFonts w:ascii="宋体" w:hAnsi="宋体"/>
+                <w:rFonts w:ascii="宋体" w:hAnsi="宋体" w:hint="eastAsia"/>
                 <w:sz w:val="24"/>
               </w:rPr>
             </w:pPr>
@@ -33147,7 +33051,7 @@
           <w:p>
             <w:pPr>
               <w:rPr>
-                <w:rFonts w:ascii="宋体" w:hAnsi="宋体"/>
+                <w:rFonts w:ascii="宋体" w:hAnsi="宋体" w:hint="eastAsia"/>
                 <w:sz w:val="24"/>
               </w:rPr>
             </w:pPr>
@@ -33183,7 +33087,7 @@
           <w:p>
             <w:pPr>
               <w:rPr>
-                <w:rFonts w:ascii="宋体" w:hAnsi="宋体"/>
+                <w:rFonts w:ascii="宋体" w:hAnsi="宋体" w:hint="eastAsia"/>
                 <w:sz w:val="24"/>
               </w:rPr>
             </w:pPr>
@@ -33219,7 +33123,7 @@
           <w:p>
             <w:pPr>
               <w:rPr>
-                <w:rFonts w:ascii="宋体" w:hAnsi="宋体"/>
+                <w:rFonts w:ascii="宋体" w:hAnsi="宋体" w:hint="eastAsia"/>
                 <w:sz w:val="24"/>
               </w:rPr>
             </w:pPr>
@@ -33255,7 +33159,7 @@
           <w:p>
             <w:pPr>
               <w:rPr>
-                <w:rFonts w:ascii="宋体" w:hAnsi="宋体"/>
+                <w:rFonts w:ascii="宋体" w:hAnsi="宋体" w:hint="eastAsia"/>
                 <w:sz w:val="24"/>
               </w:rPr>
             </w:pPr>
@@ -33296,7 +33200,7 @@
           <w:p>
             <w:pPr>
               <w:rPr>
-                <w:rFonts w:ascii="宋体" w:hAnsi="宋体"/>
+                <w:rFonts w:ascii="宋体" w:hAnsi="宋体" w:hint="eastAsia"/>
                 <w:sz w:val="24"/>
               </w:rPr>
             </w:pPr>
@@ -33350,7 +33254,7 @@
           <w:p>
             <w:pPr>
               <w:rPr>
-                <w:rFonts w:ascii="宋体" w:hAnsi="宋体"/>
+                <w:rFonts w:ascii="宋体" w:hAnsi="宋体" w:hint="eastAsia"/>
                 <w:sz w:val="24"/>
               </w:rPr>
             </w:pPr>
@@ -33388,7 +33292,7 @@
           <w:p>
             <w:pPr>
               <w:rPr>
-                <w:rFonts w:ascii="宋体" w:hAnsi="宋体"/>
+                <w:rFonts w:ascii="宋体" w:hAnsi="宋体" w:hint="eastAsia"/>
                 <w:sz w:val="24"/>
               </w:rPr>
             </w:pPr>
@@ -33426,7 +33330,7 @@
           <w:p>
             <w:pPr>
               <w:rPr>
-                <w:rFonts w:ascii="宋体" w:hAnsi="宋体"/>
+                <w:rFonts w:ascii="宋体" w:hAnsi="宋体" w:hint="eastAsia"/>
                 <w:sz w:val="24"/>
               </w:rPr>
             </w:pPr>
@@ -33464,7 +33368,7 @@
           <w:p>
             <w:pPr>
               <w:rPr>
-                <w:rFonts w:ascii="宋体" w:hAnsi="宋体"/>
+                <w:rFonts w:ascii="宋体" w:hAnsi="宋体" w:hint="eastAsia"/>
                 <w:sz w:val="24"/>
               </w:rPr>
             </w:pPr>
@@ -33521,7 +33425,7 @@
           <w:p>
             <w:pPr>
               <w:rPr>
-                <w:rFonts w:ascii="宋体" w:hAnsi="宋体"/>
+                <w:rFonts w:ascii="宋体" w:hAnsi="宋体" w:hint="eastAsia"/>
                 <w:sz w:val="24"/>
               </w:rPr>
             </w:pPr>
@@ -33606,7 +33510,7 @@
           <w:p>
             <w:pPr>
               <w:rPr>
-                <w:rFonts w:ascii="宋体" w:hAnsi="宋体"/>
+                <w:rFonts w:ascii="宋体" w:hAnsi="宋体" w:hint="eastAsia"/>
                 <w:sz w:val="24"/>
               </w:rPr>
             </w:pPr>
@@ -33644,7 +33548,7 @@
           <w:p>
             <w:pPr>
               <w:rPr>
-                <w:rFonts w:ascii="宋体" w:hAnsi="宋体"/>
+                <w:rFonts w:ascii="宋体" w:hAnsi="宋体" w:hint="eastAsia"/>
                 <w:sz w:val="24"/>
               </w:rPr>
             </w:pPr>
@@ -33682,7 +33586,7 @@
           <w:p>
             <w:pPr>
               <w:rPr>
-                <w:rFonts w:ascii="宋体" w:hAnsi="宋体"/>
+                <w:rFonts w:ascii="宋体" w:hAnsi="宋体" w:hint="eastAsia"/>
                 <w:sz w:val="24"/>
               </w:rPr>
             </w:pPr>
@@ -33720,7 +33624,7 @@
           <w:p>
             <w:pPr>
               <w:rPr>
-                <w:rFonts w:ascii="宋体" w:hAnsi="宋体"/>
+                <w:rFonts w:ascii="宋体" w:hAnsi="宋体" w:hint="eastAsia"/>
                 <w:sz w:val="24"/>
               </w:rPr>
             </w:pPr>
@@ -33777,7 +33681,7 @@
           <w:p>
             <w:pPr>
               <w:rPr>
-                <w:rFonts w:ascii="宋体" w:hAnsi="宋体"/>
+                <w:rFonts w:ascii="宋体" w:hAnsi="宋体" w:hint="eastAsia"/>
                 <w:sz w:val="24"/>
               </w:rPr>
             </w:pPr>
@@ -33831,7 +33735,7 @@
           <w:p>
             <w:pPr>
               <w:rPr>
-                <w:rFonts w:ascii="宋体" w:hAnsi="宋体"/>
+                <w:rFonts w:ascii="宋体" w:hAnsi="宋体" w:hint="eastAsia"/>
                 <w:sz w:val="24"/>
               </w:rPr>
             </w:pPr>
@@ -33869,7 +33773,7 @@
           <w:p>
             <w:pPr>
               <w:rPr>
-                <w:rFonts w:ascii="宋体" w:hAnsi="宋体"/>
+                <w:rFonts w:ascii="宋体" w:hAnsi="宋体" w:hint="eastAsia"/>
                 <w:sz w:val="24"/>
               </w:rPr>
             </w:pPr>
@@ -33907,7 +33811,7 @@
           <w:p>
             <w:pPr>
               <w:rPr>
-                <w:rFonts w:ascii="宋体" w:hAnsi="宋体"/>
+                <w:rFonts w:ascii="宋体" w:hAnsi="宋体" w:hint="eastAsia"/>
                 <w:sz w:val="24"/>
               </w:rPr>
             </w:pPr>
@@ -33945,7 +33849,7 @@
           <w:p>
             <w:pPr>
               <w:rPr>
-                <w:rFonts w:ascii="宋体" w:hAnsi="宋体"/>
+                <w:rFonts w:ascii="宋体" w:hAnsi="宋体" w:hint="eastAsia"/>
                 <w:sz w:val="24"/>
               </w:rPr>
             </w:pPr>
@@ -34002,7 +33906,7 @@
           <w:p>
             <w:pPr>
               <w:rPr>
-                <w:rFonts w:ascii="宋体" w:hAnsi="宋体"/>
+                <w:rFonts w:ascii="宋体" w:hAnsi="宋体" w:hint="eastAsia"/>
                 <w:sz w:val="24"/>
               </w:rPr>
             </w:pPr>
@@ -34056,7 +33960,7 @@
           <w:p>
             <w:pPr>
               <w:rPr>
-                <w:rFonts w:ascii="宋体" w:hAnsi="宋体"/>
+                <w:rFonts w:ascii="宋体" w:hAnsi="宋体" w:hint="eastAsia"/>
                 <w:sz w:val="24"/>
               </w:rPr>
             </w:pPr>
@@ -34094,7 +33998,7 @@
           <w:p>
             <w:pPr>
               <w:rPr>
-                <w:rFonts w:ascii="宋体" w:hAnsi="宋体"/>
+                <w:rFonts w:ascii="宋体" w:hAnsi="宋体" w:hint="eastAsia"/>
                 <w:sz w:val="24"/>
               </w:rPr>
             </w:pPr>
@@ -34132,7 +34036,7 @@
           <w:p>
             <w:pPr>
               <w:rPr>
-                <w:rFonts w:ascii="宋体" w:hAnsi="宋体"/>
+                <w:rFonts w:ascii="宋体" w:hAnsi="宋体" w:hint="eastAsia"/>
                 <w:sz w:val="24"/>
               </w:rPr>
             </w:pPr>
@@ -34170,7 +34074,7 @@
           <w:p>
             <w:pPr>
               <w:rPr>
-                <w:rFonts w:ascii="宋体" w:hAnsi="宋体"/>
+                <w:rFonts w:ascii="宋体" w:hAnsi="宋体" w:hint="eastAsia"/>
                 <w:sz w:val="24"/>
               </w:rPr>
             </w:pPr>
@@ -34227,7 +34131,7 @@
           <w:p>
             <w:pPr>
               <w:rPr>
-                <w:rFonts w:ascii="宋体" w:hAnsi="宋体"/>
+                <w:rFonts w:ascii="宋体" w:hAnsi="宋体" w:hint="eastAsia"/>
                 <w:sz w:val="24"/>
               </w:rPr>
             </w:pPr>
@@ -34281,7 +34185,7 @@
           <w:p>
             <w:pPr>
               <w:rPr>
-                <w:rFonts w:ascii="宋体" w:hAnsi="宋体"/>
+                <w:rFonts w:ascii="宋体" w:hAnsi="宋体" w:hint="eastAsia"/>
                 <w:sz w:val="24"/>
               </w:rPr>
             </w:pPr>
@@ -34375,7 +34279,7 @@
           <w:p>
             <w:pPr>
               <w:rPr>
-                <w:rFonts w:ascii="宋体" w:hAnsi="宋体"/>
+                <w:rFonts w:ascii="宋体" w:hAnsi="宋体" w:hint="eastAsia"/>
                 <w:sz w:val="24"/>
               </w:rPr>
             </w:pPr>
@@ -34469,7 +34373,7 @@
           <w:p>
             <w:pPr>
               <w:rPr>
-                <w:rFonts w:ascii="宋体" w:hAnsi="宋体"/>
+                <w:rFonts w:ascii="宋体" w:hAnsi="宋体" w:hint="eastAsia"/>
                 <w:sz w:val="24"/>
               </w:rPr>
             </w:pPr>
@@ -34507,7 +34411,7 @@
           <w:p>
             <w:pPr>
               <w:rPr>
-                <w:rFonts w:ascii="宋体" w:hAnsi="宋体"/>
+                <w:rFonts w:ascii="宋体" w:hAnsi="宋体" w:hint="eastAsia"/>
                 <w:sz w:val="24"/>
               </w:rPr>
             </w:pPr>
@@ -34564,7 +34468,7 @@
           <w:p>
             <w:pPr>
               <w:rPr>
-                <w:rFonts w:ascii="宋体" w:hAnsi="宋体"/>
+                <w:rFonts w:ascii="宋体" w:hAnsi="宋体" w:hint="eastAsia"/>
                 <w:sz w:val="24"/>
               </w:rPr>
             </w:pPr>
@@ -34649,7 +34553,7 @@
           <w:p>
             <w:pPr>
               <w:rPr>
-                <w:rFonts w:ascii="宋体" w:hAnsi="宋体"/>
+                <w:rFonts w:ascii="宋体" w:hAnsi="宋体" w:hint="eastAsia"/>
                 <w:sz w:val="24"/>
               </w:rPr>
             </w:pPr>
@@ -34687,7 +34591,7 @@
           <w:p>
             <w:pPr>
               <w:rPr>
-                <w:rFonts w:ascii="宋体" w:hAnsi="宋体"/>
+                <w:rFonts w:ascii="宋体" w:hAnsi="宋体" w:hint="eastAsia"/>
                 <w:sz w:val="24"/>
               </w:rPr>
             </w:pPr>
@@ -34725,7 +34629,7 @@
           <w:p>
             <w:pPr>
               <w:rPr>
-                <w:rFonts w:ascii="宋体" w:hAnsi="宋体"/>
+                <w:rFonts w:ascii="宋体" w:hAnsi="宋体" w:hint="eastAsia"/>
                 <w:sz w:val="24"/>
               </w:rPr>
             </w:pPr>
@@ -34763,7 +34667,7 @@
           <w:p>
             <w:pPr>
               <w:rPr>
-                <w:rFonts w:ascii="宋体" w:hAnsi="宋体"/>
+                <w:rFonts w:ascii="宋体" w:hAnsi="宋体" w:hint="eastAsia"/>
                 <w:sz w:val="24"/>
               </w:rPr>
             </w:pPr>
@@ -34804,7 +34708,7 @@
     <w:p>
       <w:pPr>
         <w:rPr>
-          <w:rFonts w:ascii="宋体" w:hAnsi="宋体"/>
+          <w:rFonts w:ascii="宋体" w:hAnsi="宋体" w:hint="eastAsia"/>
           <w:sz w:val="24"/>
         </w:rPr>
       </w:pPr>
@@ -34899,7 +34803,7 @@
     <w:p>
       <w:pPr>
         <w:rPr>
-          <w:rFonts w:ascii="宋体" w:hAnsi="宋体"/>
+          <w:rFonts w:ascii="宋体" w:hAnsi="宋体" w:hint="eastAsia"/>
           <w:sz w:val="24"/>
         </w:rPr>
       </w:pPr>
@@ -34918,7 +34822,7 @@
           <w:numId w:val="25"/>
         </w:numPr>
         <w:rPr>
-          <w:rFonts w:ascii="宋体" w:hAnsi="宋体"/>
+          <w:rFonts w:ascii="宋体" w:hAnsi="宋体" w:hint="eastAsia"/>
           <w:sz w:val="24"/>
         </w:rPr>
       </w:pPr>
@@ -35046,7 +34950,7 @@
           <w:numId w:val="25"/>
         </w:numPr>
         <w:rPr>
-          <w:rFonts w:ascii="宋体" w:hAnsi="宋体"/>
+          <w:rFonts w:ascii="宋体" w:hAnsi="宋体" w:hint="eastAsia"/>
           <w:sz w:val="24"/>
         </w:rPr>
       </w:pPr>
@@ -35250,7 +35154,7 @@
           <w:numId w:val="25"/>
         </w:numPr>
         <w:rPr>
-          <w:rFonts w:ascii="宋体" w:hAnsi="宋体"/>
+          <w:rFonts w:ascii="宋体" w:hAnsi="宋体" w:hint="eastAsia"/>
           <w:sz w:val="24"/>
         </w:rPr>
       </w:pPr>
@@ -35428,7 +35332,7 @@
           <w:numId w:val="25"/>
         </w:numPr>
         <w:rPr>
-          <w:rFonts w:ascii="宋体" w:hAnsi="宋体"/>
+          <w:rFonts w:ascii="宋体" w:hAnsi="宋体" w:hint="eastAsia"/>
           <w:sz w:val="24"/>
         </w:rPr>
       </w:pPr>
@@ -35644,7 +35548,7 @@
           <w:numId w:val="25"/>
         </w:numPr>
         <w:rPr>
-          <w:rFonts w:ascii="宋体" w:hAnsi="宋体"/>
+          <w:rFonts w:ascii="宋体" w:hAnsi="宋体" w:hint="eastAsia"/>
           <w:sz w:val="24"/>
         </w:rPr>
       </w:pPr>
@@ -35966,7 +35870,7 @@
     <w:p>
       <w:pPr>
         <w:rPr>
-          <w:rFonts w:ascii="宋体" w:hAnsi="宋体"/>
+          <w:rFonts w:ascii="宋体" w:hAnsi="宋体" w:hint="eastAsia"/>
           <w:sz w:val="24"/>
         </w:rPr>
       </w:pPr>
@@ -36032,27 +35936,27 @@
       <w:pPr>
         <w:pStyle w:val="3"/>
         <w:rPr>
+          <w:rFonts w:ascii="黑体" w:eastAsia="黑体" w:hAnsi="黑体" w:hint="eastAsia"/>
+          <w:color w:val="000000" w:themeColor="text1"/>
+          <w:sz w:val="28"/>
+          <w:szCs w:val="28"/>
+        </w:rPr>
+      </w:pPr>
+      <w:r>
+        <w:rPr>
+          <w:color w:val="000000" w:themeColor="text1"/>
+          <w:sz w:val="28"/>
+          <w:szCs w:val="28"/>
+        </w:rPr>
+        <w:t xml:space="preserve">5.4 </w:t>
+      </w:r>
+      <w:r>
+        <w:rPr>
           <w:rFonts w:ascii="黑体" w:eastAsia="黑体" w:hAnsi="黑体"/>
           <w:color w:val="000000" w:themeColor="text1"/>
           <w:sz w:val="28"/>
           <w:szCs w:val="28"/>
         </w:rPr>
-      </w:pPr>
-      <w:r>
-        <w:rPr>
-          <w:color w:val="000000" w:themeColor="text1"/>
-          <w:sz w:val="28"/>
-          <w:szCs w:val="28"/>
-        </w:rPr>
-        <w:t xml:space="preserve">5.4 </w:t>
-      </w:r>
-      <w:r>
-        <w:rPr>
-          <w:rFonts w:ascii="黑体" w:eastAsia="黑体" w:hAnsi="黑体"/>
-          <w:color w:val="000000" w:themeColor="text1"/>
-          <w:sz w:val="28"/>
-          <w:szCs w:val="28"/>
-        </w:rPr>
         <w:t>步态风险预测分类模型评估</w:t>
       </w:r>
     </w:p>
@@ -36060,22 +35964,22 @@
       <w:pPr>
         <w:ind w:firstLine="420"/>
         <w:rPr>
+          <w:rFonts w:ascii="宋体" w:hAnsi="宋体" w:hint="eastAsia"/>
+          <w:sz w:val="24"/>
+        </w:rPr>
+      </w:pPr>
+      <w:r>
+        <w:rPr>
           <w:rFonts w:ascii="宋体" w:hAnsi="宋体"/>
           <w:sz w:val="24"/>
         </w:rPr>
-      </w:pPr>
+        <w:t>采用纯化后的 5 维解耦特征集</w:t>
+      </w:r>
       <w:r>
         <w:rPr>
           <w:rFonts w:ascii="宋体" w:hAnsi="宋体"/>
           <w:sz w:val="24"/>
         </w:rPr>
-        <w:t>采用纯化后的 5 维解耦特征集</w:t>
-      </w:r>
-      <w:r>
-        <w:rPr>
-          <w:rFonts w:ascii="宋体" w:hAnsi="宋体"/>
-          <w:sz w:val="24"/>
-        </w:rPr>
         <w:t xml:space="preserve"> </w:t>
       </w:r>
     </w:p>
@@ -36083,7 +35987,7 @@
       <w:pPr>
         <w:ind w:firstLine="420"/>
         <w:rPr>
-          <w:rFonts w:ascii="宋体" w:hAnsi="宋体"/>
+          <w:rFonts w:ascii="宋体" w:hAnsi="宋体" w:hint="eastAsia"/>
           <w:sz w:val="24"/>
         </w:rPr>
       </w:pPr>
@@ -36199,7 +36103,7 @@
       <w:pPr>
         <w:pStyle w:val="3"/>
         <w:rPr>
-          <w:rFonts w:ascii="黑体" w:eastAsia="黑体" w:hAnsi="黑体"/>
+          <w:rFonts w:ascii="黑体" w:eastAsia="黑体" w:hAnsi="黑体" w:hint="eastAsia"/>
           <w:b/>
           <w:bCs/>
           <w:sz w:val="28"/>
@@ -36284,7 +36188,7 @@
           <w:p>
             <w:pPr>
               <w:rPr>
-                <w:rFonts w:ascii="宋体" w:hAnsi="宋体"/>
+                <w:rFonts w:ascii="宋体" w:hAnsi="宋体" w:hint="eastAsia"/>
                 <w:sz w:val="24"/>
               </w:rPr>
             </w:pPr>
@@ -36320,7 +36224,7 @@
           <w:p>
             <w:pPr>
               <w:rPr>
-                <w:rFonts w:ascii="宋体" w:hAnsi="宋体"/>
+                <w:rFonts w:ascii="宋体" w:hAnsi="宋体" w:hint="eastAsia"/>
                 <w:sz w:val="24"/>
               </w:rPr>
             </w:pPr>
@@ -36356,7 +36260,7 @@
           <w:p>
             <w:pPr>
               <w:rPr>
-                <w:rFonts w:ascii="宋体" w:hAnsi="宋体"/>
+                <w:rFonts w:ascii="宋体" w:hAnsi="宋体" w:hint="eastAsia"/>
                 <w:sz w:val="24"/>
               </w:rPr>
             </w:pPr>
@@ -36392,7 +36296,7 @@
           <w:p>
             <w:pPr>
               <w:rPr>
-                <w:rFonts w:ascii="宋体" w:hAnsi="宋体"/>
+                <w:rFonts w:ascii="宋体" w:hAnsi="宋体" w:hint="eastAsia"/>
                 <w:sz w:val="24"/>
               </w:rPr>
             </w:pPr>
@@ -36428,7 +36332,7 @@
           <w:p>
             <w:pPr>
               <w:rPr>
-                <w:rFonts w:ascii="宋体" w:hAnsi="宋体"/>
+                <w:rFonts w:ascii="宋体" w:hAnsi="宋体" w:hint="eastAsia"/>
                 <w:sz w:val="24"/>
               </w:rPr>
             </w:pPr>
@@ -36469,7 +36373,7 @@
           <w:p>
             <w:pPr>
               <w:rPr>
-                <w:rFonts w:ascii="宋体" w:hAnsi="宋体"/>
+                <w:rFonts w:ascii="宋体" w:hAnsi="宋体" w:hint="eastAsia"/>
                 <w:sz w:val="24"/>
               </w:rPr>
             </w:pPr>
@@ -36505,7 +36409,7 @@
           <w:p>
             <w:pPr>
               <w:rPr>
-                <w:rFonts w:ascii="宋体" w:hAnsi="宋体"/>
+                <w:rFonts w:ascii="宋体" w:hAnsi="宋体" w:hint="eastAsia"/>
                 <w:sz w:val="24"/>
               </w:rPr>
             </w:pPr>
@@ -36541,7 +36445,7 @@
           <w:p>
             <w:pPr>
               <w:rPr>
-                <w:rFonts w:ascii="宋体" w:hAnsi="宋体"/>
+                <w:rFonts w:ascii="宋体" w:hAnsi="宋体" w:hint="eastAsia"/>
                 <w:sz w:val="24"/>
               </w:rPr>
             </w:pPr>
@@ -36577,7 +36481,7 @@
           <w:p>
             <w:pPr>
               <w:rPr>
-                <w:rFonts w:ascii="宋体" w:hAnsi="宋体"/>
+                <w:rFonts w:ascii="宋体" w:hAnsi="宋体" w:hint="eastAsia"/>
                 <w:sz w:val="24"/>
               </w:rPr>
             </w:pPr>
@@ -36611,7 +36515,7 @@
           <w:p>
             <w:pPr>
               <w:rPr>
-                <w:rFonts w:ascii="宋体" w:hAnsi="宋体"/>
+                <w:rFonts w:ascii="宋体" w:hAnsi="宋体" w:hint="eastAsia"/>
                 <w:sz w:val="24"/>
               </w:rPr>
             </w:pPr>
@@ -36659,7 +36563,7 @@
           <w:p>
             <w:pPr>
               <w:rPr>
-                <w:rFonts w:ascii="宋体" w:hAnsi="宋体"/>
+                <w:rFonts w:ascii="宋体" w:hAnsi="宋体" w:hint="eastAsia"/>
                 <w:sz w:val="24"/>
               </w:rPr>
             </w:pPr>
@@ -36695,7 +36599,7 @@
           <w:p>
             <w:pPr>
               <w:rPr>
-                <w:rFonts w:ascii="宋体" w:hAnsi="宋体"/>
+                <w:rFonts w:ascii="宋体" w:hAnsi="宋体" w:hint="eastAsia"/>
                 <w:sz w:val="24"/>
               </w:rPr>
             </w:pPr>
@@ -36731,7 +36635,7 @@
           <w:p>
             <w:pPr>
               <w:rPr>
-                <w:rFonts w:ascii="宋体" w:hAnsi="宋体"/>
+                <w:rFonts w:ascii="宋体" w:hAnsi="宋体" w:hint="eastAsia"/>
                 <w:sz w:val="24"/>
               </w:rPr>
             </w:pPr>
@@ -36767,7 +36671,7 @@
           <w:p>
             <w:pPr>
               <w:rPr>
-                <w:rFonts w:ascii="宋体" w:hAnsi="宋体"/>
+                <w:rFonts w:ascii="宋体" w:hAnsi="宋体" w:hint="eastAsia"/>
                 <w:sz w:val="24"/>
               </w:rPr>
             </w:pPr>
@@ -36801,7 +36705,7 @@
           <w:p>
             <w:pPr>
               <w:rPr>
-                <w:rFonts w:ascii="宋体" w:hAnsi="宋体"/>
+                <w:rFonts w:ascii="宋体" w:hAnsi="宋体" w:hint="eastAsia"/>
                 <w:sz w:val="24"/>
               </w:rPr>
             </w:pPr>
@@ -36849,7 +36753,7 @@
           <w:p>
             <w:pPr>
               <w:rPr>
-                <w:rFonts w:ascii="宋体" w:hAnsi="宋体"/>
+                <w:rFonts w:ascii="宋体" w:hAnsi="宋体" w:hint="eastAsia"/>
                 <w:sz w:val="24"/>
               </w:rPr>
             </w:pPr>
@@ -36885,7 +36789,7 @@
           <w:p>
             <w:pPr>
               <w:rPr>
-                <w:rFonts w:ascii="宋体" w:hAnsi="宋体"/>
+                <w:rFonts w:ascii="宋体" w:hAnsi="宋体" w:hint="eastAsia"/>
                 <w:sz w:val="24"/>
               </w:rPr>
             </w:pPr>
@@ -36930,7 +36834,7 @@
           <w:p>
             <w:pPr>
               <w:rPr>
-                <w:rFonts w:ascii="宋体" w:hAnsi="宋体"/>
+                <w:rFonts w:ascii="宋体" w:hAnsi="宋体" w:hint="eastAsia"/>
                 <w:sz w:val="24"/>
               </w:rPr>
             </w:pPr>
@@ -36966,7 +36870,7 @@
           <w:p>
             <w:pPr>
               <w:rPr>
-                <w:rFonts w:ascii="宋体" w:hAnsi="宋体"/>
+                <w:rFonts w:ascii="宋体" w:hAnsi="宋体" w:hint="eastAsia"/>
                 <w:sz w:val="24"/>
               </w:rPr>
             </w:pPr>
@@ -37002,7 +36906,7 @@
           <w:p>
             <w:pPr>
               <w:rPr>
-                <w:rFonts w:ascii="宋体" w:hAnsi="宋体"/>
+                <w:rFonts w:ascii="宋体" w:hAnsi="宋体" w:hint="eastAsia"/>
                 <w:sz w:val="24"/>
               </w:rPr>
             </w:pPr>
@@ -37047,7 +36951,7 @@
     <w:p>
       <w:pPr>
         <w:rPr>
-          <w:rFonts w:ascii="宋体" w:hAnsi="宋体"/>
+          <w:rFonts w:ascii="宋体" w:hAnsi="宋体" w:hint="eastAsia"/>
           <w:sz w:val="24"/>
         </w:rPr>
       </w:pPr>
@@ -37106,28 +37010,28 @@
       <w:pPr>
         <w:pStyle w:val="3"/>
         <w:rPr>
+          <w:rFonts w:ascii="黑体" w:eastAsia="黑体" w:hAnsi="黑体" w:hint="eastAsia"/>
+          <w:b/>
+          <w:bCs/>
+          <w:sz w:val="28"/>
+          <w:szCs w:val="28"/>
+        </w:rPr>
+      </w:pPr>
+      <w:r>
+        <w:rPr>
+          <w:sz w:val="28"/>
+          <w:szCs w:val="28"/>
+        </w:rPr>
+        <w:t xml:space="preserve">5.4.2 </w:t>
+      </w:r>
+      <w:r>
+        <w:rPr>
           <w:rFonts w:ascii="黑体" w:eastAsia="黑体" w:hAnsi="黑体"/>
           <w:b/>
           <w:bCs/>
           <w:sz w:val="28"/>
           <w:szCs w:val="28"/>
         </w:rPr>
-      </w:pPr>
-      <w:r>
-        <w:rPr>
-          <w:sz w:val="28"/>
-          <w:szCs w:val="28"/>
-        </w:rPr>
-        <w:t xml:space="preserve">5.4.2 </w:t>
-      </w:r>
-      <w:r>
-        <w:rPr>
-          <w:rFonts w:ascii="黑体" w:eastAsia="黑体" w:hAnsi="黑体"/>
-          <w:b/>
-          <w:bCs/>
-          <w:sz w:val="28"/>
-          <w:szCs w:val="28"/>
-        </w:rPr>
         <w:t>基尼特征重要性（Gini Feature Importance）排序</w:t>
       </w:r>
     </w:p>
@@ -37135,7 +37039,7 @@
       <w:pPr>
         <w:ind w:firstLine="420"/>
         <w:rPr>
-          <w:rFonts w:ascii="宋体" w:hAnsi="宋体"/>
+          <w:rFonts w:ascii="宋体" w:hAnsi="宋体" w:hint="eastAsia"/>
           <w:sz w:val="24"/>
         </w:rPr>
       </w:pPr>
@@ -37192,7 +37096,7 @@
           <w:p>
             <w:pPr>
               <w:rPr>
-                <w:rFonts w:ascii="宋体" w:hAnsi="宋体"/>
+                <w:rFonts w:ascii="宋体" w:hAnsi="宋体" w:hint="eastAsia"/>
                 <w:sz w:val="24"/>
               </w:rPr>
             </w:pPr>
@@ -37228,7 +37132,7 @@
           <w:p>
             <w:pPr>
               <w:rPr>
-                <w:rFonts w:ascii="宋体" w:hAnsi="宋体"/>
+                <w:rFonts w:ascii="宋体" w:hAnsi="宋体" w:hint="eastAsia"/>
                 <w:sz w:val="24"/>
               </w:rPr>
             </w:pPr>
@@ -37264,7 +37168,7 @@
           <w:p>
             <w:pPr>
               <w:rPr>
-                <w:rFonts w:ascii="宋体" w:hAnsi="宋体"/>
+                <w:rFonts w:ascii="宋体" w:hAnsi="宋体" w:hint="eastAsia"/>
                 <w:sz w:val="24"/>
               </w:rPr>
             </w:pPr>
@@ -37300,7 +37204,7 @@
           <w:p>
             <w:pPr>
               <w:rPr>
-                <w:rFonts w:ascii="宋体" w:hAnsi="宋体"/>
+                <w:rFonts w:ascii="宋体" w:hAnsi="宋体" w:hint="eastAsia"/>
                 <w:sz w:val="24"/>
               </w:rPr>
             </w:pPr>
@@ -37336,7 +37240,7 @@
           <w:p>
             <w:pPr>
               <w:rPr>
-                <w:rFonts w:ascii="宋体" w:hAnsi="宋体"/>
+                <w:rFonts w:ascii="宋体" w:hAnsi="宋体" w:hint="eastAsia"/>
                 <w:sz w:val="24"/>
               </w:rPr>
             </w:pPr>
@@ -37377,7 +37281,7 @@
           <w:p>
             <w:pPr>
               <w:rPr>
-                <w:rFonts w:ascii="宋体" w:hAnsi="宋体"/>
+                <w:rFonts w:ascii="宋体" w:hAnsi="宋体" w:hint="eastAsia"/>
                 <w:sz w:val="24"/>
               </w:rPr>
             </w:pPr>
@@ -37413,7 +37317,7 @@
           <w:p>
             <w:pPr>
               <w:rPr>
-                <w:rFonts w:ascii="宋体" w:hAnsi="宋体"/>
+                <w:rFonts w:ascii="宋体" w:hAnsi="宋体" w:hint="eastAsia"/>
                 <w:sz w:val="24"/>
               </w:rPr>
             </w:pPr>
@@ -37447,7 +37351,7 @@
           <w:p>
             <w:pPr>
               <w:rPr>
-                <w:rFonts w:ascii="宋体" w:hAnsi="宋体"/>
+                <w:rFonts w:ascii="宋体" w:hAnsi="宋体" w:hint="eastAsia"/>
                 <w:sz w:val="24"/>
               </w:rPr>
             </w:pPr>
@@ -37485,7 +37389,7 @@
           <w:p>
             <w:pPr>
               <w:rPr>
-                <w:rFonts w:ascii="宋体" w:hAnsi="宋体"/>
+                <w:rFonts w:ascii="宋体" w:hAnsi="宋体" w:hint="eastAsia"/>
                 <w:sz w:val="24"/>
               </w:rPr>
             </w:pPr>
@@ -37521,7 +37425,7 @@
           <w:p>
             <w:pPr>
               <w:rPr>
-                <w:rFonts w:ascii="宋体" w:hAnsi="宋体"/>
+                <w:rFonts w:ascii="宋体" w:hAnsi="宋体" w:hint="eastAsia"/>
                 <w:sz w:val="24"/>
               </w:rPr>
             </w:pPr>
@@ -37560,7 +37464,7 @@
           <w:p>
             <w:pPr>
               <w:rPr>
-                <w:rFonts w:ascii="宋体" w:hAnsi="宋体"/>
+                <w:rFonts w:ascii="宋体" w:hAnsi="宋体" w:hint="eastAsia"/>
                 <w:sz w:val="24"/>
               </w:rPr>
             </w:pPr>
@@ -37596,7 +37500,7 @@
           <w:p>
             <w:pPr>
               <w:rPr>
-                <w:rFonts w:ascii="宋体" w:hAnsi="宋体"/>
+                <w:rFonts w:ascii="宋体" w:hAnsi="宋体" w:hint="eastAsia"/>
                 <w:sz w:val="24"/>
               </w:rPr>
             </w:pPr>
@@ -37630,7 +37534,7 @@
           <w:p>
             <w:pPr>
               <w:rPr>
-                <w:rFonts w:ascii="宋体" w:hAnsi="宋体"/>
+                <w:rFonts w:ascii="宋体" w:hAnsi="宋体" w:hint="eastAsia"/>
                 <w:sz w:val="24"/>
               </w:rPr>
             </w:pPr>
@@ -37668,7 +37572,7 @@
           <w:p>
             <w:pPr>
               <w:rPr>
-                <w:rFonts w:ascii="宋体" w:hAnsi="宋体"/>
+                <w:rFonts w:ascii="宋体" w:hAnsi="宋体" w:hint="eastAsia"/>
                 <w:sz w:val="24"/>
               </w:rPr>
             </w:pPr>
@@ -37704,7 +37608,7 @@
           <w:p>
             <w:pPr>
               <w:rPr>
-                <w:rFonts w:ascii="宋体" w:hAnsi="宋体"/>
+                <w:rFonts w:ascii="宋体" w:hAnsi="宋体" w:hint="eastAsia"/>
                 <w:sz w:val="24"/>
               </w:rPr>
             </w:pPr>
@@ -37743,7 +37647,7 @@
           <w:p>
             <w:pPr>
               <w:rPr>
-                <w:rFonts w:ascii="宋体" w:hAnsi="宋体"/>
+                <w:rFonts w:ascii="宋体" w:hAnsi="宋体" w:hint="eastAsia"/>
                 <w:sz w:val="24"/>
               </w:rPr>
             </w:pPr>
@@ -37779,7 +37683,7 @@
           <w:p>
             <w:pPr>
               <w:rPr>
-                <w:rFonts w:ascii="宋体" w:hAnsi="宋体"/>
+                <w:rFonts w:ascii="宋体" w:hAnsi="宋体" w:hint="eastAsia"/>
                 <w:sz w:val="24"/>
               </w:rPr>
             </w:pPr>
@@ -37813,7 +37717,7 @@
           <w:p>
             <w:pPr>
               <w:rPr>
-                <w:rFonts w:ascii="宋体" w:hAnsi="宋体"/>
+                <w:rFonts w:ascii="宋体" w:hAnsi="宋体" w:hint="eastAsia"/>
                 <w:sz w:val="24"/>
               </w:rPr>
             </w:pPr>
@@ -37851,7 +37755,7 @@
           <w:p>
             <w:pPr>
               <w:rPr>
-                <w:rFonts w:ascii="宋体" w:hAnsi="宋体"/>
+                <w:rFonts w:ascii="宋体" w:hAnsi="宋体" w:hint="eastAsia"/>
                 <w:sz w:val="24"/>
               </w:rPr>
             </w:pPr>
@@ -37887,7 +37791,7 @@
           <w:p>
             <w:pPr>
               <w:rPr>
-                <w:rFonts w:ascii="宋体" w:hAnsi="宋体"/>
+                <w:rFonts w:ascii="宋体" w:hAnsi="宋体" w:hint="eastAsia"/>
                 <w:sz w:val="24"/>
               </w:rPr>
             </w:pPr>
@@ -37926,7 +37830,7 @@
           <w:p>
             <w:pPr>
               <w:rPr>
-                <w:rFonts w:ascii="宋体" w:hAnsi="宋体"/>
+                <w:rFonts w:ascii="宋体" w:hAnsi="宋体" w:hint="eastAsia"/>
                 <w:sz w:val="24"/>
               </w:rPr>
             </w:pPr>
@@ -37962,7 +37866,7 @@
           <w:p>
             <w:pPr>
               <w:rPr>
-                <w:rFonts w:ascii="宋体" w:hAnsi="宋体"/>
+                <w:rFonts w:ascii="宋体" w:hAnsi="宋体" w:hint="eastAsia"/>
                 <w:sz w:val="24"/>
               </w:rPr>
             </w:pPr>
@@ -37996,7 +37900,7 @@
           <w:p>
             <w:pPr>
               <w:rPr>
-                <w:rFonts w:ascii="宋体" w:hAnsi="宋体"/>
+                <w:rFonts w:ascii="宋体" w:hAnsi="宋体" w:hint="eastAsia"/>
                 <w:sz w:val="24"/>
               </w:rPr>
             </w:pPr>
@@ -38034,7 +37938,7 @@
           <w:p>
             <w:pPr>
               <w:rPr>
-                <w:rFonts w:ascii="宋体" w:hAnsi="宋体"/>
+                <w:rFonts w:ascii="宋体" w:hAnsi="宋体" w:hint="eastAsia"/>
                 <w:sz w:val="24"/>
               </w:rPr>
             </w:pPr>
@@ -38070,7 +37974,7 @@
           <w:p>
             <w:pPr>
               <w:rPr>
-                <w:rFonts w:ascii="宋体" w:hAnsi="宋体"/>
+                <w:rFonts w:ascii="宋体" w:hAnsi="宋体" w:hint="eastAsia"/>
                 <w:sz w:val="24"/>
               </w:rPr>
             </w:pPr>
@@ -38109,7 +38013,7 @@
           <w:p>
             <w:pPr>
               <w:rPr>
-                <w:rFonts w:ascii="宋体" w:hAnsi="宋体"/>
+                <w:rFonts w:ascii="宋体" w:hAnsi="宋体" w:hint="eastAsia"/>
                 <w:sz w:val="24"/>
               </w:rPr>
             </w:pPr>
@@ -38155,7 +38059,7 @@
           <w:p>
             <w:pPr>
               <w:rPr>
-                <w:rFonts w:ascii="宋体" w:hAnsi="宋体"/>
+                <w:rFonts w:ascii="宋体" w:hAnsi="宋体" w:hint="eastAsia"/>
                 <w:sz w:val="24"/>
               </w:rPr>
             </w:pPr>
@@ -38190,7 +38094,7 @@
           <w:p>
             <w:pPr>
               <w:rPr>
-                <w:rFonts w:ascii="宋体" w:hAnsi="宋体"/>
+                <w:rFonts w:ascii="宋体" w:hAnsi="宋体" w:hint="eastAsia"/>
                 <w:sz w:val="24"/>
               </w:rPr>
             </w:pPr>
@@ -38228,7 +38132,7 @@
           <w:p>
             <w:pPr>
               <w:rPr>
-                <w:rFonts w:ascii="宋体" w:hAnsi="宋体"/>
+                <w:rFonts w:ascii="宋体" w:hAnsi="宋体" w:hint="eastAsia"/>
                 <w:sz w:val="24"/>
               </w:rPr>
             </w:pPr>
@@ -38274,7 +38178,7 @@
           <w:p>
             <w:pPr>
               <w:rPr>
-                <w:rFonts w:ascii="宋体" w:hAnsi="宋体"/>
+                <w:rFonts w:ascii="宋体" w:hAnsi="宋体" w:hint="eastAsia"/>
                 <w:sz w:val="24"/>
               </w:rPr>
             </w:pPr>
@@ -38301,16 +38205,15 @@
     <w:p>
       <w:pPr>
         <w:rPr>
+          <w:rFonts w:ascii="宋体" w:hAnsi="宋体" w:hint="eastAsia"/>
+          <w:sz w:val="24"/>
+        </w:rPr>
+      </w:pPr>
+      <w:r>
+        <w:rPr>
           <w:rFonts w:ascii="宋体" w:hAnsi="宋体"/>
           <w:sz w:val="24"/>
         </w:rPr>
-      </w:pPr>
-      <w:r>
-        <w:rPr>
-          <w:rFonts w:ascii="宋体" w:hAnsi="宋体"/>
-          <w:sz w:val="24"/>
-        </w:rPr>
-        <w:lastRenderedPageBreak/>
         <w:t>重要性排序证实：</w:t>
       </w:r>
       <w:r>
@@ -38352,36 +38255,36 @@
       <w:pPr>
         <w:jc w:val="center"/>
         <w:rPr>
+          <w:rFonts w:ascii="宋体" w:hAnsi="宋体" w:hint="eastAsia"/>
+          <w:sz w:val="24"/>
+        </w:rPr>
+      </w:pPr>
+      <w:r>
+        <w:rPr>
           <w:rFonts w:ascii="宋体" w:hAnsi="宋体"/>
           <w:sz w:val="24"/>
         </w:rPr>
-      </w:pPr>
+        <w:t>表</w:t>
+      </w:r>
+      <w:r>
+        <w:rPr>
+          <w:rFonts w:ascii="宋体" w:hAnsi="宋体" w:hint="eastAsia"/>
+          <w:sz w:val="24"/>
+        </w:rPr>
+        <w:t>(</w:t>
+      </w:r>
       <w:r>
         <w:rPr>
           <w:rFonts w:ascii="宋体" w:hAnsi="宋体"/>
           <w:sz w:val="24"/>
         </w:rPr>
-        <w:t>表</w:t>
+        <w:t>5-5</w:t>
       </w:r>
       <w:r>
         <w:rPr>
           <w:rFonts w:ascii="宋体" w:hAnsi="宋体" w:hint="eastAsia"/>
           <w:sz w:val="24"/>
         </w:rPr>
-        <w:t>(</w:t>
-      </w:r>
-      <w:r>
-        <w:rPr>
-          <w:rFonts w:ascii="宋体" w:hAnsi="宋体"/>
-          <w:sz w:val="24"/>
-        </w:rPr>
-        <w:t>5-5</w:t>
-      </w:r>
-      <w:r>
-        <w:rPr>
-          <w:rFonts w:ascii="宋体" w:hAnsi="宋体" w:hint="eastAsia"/>
-          <w:sz w:val="24"/>
-        </w:rPr>
         <w:t>)</w:t>
       </w:r>
     </w:p>
@@ -38389,7 +38292,7 @@
       <w:pPr>
         <w:pStyle w:val="3"/>
         <w:rPr>
-          <w:rFonts w:ascii="黑体" w:eastAsia="黑体" w:hAnsi="黑体"/>
+          <w:rFonts w:ascii="黑体" w:eastAsia="黑体" w:hAnsi="黑体" w:hint="eastAsia"/>
           <w:b/>
           <w:bCs/>
           <w:color w:val="000000" w:themeColor="text1"/>
@@ -38419,7 +38322,7 @@
       <w:pPr>
         <w:ind w:firstLine="420"/>
         <w:rPr>
-          <w:rFonts w:ascii="宋体" w:hAnsi="宋体"/>
+          <w:rFonts w:ascii="宋体" w:hAnsi="宋体" w:hint="eastAsia"/>
           <w:sz w:val="24"/>
         </w:rPr>
       </w:pPr>
@@ -38478,7 +38381,7 @@
           <w:p>
             <w:pPr>
               <w:rPr>
-                <w:rFonts w:ascii="宋体" w:hAnsi="宋体"/>
+                <w:rFonts w:ascii="宋体" w:hAnsi="宋体" w:hint="eastAsia"/>
                 <w:sz w:val="24"/>
               </w:rPr>
             </w:pPr>
@@ -38514,7 +38417,7 @@
           <w:p>
             <w:pPr>
               <w:rPr>
-                <w:rFonts w:ascii="宋体" w:hAnsi="宋体"/>
+                <w:rFonts w:ascii="宋体" w:hAnsi="宋体" w:hint="eastAsia"/>
                 <w:sz w:val="24"/>
               </w:rPr>
             </w:pPr>
@@ -38550,7 +38453,7 @@
           <w:p>
             <w:pPr>
               <w:rPr>
-                <w:rFonts w:ascii="宋体" w:hAnsi="宋体"/>
+                <w:rFonts w:ascii="宋体" w:hAnsi="宋体" w:hint="eastAsia"/>
                 <w:sz w:val="24"/>
               </w:rPr>
             </w:pPr>
@@ -38586,7 +38489,7 @@
           <w:p>
             <w:pPr>
               <w:rPr>
-                <w:rFonts w:ascii="宋体" w:hAnsi="宋体"/>
+                <w:rFonts w:ascii="宋体" w:hAnsi="宋体" w:hint="eastAsia"/>
                 <w:sz w:val="24"/>
               </w:rPr>
             </w:pPr>
@@ -38622,7 +38525,7 @@
           <w:p>
             <w:pPr>
               <w:rPr>
-                <w:rFonts w:ascii="宋体" w:hAnsi="宋体"/>
+                <w:rFonts w:ascii="宋体" w:hAnsi="宋体" w:hint="eastAsia"/>
                 <w:sz w:val="24"/>
               </w:rPr>
             </w:pPr>
@@ -38658,7 +38561,7 @@
           <w:p>
             <w:pPr>
               <w:rPr>
-                <w:rFonts w:ascii="宋体" w:hAnsi="宋体"/>
+                <w:rFonts w:ascii="宋体" w:hAnsi="宋体" w:hint="eastAsia"/>
                 <w:sz w:val="24"/>
               </w:rPr>
             </w:pPr>
@@ -38694,7 +38597,7 @@
           <w:p>
             <w:pPr>
               <w:rPr>
-                <w:rFonts w:ascii="宋体" w:hAnsi="宋体"/>
+                <w:rFonts w:ascii="宋体" w:hAnsi="宋体" w:hint="eastAsia"/>
                 <w:sz w:val="24"/>
               </w:rPr>
             </w:pPr>
@@ -38735,7 +38638,7 @@
           <w:p>
             <w:pPr>
               <w:rPr>
-                <w:rFonts w:ascii="宋体" w:hAnsi="宋体"/>
+                <w:rFonts w:ascii="宋体" w:hAnsi="宋体" w:hint="eastAsia"/>
                 <w:sz w:val="24"/>
               </w:rPr>
             </w:pPr>
@@ -38771,7 +38674,7 @@
           <w:p>
             <w:pPr>
               <w:rPr>
-                <w:rFonts w:ascii="宋体" w:hAnsi="宋体"/>
+                <w:rFonts w:ascii="宋体" w:hAnsi="宋体" w:hint="eastAsia"/>
                 <w:sz w:val="24"/>
               </w:rPr>
             </w:pPr>
@@ -38805,7 +38708,7 @@
           <w:p>
             <w:pPr>
               <w:rPr>
-                <w:rFonts w:ascii="宋体" w:hAnsi="宋体"/>
+                <w:rFonts w:ascii="宋体" w:hAnsi="宋体" w:hint="eastAsia"/>
                 <w:sz w:val="24"/>
               </w:rPr>
             </w:pPr>
@@ -38848,7 +38751,7 @@
           <w:p>
             <w:pPr>
               <w:rPr>
-                <w:rFonts w:ascii="宋体" w:hAnsi="宋体"/>
+                <w:rFonts w:ascii="宋体" w:hAnsi="宋体" w:hint="eastAsia"/>
                 <w:sz w:val="24"/>
               </w:rPr>
             </w:pPr>
@@ -38950,7 +38853,7 @@
           <w:p>
             <w:pPr>
               <w:rPr>
-                <w:rFonts w:ascii="宋体" w:hAnsi="宋体"/>
+                <w:rFonts w:ascii="宋体" w:hAnsi="宋体" w:hint="eastAsia"/>
                 <w:sz w:val="24"/>
               </w:rPr>
             </w:pPr>
@@ -38986,7 +38889,7 @@
           <w:p>
             <w:pPr>
               <w:rPr>
-                <w:rFonts w:ascii="宋体" w:hAnsi="宋体"/>
+                <w:rFonts w:ascii="宋体" w:hAnsi="宋体" w:hint="eastAsia"/>
                 <w:sz w:val="24"/>
               </w:rPr>
             </w:pPr>
@@ -39022,7 +38925,7 @@
           <w:p>
             <w:pPr>
               <w:rPr>
-                <w:rFonts w:ascii="宋体" w:hAnsi="宋体"/>
+                <w:rFonts w:ascii="宋体" w:hAnsi="宋体" w:hint="eastAsia"/>
                 <w:sz w:val="24"/>
               </w:rPr>
             </w:pPr>
@@ -39069,7 +38972,7 @@
           <w:p>
             <w:pPr>
               <w:rPr>
-                <w:rFonts w:ascii="宋体" w:hAnsi="宋体"/>
+                <w:rFonts w:ascii="宋体" w:hAnsi="宋体" w:hint="eastAsia"/>
                 <w:sz w:val="24"/>
               </w:rPr>
             </w:pPr>
@@ -39080,7 +38983,6 @@
                 <w:bCs/>
                 <w:sz w:val="24"/>
               </w:rPr>
-              <w:lastRenderedPageBreak/>
               <w:t>Case 2 (轻度退化)</w:t>
             </w:r>
           </w:p>
@@ -39106,7 +39008,7 @@
           <w:p>
             <w:pPr>
               <w:rPr>
-                <w:rFonts w:ascii="宋体" w:hAnsi="宋体"/>
+                <w:rFonts w:ascii="宋体" w:hAnsi="宋体" w:hint="eastAsia"/>
                 <w:sz w:val="24"/>
               </w:rPr>
             </w:pPr>
@@ -39140,7 +39042,7 @@
           <w:p>
             <w:pPr>
               <w:rPr>
-                <w:rFonts w:ascii="宋体" w:hAnsi="宋体"/>
+                <w:rFonts w:ascii="宋体" w:hAnsi="宋体" w:hint="eastAsia"/>
                 <w:sz w:val="24"/>
               </w:rPr>
             </w:pPr>
@@ -39183,7 +39085,7 @@
           <w:p>
             <w:pPr>
               <w:rPr>
-                <w:rFonts w:ascii="宋体" w:hAnsi="宋体"/>
+                <w:rFonts w:ascii="宋体" w:hAnsi="宋体" w:hint="eastAsia"/>
                 <w:sz w:val="24"/>
               </w:rPr>
             </w:pPr>
@@ -39254,7 +39156,7 @@
           <w:p>
             <w:pPr>
               <w:rPr>
-                <w:rFonts w:ascii="宋体" w:hAnsi="宋体"/>
+                <w:rFonts w:ascii="宋体" w:hAnsi="宋体" w:hint="eastAsia"/>
                 <w:sz w:val="24"/>
               </w:rPr>
             </w:pPr>
@@ -39290,7 +39192,7 @@
           <w:p>
             <w:pPr>
               <w:rPr>
-                <w:rFonts w:ascii="宋体" w:hAnsi="宋体"/>
+                <w:rFonts w:ascii="宋体" w:hAnsi="宋体" w:hint="eastAsia"/>
                 <w:sz w:val="24"/>
               </w:rPr>
             </w:pPr>
@@ -39326,7 +39228,7 @@
           <w:p>
             <w:pPr>
               <w:rPr>
-                <w:rFonts w:ascii="宋体" w:hAnsi="宋体"/>
+                <w:rFonts w:ascii="宋体" w:hAnsi="宋体" w:hint="eastAsia"/>
                 <w:sz w:val="24"/>
               </w:rPr>
             </w:pPr>
@@ -39373,7 +39275,7 @@
           <w:p>
             <w:pPr>
               <w:rPr>
-                <w:rFonts w:ascii="宋体" w:hAnsi="宋体"/>
+                <w:rFonts w:ascii="宋体" w:hAnsi="宋体" w:hint="eastAsia"/>
                 <w:sz w:val="24"/>
               </w:rPr>
             </w:pPr>
@@ -39384,7 +39286,6 @@
                 <w:bCs/>
                 <w:sz w:val="24"/>
               </w:rPr>
-              <w:lastRenderedPageBreak/>
               <w:t>Case 3 (偏瘫/Stroke)</w:t>
             </w:r>
           </w:p>
@@ -39410,7 +39311,7 @@
           <w:p>
             <w:pPr>
               <w:rPr>
-                <w:rFonts w:ascii="宋体" w:hAnsi="宋体"/>
+                <w:rFonts w:ascii="宋体" w:hAnsi="宋体" w:hint="eastAsia"/>
                 <w:sz w:val="24"/>
               </w:rPr>
             </w:pPr>
@@ -39444,7 +39345,7 @@
           <w:p>
             <w:pPr>
               <w:rPr>
-                <w:rFonts w:ascii="宋体" w:hAnsi="宋体"/>
+                <w:rFonts w:ascii="宋体" w:hAnsi="宋体" w:hint="eastAsia"/>
                 <w:sz w:val="24"/>
               </w:rPr>
             </w:pPr>
@@ -39487,7 +39388,7 @@
           <w:p>
             <w:pPr>
               <w:rPr>
-                <w:rFonts w:ascii="宋体" w:hAnsi="宋体"/>
+                <w:rFonts w:ascii="宋体" w:hAnsi="宋体" w:hint="eastAsia"/>
                 <w:sz w:val="24"/>
               </w:rPr>
             </w:pPr>
@@ -39558,7 +39459,7 @@
           <w:p>
             <w:pPr>
               <w:rPr>
-                <w:rFonts w:ascii="宋体" w:hAnsi="宋体"/>
+                <w:rFonts w:ascii="宋体" w:hAnsi="宋体" w:hint="eastAsia"/>
                 <w:sz w:val="24"/>
               </w:rPr>
             </w:pPr>
@@ -39594,7 +39495,7 @@
           <w:p>
             <w:pPr>
               <w:rPr>
-                <w:rFonts w:ascii="宋体" w:hAnsi="宋体"/>
+                <w:rFonts w:ascii="宋体" w:hAnsi="宋体" w:hint="eastAsia"/>
                 <w:sz w:val="24"/>
               </w:rPr>
             </w:pPr>
@@ -39630,7 +39531,7 @@
           <w:p>
             <w:pPr>
               <w:rPr>
-                <w:rFonts w:ascii="宋体" w:hAnsi="宋体"/>
+                <w:rFonts w:ascii="宋体" w:hAnsi="宋体" w:hint="eastAsia"/>
                 <w:sz w:val="24"/>
               </w:rPr>
             </w:pPr>
@@ -39648,7 +39549,7 @@
     <w:p>
       <w:pPr>
         <w:rPr>
-          <w:rFonts w:ascii="宋体" w:hAnsi="宋体"/>
+          <w:rFonts w:ascii="宋体" w:hAnsi="宋体" w:hint="eastAsia"/>
           <w:sz w:val="24"/>
         </w:rPr>
       </w:pPr>
@@ -39724,72 +39625,72 @@
       <w:pPr>
         <w:jc w:val="center"/>
         <w:rPr>
+          <w:rFonts w:ascii="宋体" w:hAnsi="宋体" w:hint="eastAsia"/>
+          <w:sz w:val="24"/>
+        </w:rPr>
+      </w:pPr>
+      <w:r>
+        <w:rPr>
           <w:rFonts w:ascii="宋体" w:hAnsi="宋体"/>
           <w:sz w:val="24"/>
         </w:rPr>
-      </w:pPr>
+        <w:t>表</w:t>
+      </w:r>
+      <w:r>
+        <w:rPr>
+          <w:rFonts w:ascii="宋体" w:hAnsi="宋体" w:hint="eastAsia"/>
+          <w:sz w:val="24"/>
+        </w:rPr>
+        <w:t>(</w:t>
+      </w:r>
       <w:r>
         <w:rPr>
           <w:rFonts w:ascii="宋体" w:hAnsi="宋体"/>
           <w:sz w:val="24"/>
         </w:rPr>
-        <w:t>表</w:t>
+        <w:t>5-6</w:t>
       </w:r>
       <w:r>
         <w:rPr>
           <w:rFonts w:ascii="宋体" w:hAnsi="宋体" w:hint="eastAsia"/>
           <w:sz w:val="24"/>
         </w:rPr>
-        <w:t>(</w:t>
-      </w:r>
-      <w:r>
-        <w:rPr>
-          <w:rFonts w:ascii="宋体" w:hAnsi="宋体"/>
-          <w:sz w:val="24"/>
-        </w:rPr>
-        <w:t>5-6</w:t>
-      </w:r>
-      <w:r>
-        <w:rPr>
-          <w:rFonts w:ascii="宋体" w:hAnsi="宋体" w:hint="eastAsia"/>
-          <w:sz w:val="24"/>
-        </w:rPr>
         <w:t>)</w:t>
       </w:r>
     </w:p>
     <w:p>
       <w:pPr>
         <w:pStyle w:val="3"/>
+        <w:rPr>
+          <w:rFonts w:ascii="黑体" w:eastAsia="黑体" w:hAnsi="黑体" w:hint="eastAsia"/>
+          <w:color w:val="000000" w:themeColor="text1"/>
+          <w:sz w:val="28"/>
+          <w:szCs w:val="28"/>
+        </w:rPr>
+      </w:pPr>
+      <w:r>
+        <w:rPr>
+          <w:color w:val="000000" w:themeColor="text1"/>
+          <w:sz w:val="28"/>
+          <w:szCs w:val="28"/>
+        </w:rPr>
+        <w:lastRenderedPageBreak/>
+        <w:t xml:space="preserve">5.6 </w:t>
+      </w:r>
+      <w:r>
         <w:rPr>
           <w:rFonts w:ascii="黑体" w:eastAsia="黑体" w:hAnsi="黑体"/>
           <w:color w:val="000000" w:themeColor="text1"/>
           <w:sz w:val="28"/>
           <w:szCs w:val="28"/>
         </w:rPr>
-      </w:pPr>
-      <w:r>
-        <w:rPr>
-          <w:color w:val="000000" w:themeColor="text1"/>
-          <w:sz w:val="28"/>
-          <w:szCs w:val="28"/>
-        </w:rPr>
-        <w:lastRenderedPageBreak/>
-        <w:t xml:space="preserve">5.6 </w:t>
-      </w:r>
-      <w:r>
-        <w:rPr>
-          <w:rFonts w:ascii="黑体" w:eastAsia="黑体" w:hAnsi="黑体"/>
-          <w:color w:val="000000" w:themeColor="text1"/>
-          <w:sz w:val="28"/>
-          <w:szCs w:val="28"/>
-        </w:rPr>
         <w:t>本章小结</w:t>
       </w:r>
     </w:p>
     <w:p>
       <w:pPr>
         <w:rPr>
-          <w:rFonts w:ascii="宋体" w:hAnsi="宋体"/>
+          <w:rFonts w:ascii="宋体" w:hAnsi="宋体" w:hint="eastAsia"/>
           <w:sz w:val="24"/>
         </w:rPr>
       </w:pPr>
@@ -39808,7 +39709,7 @@
           <w:numId w:val="26"/>
         </w:numPr>
         <w:rPr>
-          <w:rFonts w:ascii="宋体" w:hAnsi="宋体"/>
+          <w:rFonts w:ascii="宋体" w:hAnsi="宋体" w:hint="eastAsia"/>
           <w:sz w:val="24"/>
         </w:rPr>
       </w:pPr>
@@ -39827,7 +39728,7 @@
           <w:numId w:val="26"/>
         </w:numPr>
         <w:rPr>
-          <w:rFonts w:ascii="宋体" w:hAnsi="宋体"/>
+          <w:rFonts w:ascii="宋体" w:hAnsi="宋体" w:hint="eastAsia"/>
           <w:sz w:val="24"/>
         </w:rPr>
       </w:pPr>
@@ -39862,7 +39763,7 @@
           <w:numId w:val="26"/>
         </w:numPr>
         <w:rPr>
-          <w:rFonts w:ascii="宋体" w:hAnsi="宋体"/>
+          <w:rFonts w:ascii="宋体" w:hAnsi="宋体" w:hint="eastAsia"/>
           <w:sz w:val="24"/>
         </w:rPr>
       </w:pPr>
@@ -40055,7 +39956,7 @@
           <w:numId w:val="26"/>
         </w:numPr>
         <w:rPr>
-          <w:rFonts w:ascii="宋体" w:hAnsi="宋体"/>
+          <w:rFonts w:ascii="宋体" w:hAnsi="宋体" w:hint="eastAsia"/>
           <w:sz w:val="24"/>
         </w:rPr>
       </w:pPr>
@@ -40150,7 +40051,7 @@
           <w:numId w:val="26"/>
         </w:numPr>
         <w:rPr>
-          <w:rFonts w:ascii="宋体" w:hAnsi="宋体"/>
+          <w:rFonts w:ascii="宋体" w:hAnsi="宋体" w:hint="eastAsia"/>
           <w:sz w:val="24"/>
         </w:rPr>
       </w:pPr>
@@ -40215,27 +40116,27 @@
       <w:pPr>
         <w:pStyle w:val="3"/>
         <w:rPr>
+          <w:rFonts w:ascii="黑体" w:eastAsia="黑体" w:hAnsi="黑体" w:hint="eastAsia"/>
+          <w:color w:val="000000" w:themeColor="text1"/>
+          <w:sz w:val="28"/>
+          <w:szCs w:val="28"/>
+        </w:rPr>
+      </w:pPr>
+      <w:r>
+        <w:rPr>
+          <w:color w:val="000000" w:themeColor="text1"/>
+          <w:sz w:val="28"/>
+          <w:szCs w:val="28"/>
+        </w:rPr>
+        <w:t xml:space="preserve">6.1 </w:t>
+      </w:r>
+      <w:r>
+        <w:rPr>
           <w:rFonts w:ascii="黑体" w:eastAsia="黑体" w:hAnsi="黑体"/>
           <w:color w:val="000000" w:themeColor="text1"/>
           <w:sz w:val="28"/>
           <w:szCs w:val="28"/>
         </w:rPr>
-      </w:pPr>
-      <w:r>
-        <w:rPr>
-          <w:color w:val="000000" w:themeColor="text1"/>
-          <w:sz w:val="28"/>
-          <w:szCs w:val="28"/>
-        </w:rPr>
-        <w:t xml:space="preserve">6.1 </w:t>
-      </w:r>
-      <w:r>
-        <w:rPr>
-          <w:rFonts w:ascii="黑体" w:eastAsia="黑体" w:hAnsi="黑体"/>
-          <w:color w:val="000000" w:themeColor="text1"/>
-          <w:sz w:val="28"/>
-          <w:szCs w:val="28"/>
-        </w:rPr>
         <w:t>全文工作总结</w:t>
       </w:r>
     </w:p>
@@ -40243,22 +40144,22 @@
       <w:pPr>
         <w:ind w:firstLine="420"/>
         <w:rPr>
+          <w:rFonts w:ascii="宋体" w:hAnsi="宋体" w:hint="eastAsia"/>
+          <w:sz w:val="24"/>
+        </w:rPr>
+      </w:pPr>
+      <w:r>
+        <w:rPr>
           <w:rFonts w:ascii="宋体" w:hAnsi="宋体"/>
           <w:sz w:val="24"/>
         </w:rPr>
-      </w:pPr>
-      <w:r>
-        <w:rPr>
-          <w:rFonts w:ascii="宋体" w:hAnsi="宋体"/>
-          <w:sz w:val="24"/>
-        </w:rPr>
         <w:t>针对独居老人因下肢肌力衰退与平衡控制力下降导致的跌倒隐患，本文设计并实现了一套基于计算机视觉的“渐进式步态退化与跌倒风险”早期预警系统，实现了非接触式的事前风险评估与渐进式预警。</w:t>
       </w:r>
     </w:p>
     <w:p>
       <w:pPr>
         <w:rPr>
-          <w:rFonts w:ascii="宋体" w:hAnsi="宋体"/>
+          <w:rFonts w:ascii="宋体" w:hAnsi="宋体" w:hint="eastAsia"/>
           <w:sz w:val="24"/>
         </w:rPr>
       </w:pPr>
@@ -40277,7 +40178,7 @@
           <w:numId w:val="27"/>
         </w:numPr>
         <w:rPr>
-          <w:rFonts w:ascii="宋体" w:hAnsi="宋体"/>
+          <w:rFonts w:ascii="宋体" w:hAnsi="宋体" w:hint="eastAsia"/>
           <w:sz w:val="24"/>
         </w:rPr>
       </w:pPr>
@@ -40305,7 +40206,7 @@
           <w:numId w:val="27"/>
         </w:numPr>
         <w:rPr>
-          <w:rFonts w:ascii="宋体" w:hAnsi="宋体"/>
+          <w:rFonts w:ascii="宋体" w:hAnsi="宋体" w:hint="eastAsia"/>
           <w:sz w:val="24"/>
         </w:rPr>
       </w:pPr>
@@ -40333,7 +40234,7 @@
           <w:numId w:val="27"/>
         </w:numPr>
         <w:rPr>
-          <w:rFonts w:ascii="宋体" w:hAnsi="宋体"/>
+          <w:rFonts w:ascii="宋体" w:hAnsi="宋体" w:hint="eastAsia"/>
           <w:sz w:val="24"/>
         </w:rPr>
       </w:pPr>
@@ -40361,7 +40262,7 @@
           <w:numId w:val="27"/>
         </w:numPr>
         <w:rPr>
-          <w:rFonts w:ascii="宋体" w:hAnsi="宋体"/>
+          <w:rFonts w:ascii="宋体" w:hAnsi="宋体" w:hint="eastAsia"/>
           <w:sz w:val="24"/>
         </w:rPr>
       </w:pPr>
@@ -40469,27 +40370,27 @@
       <w:pPr>
         <w:pStyle w:val="3"/>
         <w:rPr>
+          <w:rFonts w:ascii="黑体" w:eastAsia="黑体" w:hAnsi="黑体" w:hint="eastAsia"/>
+          <w:color w:val="000000" w:themeColor="text1"/>
+          <w:sz w:val="28"/>
+          <w:szCs w:val="28"/>
+        </w:rPr>
+      </w:pPr>
+      <w:r>
+        <w:rPr>
+          <w:color w:val="000000" w:themeColor="text1"/>
+          <w:sz w:val="28"/>
+          <w:szCs w:val="28"/>
+        </w:rPr>
+        <w:t xml:space="preserve">6.2 </w:t>
+      </w:r>
+      <w:r>
+        <w:rPr>
           <w:rFonts w:ascii="黑体" w:eastAsia="黑体" w:hAnsi="黑体"/>
           <w:color w:val="000000" w:themeColor="text1"/>
           <w:sz w:val="28"/>
           <w:szCs w:val="28"/>
         </w:rPr>
-      </w:pPr>
-      <w:r>
-        <w:rPr>
-          <w:color w:val="000000" w:themeColor="text1"/>
-          <w:sz w:val="28"/>
-          <w:szCs w:val="28"/>
-        </w:rPr>
-        <w:t xml:space="preserve">6.2 </w:t>
-      </w:r>
-      <w:r>
-        <w:rPr>
-          <w:rFonts w:ascii="黑体" w:eastAsia="黑体" w:hAnsi="黑体"/>
-          <w:color w:val="000000" w:themeColor="text1"/>
-          <w:sz w:val="28"/>
-          <w:szCs w:val="28"/>
-        </w:rPr>
         <w:t>系统不足与未来展望</w:t>
       </w:r>
     </w:p>
@@ -40497,7 +40398,7 @@
       <w:pPr>
         <w:ind w:firstLine="360"/>
         <w:rPr>
-          <w:rFonts w:ascii="宋体" w:hAnsi="宋体"/>
+          <w:rFonts w:ascii="宋体" w:hAnsi="宋体" w:hint="eastAsia"/>
           <w:sz w:val="24"/>
         </w:rPr>
       </w:pPr>
@@ -40516,7 +40417,7 @@
           <w:numId w:val="28"/>
         </w:numPr>
         <w:rPr>
-          <w:rFonts w:ascii="宋体" w:hAnsi="宋体"/>
+          <w:rFonts w:ascii="宋体" w:hAnsi="宋体" w:hint="eastAsia"/>
           <w:sz w:val="24"/>
         </w:rPr>
       </w:pPr>
@@ -40540,7 +40441,7 @@
     <w:p>
       <w:pPr>
         <w:rPr>
-          <w:rFonts w:ascii="宋体" w:hAnsi="宋体"/>
+          <w:rFonts w:ascii="宋体" w:hAnsi="宋体" w:hint="eastAsia"/>
           <w:sz w:val="24"/>
         </w:rPr>
       </w:pPr>
@@ -40575,7 +40476,7 @@
           <w:numId w:val="28"/>
         </w:numPr>
         <w:rPr>
-          <w:rFonts w:ascii="宋体" w:hAnsi="宋体"/>
+          <w:rFonts w:ascii="宋体" w:hAnsi="宋体" w:hint="eastAsia"/>
           <w:sz w:val="24"/>
         </w:rPr>
       </w:pPr>
@@ -40599,7 +40500,7 @@
     <w:p>
       <w:pPr>
         <w:rPr>
-          <w:rFonts w:ascii="宋体" w:hAnsi="宋体"/>
+          <w:rFonts w:ascii="宋体" w:hAnsi="宋体" w:hint="eastAsia"/>
           <w:sz w:val="24"/>
         </w:rPr>
       </w:pPr>
@@ -43065,7 +42966,7 @@
       <w:pPr>
         <w:pStyle w:val="3"/>
         <w:rPr>
-          <w:rFonts w:ascii="黑体" w:eastAsia="黑体" w:hAnsi="黑体"/>
+          <w:rFonts w:ascii="黑体" w:eastAsia="黑体" w:hAnsi="黑体" w:hint="eastAsia"/>
           <w:color w:val="000000" w:themeColor="text1"/>
           <w:sz w:val="28"/>
           <w:szCs w:val="28"/>
@@ -44589,28 +44490,28 @@
       <w:pPr>
         <w:pStyle w:val="3"/>
         <w:rPr>
+          <w:rFonts w:ascii="黑体" w:eastAsia="黑体" w:hAnsi="黑体" w:hint="eastAsia"/>
+          <w:b/>
+          <w:bCs/>
+          <w:sz w:val="28"/>
+          <w:szCs w:val="28"/>
+        </w:rPr>
+      </w:pPr>
+      <w:r>
+        <w:rPr>
+          <w:sz w:val="28"/>
+          <w:szCs w:val="28"/>
+        </w:rPr>
+        <w:t xml:space="preserve">C.1 </w:t>
+      </w:r>
+      <w:r>
+        <w:rPr>
           <w:rFonts w:ascii="黑体" w:eastAsia="黑体" w:hAnsi="黑体"/>
           <w:b/>
           <w:bCs/>
           <w:sz w:val="28"/>
           <w:szCs w:val="28"/>
         </w:rPr>
-      </w:pPr>
-      <w:r>
-        <w:rPr>
-          <w:sz w:val="28"/>
-          <w:szCs w:val="28"/>
-        </w:rPr>
-        <w:t xml:space="preserve">C.1 </w:t>
-      </w:r>
-      <w:r>
-        <w:rPr>
-          <w:rFonts w:ascii="黑体" w:eastAsia="黑体" w:hAnsi="黑体"/>
-          <w:b/>
-          <w:bCs/>
-          <w:sz w:val="28"/>
-          <w:szCs w:val="28"/>
-        </w:rPr>
         <w:t>极速镜头背景光流防抖模块 (pose_extractor.py)</w:t>
       </w:r>
     </w:p>
@@ -51089,7 +50990,7 @@
       <w:pPr>
         <w:pStyle w:val="3"/>
         <w:rPr>
-          <w:rFonts w:ascii="黑体" w:eastAsia="黑体" w:hAnsi="黑体"/>
+          <w:rFonts w:ascii="黑体" w:eastAsia="黑体" w:hAnsi="黑体" w:hint="eastAsia"/>
           <w:b/>
           <w:bCs/>
           <w:sz w:val="28"/>
@@ -59560,6 +59461,7 @@
   <w:style w:type="character" w:default="1" w:styleId="a0">
     <w:name w:val="Default Paragraph Font"/>
     <w:uiPriority w:val="1"/>
+    <w:semiHidden/>
     <w:unhideWhenUsed/>
   </w:style>
   <w:style w:type="table" w:default="1" w:styleId="a1">
